--- a/assets/intelligrator-phased-plan.docx
+++ b/assets/intelligrator-phased-plan.docx
@@ -83,7 +83,7 @@
           <w:sz w:val="21"/>
           <w:szCs w:val="21"/>
         </w:rPr>
-        <w:t xml:space="preserve">Version 2.0   |   14 July 2026</w:t>
+        <w:t xml:space="preserve">Version 2.1   |   15 July 2026</w:t>
       </w:r>
     </w:p>
     <w:p>
@@ -97,7 +97,7 @@
           <w:sz w:val="21"/>
           <w:szCs w:val="21"/>
         </w:rPr>
-        <w:t xml:space="preserve">60 weeks · 6 phases · MVP live at week 14</w:t>
+        <w:t xml:space="preserve">30 weeks · 7 phases · week 1 began Monday 13 Jul 2026 · MVP live at week 5</w:t>
       </w:r>
     </w:p>
     <w:p>
@@ -125,7 +125,7 @@
           <w:sz w:val="21"/>
           <w:szCs w:val="21"/>
         </w:rPr>
-        <w:t xml:space="preserve">65 user stories  ·  384 story points  ·  282 acceptance criteria</w:t>
+        <w:t xml:space="preserve">66 user stories  ·  389 story points  ·  287 acceptance criteria</w:t>
       </w:r>
     </w:p>
     <w:p>
@@ -596,7 +596,7 @@
                 <w:sz w:val="19"/>
                 <w:szCs w:val="19"/>
               </w:rPr>
-              <w:t xml:space="preserve">Weeks 1–4</w:t>
+              <w:t xml:space="preserve">W1–W2</w:t>
             </w:r>
           </w:p>
         </w:tc>
@@ -728,7 +728,7 @@
                 <w:sz w:val="19"/>
                 <w:szCs w:val="19"/>
               </w:rPr>
-              <w:t xml:space="preserve">MVP — MFT Self-Service</w:t>
+              <w:t xml:space="preserve">MVP — MFT Self-Service + 2FA Access</w:t>
             </w:r>
           </w:p>
         </w:tc>
@@ -753,7 +753,7 @@
                 <w:sz w:val="19"/>
                 <w:szCs w:val="19"/>
               </w:rPr>
-              <w:t xml:space="preserve">Weeks 3–14</w:t>
+              <w:t xml:space="preserve">W3–W5</w:t>
             </w:r>
           </w:p>
         </w:tc>
@@ -778,7 +778,7 @@
                 <w:sz w:val="19"/>
                 <w:szCs w:val="19"/>
               </w:rPr>
-              <w:t xml:space="preserve">A user logs in with a username and password, submits a Managed File Transfer request, an admin accepts or rejects it, and an approved request is provisioned automatically with no human touching Boomi..</w:t>
+              <w:t xml:space="preserve">A user signs in with a username, password and a second factor, submits a Managed File Transfer request, an admin accepts or rejects it, and an approved request is provisioned automatically with no human touching Boomi..</w:t>
             </w:r>
           </w:p>
         </w:tc>
@@ -803,7 +803,7 @@
                 <w:sz w:val="19"/>
                 <w:szCs w:val="19"/>
               </w:rPr>
-              <w:t xml:space="preserve">32</w:t>
+              <w:t xml:space="preserve">33</w:t>
             </w:r>
           </w:p>
         </w:tc>
@@ -828,7 +828,7 @@
                 <w:sz w:val="19"/>
                 <w:szCs w:val="19"/>
               </w:rPr>
-              <w:t xml:space="preserve">156</w:t>
+              <w:t xml:space="preserve">161</w:t>
             </w:r>
           </w:p>
         </w:tc>
@@ -837,7 +837,7 @@
         <w:tc>
           <w:tcPr>
             <w:tcW w:type="dxa" w:w="700"/>
-            <w:shd w:fill="7A3DB8" w:color="auto" w:val="clear"/>
+            <w:shd w:fill="0F7A5A" w:color="auto" w:val="clear"/>
             <w:tcMar>
               <w:top w:type="dxa" w:w="80"/>
               <w:left w:type="dxa" w:w="110"/>
@@ -885,7 +885,7 @@
                 <w:sz w:val="19"/>
                 <w:szCs w:val="19"/>
               </w:rPr>
-              <w:t xml:space="preserve">API Onboarding, Build &amp; Composition</w:t>
+              <w:t xml:space="preserve">API Onboarding &amp; Build (Simple)</w:t>
             </w:r>
           </w:p>
         </w:tc>
@@ -910,7 +910,7 @@
                 <w:sz w:val="19"/>
                 <w:szCs w:val="19"/>
               </w:rPr>
-              <w:t xml:space="preserve">Weeks 15–28</w:t>
+              <w:t xml:space="preserve">W6–W9</w:t>
             </w:r>
           </w:p>
         </w:tc>
@@ -935,7 +935,7 @@
                 <w:sz w:val="19"/>
                 <w:szCs w:val="19"/>
               </w:rPr>
-              <w:t xml:space="preserve">A user uploads an OpenAPI specification, the platform validates it, builds and deploys the API automatically, and lets them compose several published APIs into a single mashup — all without a developer writing a Boomi process..</w:t>
+              <w:t xml:space="preserve">A user uploads an OpenAPI specification, the platform validates it, and builds and deploys a live, secured, rate-limited API automatically — with no developer writing a Boomi process.</w:t>
             </w:r>
           </w:p>
         </w:tc>
@@ -960,7 +960,7 @@
                 <w:sz w:val="19"/>
                 <w:szCs w:val="19"/>
               </w:rPr>
-              <w:t xml:space="preserve">14</w:t>
+              <w:t xml:space="preserve">11</w:t>
             </w:r>
           </w:p>
         </w:tc>
@@ -985,7 +985,7 @@
                 <w:sz w:val="19"/>
                 <w:szCs w:val="19"/>
               </w:rPr>
-              <w:t xml:space="preserve">105</w:t>
+              <w:t xml:space="preserve">76</w:t>
             </w:r>
           </w:p>
         </w:tc>
@@ -994,7 +994,7 @@
         <w:tc>
           <w:tcPr>
             <w:tcW w:type="dxa" w:w="700"/>
-            <w:shd w:fill="0F7A5A" w:color="auto" w:val="clear"/>
+            <w:shd w:fill="7A3DB8" w:color="auto" w:val="clear"/>
             <w:tcMar>
               <w:top w:type="dxa" w:w="80"/>
               <w:left w:type="dxa" w:w="110"/>
@@ -1042,7 +1042,7 @@
                 <w:sz w:val="19"/>
                 <w:szCs w:val="19"/>
               </w:rPr>
-              <w:t xml:space="preserve">Enterprise Identity, Governance &amp; Scale</w:t>
+              <w:t xml:space="preserve">API Mashup &amp; Composition</w:t>
             </w:r>
           </w:p>
         </w:tc>
@@ -1067,7 +1067,7 @@
                 <w:sz w:val="19"/>
                 <w:szCs w:val="19"/>
               </w:rPr>
-              <w:t xml:space="preserve">Weeks 29–38</w:t>
+              <w:t xml:space="preserve">W10–W15</w:t>
             </w:r>
           </w:p>
         </w:tc>
@@ -1092,7 +1092,7 @@
                 <w:sz w:val="19"/>
                 <w:szCs w:val="19"/>
               </w:rPr>
-              <w:t xml:space="preserve">Replace the MVP's local login with enterprise SSO, add the controls an auditor will actually test, and take the service to production at scale..</w:t>
+              <w:t xml:space="preserve">A user composes several published APIs into a single composite API — sequence, parallel fan-out/fan-in, field mapping and response shaping — executed by one generic orchestration engine, with no bespoke Boomi process per mashup..</w:t>
             </w:r>
           </w:p>
         </w:tc>
@@ -1117,7 +1117,7 @@
                 <w:sz w:val="19"/>
                 <w:szCs w:val="19"/>
               </w:rPr>
-              <w:t xml:space="preserve">9</w:t>
+              <w:t xml:space="preserve">3</w:t>
             </w:r>
           </w:p>
         </w:tc>
@@ -1142,7 +1142,7 @@
                 <w:sz w:val="19"/>
                 <w:szCs w:val="19"/>
               </w:rPr>
-              <w:t xml:space="preserve">44</w:t>
+              <w:t xml:space="preserve">29</w:t>
             </w:r>
           </w:p>
         </w:tc>
@@ -1199,7 +1199,7 @@
                 <w:sz w:val="19"/>
                 <w:szCs w:val="19"/>
               </w:rPr>
-              <w:t xml:space="preserve">Event-Driven Onboarding</w:t>
+              <w:t xml:space="preserve">Enterprise SSO, Governance &amp; Scale</w:t>
             </w:r>
           </w:p>
         </w:tc>
@@ -1224,7 +1224,7 @@
                 <w:sz w:val="19"/>
                 <w:szCs w:val="19"/>
               </w:rPr>
-              <w:t xml:space="preserve">Weeks 39–48</w:t>
+              <w:t xml:space="preserve">W14–W19</w:t>
             </w:r>
           </w:p>
         </w:tc>
@@ -1249,7 +1249,7 @@
                 <w:sz w:val="19"/>
                 <w:szCs w:val="19"/>
               </w:rPr>
-              <w:t xml:space="preserve">Extend the same front door to event streaming: AsyncAPI contracts, a browsable event catalogue, and a schema registry that refuses an incompatible change..</w:t>
+              <w:t xml:space="preserve">Replace the MVP's local login with enterprise SSO, add step-up MFA at the moment of decision, and stand up the controls an auditor will actually test — running as a parallel identity-and-governance track from around the three-month mark, overlapping the tail of the mashup build..</w:t>
             </w:r>
           </w:p>
         </w:tc>
@@ -1274,7 +1274,7 @@
                 <w:sz w:val="19"/>
                 <w:szCs w:val="19"/>
               </w:rPr>
-              <w:t xml:space="preserve">4</w:t>
+              <w:t xml:space="preserve">9</w:t>
             </w:r>
           </w:p>
         </w:tc>
@@ -1299,7 +1299,7 @@
                 <w:sz w:val="19"/>
                 <w:szCs w:val="19"/>
               </w:rPr>
-              <w:t xml:space="preserve">34</w:t>
+              <w:t xml:space="preserve">44</w:t>
             </w:r>
           </w:p>
         </w:tc>
@@ -1308,7 +1308,7 @@
         <w:tc>
           <w:tcPr>
             <w:tcW w:type="dxa" w:w="700"/>
-            <w:shd w:fill="B3261E" w:color="auto" w:val="clear"/>
+            <w:shd w:fill="C2410C" w:color="auto" w:val="clear"/>
             <w:tcMar>
               <w:top w:type="dxa" w:w="80"/>
               <w:left w:type="dxa" w:w="110"/>
@@ -1356,6 +1356,163 @@
                 <w:sz w:val="19"/>
                 <w:szCs w:val="19"/>
               </w:rPr>
+              <w:t xml:space="preserve">Event-Driven Onboarding</w:t>
+            </w:r>
+          </w:p>
+        </w:tc>
+        <w:tc>
+          <w:tcPr>
+            <w:tcW w:type="dxa" w:w="1000"/>
+            <w:tcMar>
+              <w:top w:type="dxa" w:w="80"/>
+              <w:left w:type="dxa" w:w="110"/>
+              <w:bottom w:type="dxa" w:w="80"/>
+              <w:right w:type="dxa" w:w="110"/>
+            </w:tcMar>
+          </w:tcPr>
+          <w:p>
+            <w:pPr>
+              <w:spacing w:after="0"/>
+            </w:pPr>
+            <w:r>
+              <w:rPr>
+                <w:rFonts w:ascii="Calibri" w:cs="Calibri" w:eastAsia="Calibri" w:hAnsi="Calibri"/>
+                <w:color w:val="3D4653"/>
+                <w:sz w:val="19"/>
+                <w:szCs w:val="19"/>
+              </w:rPr>
+              <w:t xml:space="preserve">W20–W24</w:t>
+            </w:r>
+          </w:p>
+        </w:tc>
+        <w:tc>
+          <w:tcPr>
+            <w:tcW w:type="dxa" w:w="3760"/>
+            <w:tcMar>
+              <w:top w:type="dxa" w:w="80"/>
+              <w:left w:type="dxa" w:w="110"/>
+              <w:bottom w:type="dxa" w:w="80"/>
+              <w:right w:type="dxa" w:w="110"/>
+            </w:tcMar>
+          </w:tcPr>
+          <w:p>
+            <w:pPr>
+              <w:spacing w:after="0"/>
+            </w:pPr>
+            <w:r>
+              <w:rPr>
+                <w:rFonts w:ascii="Calibri" w:cs="Calibri" w:eastAsia="Calibri" w:hAnsi="Calibri"/>
+                <w:color w:val="3D4653"/>
+                <w:sz w:val="19"/>
+                <w:szCs w:val="19"/>
+              </w:rPr>
+              <w:t xml:space="preserve">Extend the same front door to event streaming: AsyncAPI contracts, a browsable event catalogue, and a schema registry that refuses an incompatible change..</w:t>
+            </w:r>
+          </w:p>
+        </w:tc>
+        <w:tc>
+          <w:tcPr>
+            <w:tcW w:type="dxa" w:w="700"/>
+            <w:tcMar>
+              <w:top w:type="dxa" w:w="80"/>
+              <w:left w:type="dxa" w:w="110"/>
+              <w:bottom w:type="dxa" w:w="80"/>
+              <w:right w:type="dxa" w:w="110"/>
+            </w:tcMar>
+          </w:tcPr>
+          <w:p>
+            <w:pPr>
+              <w:spacing w:after="0"/>
+            </w:pPr>
+            <w:r>
+              <w:rPr>
+                <w:rFonts w:ascii="Calibri" w:cs="Calibri" w:eastAsia="Calibri" w:hAnsi="Calibri"/>
+                <w:color w:val="3D4653"/>
+                <w:sz w:val="19"/>
+                <w:szCs w:val="19"/>
+              </w:rPr>
+              <w:t xml:space="preserve">4</w:t>
+            </w:r>
+          </w:p>
+        </w:tc>
+        <w:tc>
+          <w:tcPr>
+            <w:tcW w:type="dxa" w:w="700"/>
+            <w:tcMar>
+              <w:top w:type="dxa" w:w="80"/>
+              <w:left w:type="dxa" w:w="110"/>
+              <w:bottom w:type="dxa" w:w="80"/>
+              <w:right w:type="dxa" w:w="110"/>
+            </w:tcMar>
+          </w:tcPr>
+          <w:p>
+            <w:pPr>
+              <w:spacing w:after="0"/>
+            </w:pPr>
+            <w:r>
+              <w:rPr>
+                <w:rFonts w:ascii="Calibri" w:cs="Calibri" w:eastAsia="Calibri" w:hAnsi="Calibri"/>
+                <w:color w:val="3D4653"/>
+                <w:sz w:val="19"/>
+                <w:szCs w:val="19"/>
+              </w:rPr>
+              <w:t xml:space="preserve">34</w:t>
+            </w:r>
+          </w:p>
+        </w:tc>
+      </w:tr>
+      <w:tr>
+        <w:tc>
+          <w:tcPr>
+            <w:tcW w:type="dxa" w:w="700"/>
+            <w:shd w:fill="B3261E" w:color="auto" w:val="clear"/>
+            <w:tcMar>
+              <w:top w:type="dxa" w:w="80"/>
+              <w:left w:type="dxa" w:w="110"/>
+              <w:bottom w:type="dxa" w:w="80"/>
+              <w:right w:type="dxa" w:w="110"/>
+            </w:tcMar>
+          </w:tcPr>
+          <w:p>
+            <w:pPr>
+              <w:spacing w:after="0"/>
+            </w:pPr>
+            <w:r>
+              <w:rPr>
+                <w:rFonts w:ascii="Calibri" w:cs="Calibri" w:eastAsia="Calibri" w:hAnsi="Calibri"/>
+                <w:b/>
+                <w:bCs/>
+                <w:color w:val="FFFFFF"/>
+                <w:sz w:val="19"/>
+                <w:szCs w:val="19"/>
+              </w:rPr>
+              <w:t xml:space="preserve">P6</w:t>
+            </w:r>
+          </w:p>
+        </w:tc>
+        <w:tc>
+          <w:tcPr>
+            <w:tcW w:type="dxa" w:w="2500"/>
+            <w:tcMar>
+              <w:top w:type="dxa" w:w="80"/>
+              <w:left w:type="dxa" w:w="110"/>
+              <w:bottom w:type="dxa" w:w="80"/>
+              <w:right w:type="dxa" w:w="110"/>
+            </w:tcMar>
+          </w:tcPr>
+          <w:p>
+            <w:pPr>
+              <w:spacing w:after="0"/>
+            </w:pPr>
+            <w:r>
+              <w:rPr>
+                <w:rFonts w:ascii="Calibri" w:cs="Calibri" w:eastAsia="Calibri" w:hAnsi="Calibri"/>
+                <w:b/>
+                <w:bCs/>
+                <w:color w:val="3D4653"/>
+                <w:sz w:val="19"/>
+                <w:szCs w:val="19"/>
+              </w:rPr>
               <w:t xml:space="preserve">Optimise, Automate &amp; Retire</w:t>
             </w:r>
           </w:p>
@@ -1381,7 +1538,7 @@
                 <w:sz w:val="19"/>
                 <w:szCs w:val="19"/>
               </w:rPr>
-              <w:t xml:space="preserve">Weeks 49–60</w:t>
+              <w:t xml:space="preserve">W25–W30</w:t>
             </w:r>
           </w:p>
         </w:tc>
@@ -1672,7 +1829,7 @@
                 <w:sz w:val="19"/>
                 <w:szCs w:val="19"/>
               </w:rPr>
-              <w:t xml:space="preserve">W4</w:t>
+              <w:t xml:space="preserve">W2</w:t>
             </w:r>
           </w:p>
         </w:tc>
@@ -1724,7 +1881,7 @@
                 <w:sz w:val="19"/>
                 <w:szCs w:val="19"/>
               </w:rPr>
-              <w:t xml:space="preserve">A hand-inserted config row moves a file end-to-end. No component created.</w:t>
+              <w:t xml:space="preserve">A hand-inserted config row moves a file end-to-end. No Boomi component created.</w:t>
             </w:r>
           </w:p>
         </w:tc>
@@ -1778,7 +1935,7 @@
                 <w:sz w:val="19"/>
                 <w:szCs w:val="19"/>
               </w:rPr>
-              <w:t xml:space="preserve">W14</w:t>
+              <w:t xml:space="preserve">W5</w:t>
             </w:r>
           </w:p>
         </w:tc>
@@ -1805,7 +1962,7 @@
                 <w:sz w:val="19"/>
                 <w:szCs w:val="19"/>
               </w:rPr>
-              <w:t xml:space="preserve">MVP live</w:t>
+              <w:t xml:space="preserve">MVP live — MFT + 2FA</w:t>
             </w:r>
           </w:p>
         </w:tc>
@@ -1830,7 +1987,7 @@
                 <w:sz w:val="19"/>
                 <w:szCs w:val="19"/>
               </w:rPr>
-              <w:t xml:space="preserve">A non-Boomi user self-serves a live SFTP interface. Approval → provisioned, automatically.</w:t>
+              <w:t xml:space="preserve">A non-Boomi user self-serves a live SFTP interface, behind a two-factor login. Approval provisions it automatically.</w:t>
             </w:r>
           </w:p>
         </w:tc>
@@ -1884,7 +2041,7 @@
                 <w:sz w:val="19"/>
                 <w:szCs w:val="19"/>
               </w:rPr>
-              <w:t xml:space="preserve">W22</w:t>
+              <w:t xml:space="preserve">W9</w:t>
             </w:r>
           </w:p>
         </w:tc>
@@ -1911,7 +2068,7 @@
                 <w:sz w:val="19"/>
                 <w:szCs w:val="19"/>
               </w:rPr>
-              <w:t xml:space="preserve">Contract-to-API build</w:t>
+              <w:t xml:space="preserve">Simple API build live</w:t>
             </w:r>
           </w:p>
         </w:tc>
@@ -1990,7 +2147,7 @@
                 <w:sz w:val="19"/>
                 <w:szCs w:val="19"/>
               </w:rPr>
-              <w:t xml:space="preserve">W28</w:t>
+              <w:t xml:space="preserve">W15</w:t>
             </w:r>
           </w:p>
         </w:tc>
@@ -2096,7 +2253,7 @@
                 <w:sz w:val="19"/>
                 <w:szCs w:val="19"/>
               </w:rPr>
-              <w:t xml:space="preserve">W38</w:t>
+              <w:t xml:space="preserve">W19</w:t>
             </w:r>
           </w:p>
         </w:tc>
@@ -2123,7 +2280,7 @@
                 <w:sz w:val="19"/>
                 <w:szCs w:val="19"/>
               </w:rPr>
-              <w:t xml:space="preserve">SSO cutover · production at scale</w:t>
+              <w:t xml:space="preserve">SSO cutover · governance live</w:t>
             </w:r>
           </w:p>
         </w:tc>
@@ -2202,7 +2359,7 @@
                 <w:sz w:val="19"/>
                 <w:szCs w:val="19"/>
               </w:rPr>
-              <w:t xml:space="preserve">W48</w:t>
+              <w:t xml:space="preserve">W24</w:t>
             </w:r>
           </w:p>
         </w:tc>
@@ -2308,7 +2465,7 @@
                 <w:sz w:val="19"/>
                 <w:szCs w:val="19"/>
               </w:rPr>
-              <w:t xml:space="preserve">W60</w:t>
+              <w:t xml:space="preserve">W30</w:t>
             </w:r>
           </w:p>
         </w:tc>
@@ -2615,7 +2772,7 @@
                 <w:sz w:val="19"/>
                 <w:szCs w:val="19"/>
               </w:rPr>
-              <w:t xml:space="preserve">Weeks 1–4</w:t>
+              <w:t xml:space="preserve">W1–W2</w:t>
             </w:r>
           </w:p>
         </w:tc>
@@ -2668,7 +2825,7 @@
                 <w:sz w:val="19"/>
                 <w:szCs w:val="19"/>
               </w:rPr>
-              <w:t xml:space="preserve">Platform enablement</w:t>
+              <w:t xml:space="preserve">Platform enablement · 2 weeks</w:t>
             </w:r>
           </w:p>
         </w:tc>
@@ -2755,7 +2912,7 @@
           <w:sz w:val="21"/>
           <w:szCs w:val="21"/>
         </w:rPr>
-        <w:t xml:space="preserve">Build the spine that every later phase sits on. Nothing user-facing ships in this phase — and that is the point.</w:t>
+        <w:t xml:space="preserve">Build the spine that every later phase sits on. Nothing user-facing ships in this phase — and that is the point. Two weeks, the platform lane only.</w:t>
       </w:r>
     </w:p>
     <w:p>
@@ -2786,7 +2943,7 @@
           <w:sz w:val="20"/>
           <w:szCs w:val="20"/>
         </w:rPr>
-        <w:t xml:space="preserve">MFT configuration schema designed and versioned (the table that the generic engine reads).</w:t>
+        <w:t xml:space="preserve">MFT configuration schema designed and versioned — and designed for all three pattern families (file, API, event), even though only file is implemented now.</w:t>
       </w:r>
     </w:p>
     <w:p>
@@ -2805,7 +2962,7 @@
           <w:sz w:val="20"/>
           <w:szCs w:val="20"/>
         </w:rPr>
-        <w:t xml:space="preserve">The single generic Boomi MFT engine process hardened, parameterised and deployed to all environments.</w:t>
+        <w:t xml:space="preserve">The single generic Boomi MFT engine process hardened, parameterised and deployed to every environment.</w:t>
       </w:r>
     </w:p>
     <w:p>
@@ -2824,7 +2981,7 @@
           <w:sz w:val="20"/>
           <w:szCs w:val="20"/>
         </w:rPr>
-        <w:t xml:space="preserve">Secrets store integrated (vault) — no credential ever lands in the portal database.</w:t>
+        <w:t xml:space="preserve">Secrets store (vault) integrated — no credential ever lands in the portal database.</w:t>
       </w:r>
     </w:p>
     <w:p>
@@ -2881,7 +3038,7 @@
           <w:sz w:val="20"/>
           <w:szCs w:val="20"/>
         </w:rPr>
-        <w:t xml:space="preserve">Pluggable authentication abstraction — so that swapping local login for enterprise SSO in Phase 3 is a configuration change, not a rebuild.</w:t>
+        <w:t xml:space="preserve">Pluggable authentication abstraction — so that swapping local login + 2FA for enterprise SSO in Phase 4 is a configuration change, not a rebuild.</w:t>
       </w:r>
     </w:p>
     <w:p>
@@ -2978,7 +3135,7 @@
           <w:sz w:val="20"/>
           <w:szCs w:val="20"/>
         </w:rPr>
-        <w:t xml:space="preserve">Automated deployment of the generic engine to every Atom/environment.</w:t>
+        <w:t xml:space="preserve">Automated deployment of the generic engine to every Atom / environment.</w:t>
       </w:r>
     </w:p>
     <w:p>
@@ -3066,7 +3223,7 @@
           <w:sz w:val="20"/>
           <w:szCs w:val="20"/>
         </w:rPr>
-        <w:t xml:space="preserve">The audit store rejects an update or delete.</w:t>
+        <w:t xml:space="preserve">The audit store rejects an update or a delete.</w:t>
       </w:r>
     </w:p>
     <w:p>
@@ -3102,7 +3259,7 @@
         <w:rPr>
           <w:rFonts w:ascii="Calibri" w:cs="Calibri" w:eastAsia="Calibri" w:hAnsi="Calibri"/>
         </w:rPr>
-        <w:t xml:space="preserve">6. P1 — MVP — MFT Self-Service</w:t>
+        <w:t xml:space="preserve">6. P1 — MVP — MFT Self-Service + 2FA Access</w:t>
       </w:r>
     </w:p>
     <w:tbl>
@@ -3175,7 +3332,7 @@
                 <w:sz w:val="19"/>
                 <w:szCs w:val="19"/>
               </w:rPr>
-              <w:t xml:space="preserve">Weeks 3–14</w:t>
+              <w:t xml:space="preserve">W3–W5</w:t>
             </w:r>
           </w:p>
         </w:tc>
@@ -3228,7 +3385,7 @@
                 <w:sz w:val="19"/>
                 <w:szCs w:val="19"/>
               </w:rPr>
-              <w:t xml:space="preserve">The one that proves it</w:t>
+              <w:t xml:space="preserve">The one that proves it · 3 weeks</w:t>
             </w:r>
           </w:p>
         </w:tc>
@@ -3281,7 +3438,7 @@
                 <w:sz w:val="19"/>
                 <w:szCs w:val="19"/>
               </w:rPr>
-              <w:t xml:space="preserve">32  (156 pts)</w:t>
+              <w:t xml:space="preserve">33  (161 pts)</w:t>
             </w:r>
           </w:p>
         </w:tc>
@@ -3315,7 +3472,7 @@
           <w:sz w:val="21"/>
           <w:szCs w:val="21"/>
         </w:rPr>
-        <w:t xml:space="preserve">A user logs in with a username and password, submits a Managed File Transfer request, an admin accepts or rejects it, and an approved request is provisioned automatically with no human touching Boomi.</w:t>
+        <w:t xml:space="preserve">A user signs in with a username, password and a second factor, submits a Managed File Transfer request, an admin accepts or rejects it, and an approved request is provisioned automatically with no human touching Boomi.</w:t>
       </w:r>
     </w:p>
     <w:p>
@@ -3346,7 +3503,7 @@
           <w:sz w:val="20"/>
           <w:szCs w:val="20"/>
         </w:rPr>
-        <w:t xml:space="preserve">Local username-and-password authentication with self-registration and account approval.</w:t>
+        <w:t xml:space="preserve">Local username-and-password authentication with self-registration and admin account approval.</w:t>
       </w:r>
     </w:p>
     <w:p>
@@ -3365,7 +3522,7 @@
           <w:sz w:val="20"/>
           <w:szCs w:val="20"/>
         </w:rPr>
-        <w:t xml:space="preserve">The full MFT request form: identity, endpoints, file characteristics, trigger, security, classification, resilience, environment.</w:t>
+        <w:t xml:space="preserve">Two-factor authentication (TOTP) stood up on every sign-in, with recovery codes.</w:t>
       </w:r>
     </w:p>
     <w:p>
@@ -3384,7 +3541,7 @@
           <w:sz w:val="20"/>
           <w:szCs w:val="20"/>
         </w:rPr>
-        <w:t xml:space="preserve">Draft, submit, track, withdraw. Respond to a request for information.</w:t>
+        <w:t xml:space="preserve">The full MFT request form: identity, endpoints, file characteristics, trigger, security, classification, resilience, environment.</w:t>
       </w:r>
     </w:p>
     <w:p>
@@ -3403,7 +3560,7 @@
           <w:sz w:val="20"/>
           <w:szCs w:val="20"/>
         </w:rPr>
-        <w:t xml:space="preserve">Admin approval queue with basic pre-checks (naming standard, duplicate detection, credential validity).</w:t>
+        <w:t xml:space="preserve">Draft, submit, track, withdraw. Respond to a request for information.</w:t>
       </w:r>
     </w:p>
     <w:p>
@@ -3422,7 +3579,7 @@
           <w:sz w:val="20"/>
           <w:szCs w:val="20"/>
         </w:rPr>
-        <w:t xml:space="preserve">Accept, reject with reason code, or return for more information. Segregation of duties enforced server-side.</w:t>
+        <w:t xml:space="preserve">Admin approval queue with basic pre-checks (naming standard, duplicate detection, credential validity).</w:t>
       </w:r>
     </w:p>
     <w:p>
@@ -3441,19 +3598,7 @@
           <w:sz w:val="20"/>
           <w:szCs w:val="20"/>
         </w:rPr>
-        <w:t xml:space="preserve">The build automation: approval writes ONE config row, the generic engine picks it up, the endpoint is provisioned, credentials are issued into the vault, and a smoke test runs.</w:t>
-      </w:r>
-    </w:p>
-    <w:p>
-      <w:pPr>
-        <w:pStyle w:val="Heading2"/>
-        <w:spacing w:after="120" w:before="240"/>
-      </w:pPr>
-      <w:r>
-        <w:rPr>
-          <w:rFonts w:ascii="Calibri" w:cs="Calibri" w:eastAsia="Calibri" w:hAnsi="Calibri"/>
-        </w:rPr>
-        <w:t xml:space="preserve">Explicitly not in this phase</w:t>
+        <w:t xml:space="preserve">Accept, reject with reason code, or return for more information. Segregation of duties enforced server-side.</w:t>
       </w:r>
     </w:p>
     <w:p>
@@ -3472,7 +3617,19 @@
           <w:sz w:val="20"/>
           <w:szCs w:val="20"/>
         </w:rPr>
-        <w:t xml:space="preserve">Enterprise SSO and step-up MFA — Phase 3.</w:t>
+        <w:t xml:space="preserve">The build automation: approval writes ONE config row, the generic engine picks it up, the endpoint is provisioned, credentials are issued into the vault, and a smoke test runs.</w:t>
+      </w:r>
+    </w:p>
+    <w:p>
+      <w:pPr>
+        <w:pStyle w:val="Heading2"/>
+        <w:spacing w:after="120" w:before="240"/>
+      </w:pPr>
+      <w:r>
+        <w:rPr>
+          <w:rFonts w:ascii="Calibri" w:cs="Calibri" w:eastAsia="Calibri" w:hAnsi="Calibri"/>
+        </w:rPr>
+        <w:t xml:space="preserve">Explicitly not in this phase</w:t>
       </w:r>
     </w:p>
     <w:p>
@@ -3491,7 +3648,7 @@
           <w:sz w:val="20"/>
           <w:szCs w:val="20"/>
         </w:rPr>
-        <w:t xml:space="preserve">Anything API. Anything event-driven.</w:t>
+        <w:t xml:space="preserve">Enterprise SSO and step-up-at-decision MFA — Phase 4.</w:t>
       </w:r>
     </w:p>
     <w:p>
@@ -3510,35 +3667,7 @@
           <w:sz w:val="20"/>
           <w:szCs w:val="20"/>
         </w:rPr>
-        <w:t xml:space="preserve">Conditional approval, delegation, fast-path, reporting dashboards.</w:t>
-      </w:r>
-    </w:p>
-    <w:p>
-      <w:pPr>
-        <w:pStyle w:val="Heading2"/>
-        <w:spacing w:after="120" w:before="240"/>
-      </w:pPr>
-      <w:r>
-        <w:rPr>
-          <w:rFonts w:ascii="Calibri" w:cs="Calibri" w:eastAsia="Calibri" w:hAnsi="Calibri"/>
-        </w:rPr>
-        <w:t xml:space="preserve">The automation that builds it</w:t>
-      </w:r>
-    </w:p>
-    <w:p>
-      <w:pPr>
-        <w:spacing w:after="120" w:line="276"/>
-      </w:pPr>
-      <w:r>
-        <w:rPr>
-          <w:rFonts w:ascii="Calibri" w:cs="Calibri" w:eastAsia="Calibri" w:hAnsi="Calibri"/>
-          <w:i/>
-          <w:iCs/>
-          <w:color w:val="7A8493"/>
-          <w:sz w:val="19"/>
-          <w:szCs w:val="19"/>
-        </w:rPr>
-        <w:t xml:space="preserve">This is the part that makes Intelligrator a product rather than a form. Everything below happens without a human opening Boomi.</w:t>
+        <w:t xml:space="preserve">Anything API. Anything event-driven.</w:t>
       </w:r>
     </w:p>
     <w:p>
@@ -3557,7 +3686,35 @@
           <w:sz w:val="20"/>
           <w:szCs w:val="20"/>
         </w:rPr>
-        <w:t xml:space="preserve">Approve → config row written, keyed to the request reference.</w:t>
+        <w:t xml:space="preserve">Conditional approval, delegation, fast-path, reporting dashboards.</w:t>
+      </w:r>
+    </w:p>
+    <w:p>
+      <w:pPr>
+        <w:pStyle w:val="Heading2"/>
+        <w:spacing w:after="120" w:before="240"/>
+      </w:pPr>
+      <w:r>
+        <w:rPr>
+          <w:rFonts w:ascii="Calibri" w:cs="Calibri" w:eastAsia="Calibri" w:hAnsi="Calibri"/>
+        </w:rPr>
+        <w:t xml:space="preserve">The automation that builds it</w:t>
+      </w:r>
+    </w:p>
+    <w:p>
+      <w:pPr>
+        <w:spacing w:after="120" w:line="276"/>
+      </w:pPr>
+      <w:r>
+        <w:rPr>
+          <w:rFonts w:ascii="Calibri" w:cs="Calibri" w:eastAsia="Calibri" w:hAnsi="Calibri"/>
+          <w:i/>
+          <w:iCs/>
+          <w:color w:val="7A8493"/>
+          <w:sz w:val="19"/>
+          <w:szCs w:val="19"/>
+        </w:rPr>
+        <w:t xml:space="preserve">This is the part that makes Intelligrator a product rather than a form. Everything below happens without a human opening Boomi.</w:t>
       </w:r>
     </w:p>
     <w:p>
@@ -3576,7 +3733,7 @@
           <w:sz w:val="20"/>
           <w:szCs w:val="20"/>
         </w:rPr>
-        <w:t xml:space="preserve">Partner endpoint / virtual user created via the Boomi MFT (Thru) management API.</w:t>
+        <w:t xml:space="preserve">Approve → config row written, keyed to the request reference.</w:t>
       </w:r>
     </w:p>
     <w:p>
@@ -3595,7 +3752,7 @@
           <w:sz w:val="20"/>
           <w:szCs w:val="20"/>
         </w:rPr>
-        <w:t xml:space="preserve">SSH keys or certificates generated in the vault and delivered by a one-time, re-authenticated reveal.</w:t>
+        <w:t xml:space="preserve">Partner endpoint / virtual user created via the Boomi MFT (Thru) management API.</w:t>
       </w:r>
     </w:p>
     <w:p>
@@ -3614,7 +3771,7 @@
           <w:sz w:val="20"/>
           <w:szCs w:val="20"/>
         </w:rPr>
-        <w:t xml:space="preserve">Connectivity smoke test executed; result recorded against the interface.</w:t>
+        <w:t xml:space="preserve">SSH keys or certificates generated in the vault and delivered by a one-time, re-authenticated reveal.</w:t>
       </w:r>
     </w:p>
     <w:p>
@@ -3633,19 +3790,7 @@
           <w:sz w:val="20"/>
           <w:szCs w:val="20"/>
         </w:rPr>
-        <w:t xml:space="preserve">Rollback of partial configuration on any provisioning failure.</w:t>
-      </w:r>
-    </w:p>
-    <w:p>
-      <w:pPr>
-        <w:pStyle w:val="Heading2"/>
-        <w:spacing w:after="120" w:before="240"/>
-      </w:pPr>
-      <w:r>
-        <w:rPr>
-          <w:rFonts w:ascii="Calibri" w:cs="Calibri" w:eastAsia="Calibri" w:hAnsi="Calibri"/>
-        </w:rPr>
-        <w:t xml:space="preserve">Exit criteria — how you know it is done</w:t>
+        <w:t xml:space="preserve">Connectivity smoke test executed; result recorded against the interface.</w:t>
       </w:r>
     </w:p>
     <w:p>
@@ -3664,7 +3809,19 @@
           <w:sz w:val="20"/>
           <w:szCs w:val="20"/>
         </w:rPr>
-        <w:t xml:space="preserve">A requester who has never used Boomi onboards a working SFTP interface without raising a ticket.</w:t>
+        <w:t xml:space="preserve">Rollback of partial configuration on any provisioning failure.</w:t>
+      </w:r>
+    </w:p>
+    <w:p>
+      <w:pPr>
+        <w:pStyle w:val="Heading2"/>
+        <w:spacing w:after="120" w:before="240"/>
+      </w:pPr>
+      <w:r>
+        <w:rPr>
+          <w:rFonts w:ascii="Calibri" w:cs="Calibri" w:eastAsia="Calibri" w:hAnsi="Calibri"/>
+        </w:rPr>
+        <w:t xml:space="preserve">Exit criteria — how you know it is done</w:t>
       </w:r>
     </w:p>
     <w:p>
@@ -3683,7 +3840,7 @@
           <w:sz w:val="20"/>
           <w:szCs w:val="20"/>
         </w:rPr>
-        <w:t xml:space="preserve">End-to-end lead time from submission to Live is under the agreed target, measured, not asserted.</w:t>
+        <w:t xml:space="preserve">A requester who has never used Boomi onboards a working SFTP interface without raising a ticket.</w:t>
       </w:r>
     </w:p>
     <w:p>
@@ -3702,7 +3859,45 @@
           <w:sz w:val="20"/>
           <w:szCs w:val="20"/>
         </w:rPr>
-        <w:t xml:space="preserve">Zero new Boomi components created per interface — verified by component count before and after ten onboardings.</w:t>
+        <w:t xml:space="preserve">Two-factor authentication is enforced on every sign-in; a password alone does not admit anyone.</w:t>
+      </w:r>
+    </w:p>
+    <w:p>
+      <w:pPr>
+        <w:pStyle w:val="ListParagraph"/>
+        <w:numPr>
+          <w:ilvl w:val="0"/>
+          <w:numId w:val="2"/>
+        </w:numPr>
+        <w:spacing w:after="60" w:line="276"/>
+      </w:pPr>
+      <w:r>
+        <w:rPr>
+          <w:rFonts w:ascii="Calibri" w:cs="Calibri" w:eastAsia="Calibri" w:hAnsi="Calibri"/>
+          <w:color w:val="3D4653"/>
+          <w:sz w:val="20"/>
+          <w:szCs w:val="20"/>
+        </w:rPr>
+        <w:t xml:space="preserve">End-to-end lead time from submission to Live is under the agreed target, measured, not asserted.</w:t>
+      </w:r>
+    </w:p>
+    <w:p>
+      <w:pPr>
+        <w:pStyle w:val="ListParagraph"/>
+        <w:numPr>
+          <w:ilvl w:val="0"/>
+          <w:numId w:val="2"/>
+        </w:numPr>
+        <w:spacing w:after="60" w:line="276"/>
+      </w:pPr>
+      <w:r>
+        <w:rPr>
+          <w:rFonts w:ascii="Calibri" w:cs="Calibri" w:eastAsia="Calibri" w:hAnsi="Calibri"/>
+          <w:color w:val="3D4653"/>
+          <w:sz w:val="20"/>
+          <w:szCs w:val="20"/>
+        </w:rPr>
+        <w:t xml:space="preserve">Zero new Boomi components created per interface, verified by component count across ten onboardings.</w:t>
       </w:r>
     </w:p>
     <w:p>
@@ -8028,6 +8223,135 @@
           </w:p>
         </w:tc>
       </w:tr>
+      <w:tr>
+        <w:tc>
+          <w:tcPr>
+            <w:tcW w:type="dxa" w:w="900"/>
+            <w:tcMar>
+              <w:top w:type="dxa" w:w="80"/>
+              <w:left w:type="dxa" w:w="110"/>
+              <w:bottom w:type="dxa" w:w="80"/>
+              <w:right w:type="dxa" w:w="110"/>
+            </w:tcMar>
+          </w:tcPr>
+          <w:p>
+            <w:pPr>
+              <w:spacing w:after="0"/>
+            </w:pPr>
+            <w:r>
+              <w:rPr>
+                <w:rFonts w:ascii="Calibri" w:cs="Calibri" w:eastAsia="Calibri" w:hAnsi="Calibri"/>
+                <w:b/>
+                <w:bCs/>
+                <w:color w:val="003D9E"/>
+                <w:sz w:val="19"/>
+                <w:szCs w:val="19"/>
+              </w:rPr>
+              <w:t xml:space="preserve">ACC-08</w:t>
+            </w:r>
+          </w:p>
+        </w:tc>
+        <w:tc>
+          <w:tcPr>
+            <w:tcW w:type="dxa" w:w="5300"/>
+            <w:tcMar>
+              <w:top w:type="dxa" w:w="80"/>
+              <w:left w:type="dxa" w:w="110"/>
+              <w:bottom w:type="dxa" w:w="80"/>
+              <w:right w:type="dxa" w:w="110"/>
+            </w:tcMar>
+          </w:tcPr>
+          <w:p>
+            <w:pPr>
+              <w:spacing w:after="0"/>
+            </w:pPr>
+            <w:r>
+              <w:rPr>
+                <w:rFonts w:ascii="Calibri" w:cs="Calibri" w:eastAsia="Calibri" w:hAnsi="Calibri"/>
+                <w:color w:val="3D4653"/>
+                <w:sz w:val="19"/>
+                <w:szCs w:val="19"/>
+              </w:rPr>
+              <w:t xml:space="preserve">Complete two-factor authentication at sign-in</w:t>
+            </w:r>
+          </w:p>
+        </w:tc>
+        <w:tc>
+          <w:tcPr>
+            <w:tcW w:type="dxa" w:w="1560"/>
+            <w:tcMar>
+              <w:top w:type="dxa" w:w="80"/>
+              <w:left w:type="dxa" w:w="110"/>
+              <w:bottom w:type="dxa" w:w="80"/>
+              <w:right w:type="dxa" w:w="110"/>
+            </w:tcMar>
+          </w:tcPr>
+          <w:p>
+            <w:pPr>
+              <w:spacing w:after="0"/>
+            </w:pPr>
+            <w:r>
+              <w:rPr>
+                <w:rFonts w:ascii="Calibri" w:cs="Calibri" w:eastAsia="Calibri" w:hAnsi="Calibri"/>
+                <w:color w:val="3D4653"/>
+                <w:sz w:val="19"/>
+                <w:szCs w:val="19"/>
+              </w:rPr>
+              <w:t xml:space="preserve">Standard User</w:t>
+            </w:r>
+          </w:p>
+        </w:tc>
+        <w:tc>
+          <w:tcPr>
+            <w:tcW w:type="dxa" w:w="900"/>
+            <w:tcMar>
+              <w:top w:type="dxa" w:w="80"/>
+              <w:left w:type="dxa" w:w="110"/>
+              <w:bottom w:type="dxa" w:w="80"/>
+              <w:right w:type="dxa" w:w="110"/>
+            </w:tcMar>
+          </w:tcPr>
+          <w:p>
+            <w:pPr>
+              <w:spacing w:after="0"/>
+            </w:pPr>
+            <w:r>
+              <w:rPr>
+                <w:rFonts w:ascii="Calibri" w:cs="Calibri" w:eastAsia="Calibri" w:hAnsi="Calibri"/>
+                <w:color w:val="3D4653"/>
+                <w:sz w:val="19"/>
+                <w:szCs w:val="19"/>
+              </w:rPr>
+              <w:t xml:space="preserve">Must</w:t>
+            </w:r>
+          </w:p>
+        </w:tc>
+        <w:tc>
+          <w:tcPr>
+            <w:tcW w:type="dxa" w:w="700"/>
+            <w:tcMar>
+              <w:top w:type="dxa" w:w="80"/>
+              <w:left w:type="dxa" w:w="110"/>
+              <w:bottom w:type="dxa" w:w="80"/>
+              <w:right w:type="dxa" w:w="110"/>
+            </w:tcMar>
+          </w:tcPr>
+          <w:p>
+            <w:pPr>
+              <w:spacing w:after="0"/>
+            </w:pPr>
+            <w:r>
+              <w:rPr>
+                <w:rFonts w:ascii="Calibri" w:cs="Calibri" w:eastAsia="Calibri" w:hAnsi="Calibri"/>
+                <w:color w:val="3D4653"/>
+                <w:sz w:val="19"/>
+                <w:szCs w:val="19"/>
+              </w:rPr>
+              <w:t xml:space="preserve">5</w:t>
+            </w:r>
+          </w:p>
+        </w:tc>
+      </w:tr>
     </w:tbl>
     <w:p>
       <w:r>
@@ -8043,7 +8367,7 @@
         <w:rPr>
           <w:rFonts w:ascii="Calibri" w:cs="Calibri" w:eastAsia="Calibri" w:hAnsi="Calibri"/>
         </w:rPr>
-        <w:t xml:space="preserve">7. P2 — API Onboarding, Build &amp; Composition</w:t>
+        <w:t xml:space="preserve">7. P2 — API Onboarding &amp; Build (Simple)</w:t>
       </w:r>
     </w:p>
     <w:tbl>
@@ -8116,7 +8440,7 @@
                 <w:sz w:val="19"/>
                 <w:szCs w:val="19"/>
               </w:rPr>
-              <w:t xml:space="preserve">Weeks 15–28</w:t>
+              <w:t xml:space="preserve">W6–W9</w:t>
             </w:r>
           </w:p>
         </w:tc>
@@ -8169,7 +8493,7 @@
                 <w:sz w:val="19"/>
                 <w:szCs w:val="19"/>
               </w:rPr>
-              <w:t xml:space="preserve">Contract in, API out</w:t>
+              <w:t xml:space="preserve">Contract in, API out · 4 weeks</w:t>
             </w:r>
           </w:p>
         </w:tc>
@@ -8222,7 +8546,7 @@
                 <w:sz w:val="19"/>
                 <w:szCs w:val="19"/>
               </w:rPr>
-              <w:t xml:space="preserve">14  (105 pts)</w:t>
+              <w:t xml:space="preserve">11  (76 pts)</w:t>
             </w:r>
           </w:p>
         </w:tc>
@@ -8231,7 +8555,7 @@
     <w:p>
       <w:pPr>
         <w:pBdr>
-          <w:left w:val="single" w:color="7A3DB8" w:sz="12" w:space="8"/>
+          <w:left w:val="single" w:color="0F7A5A" w:sz="12" w:space="8"/>
         </w:pBdr>
         <w:spacing w:after="140" w:before="160"/>
         <w:ind w:left="220"/>
@@ -8256,7 +8580,7 @@
           <w:sz w:val="21"/>
           <w:szCs w:val="21"/>
         </w:rPr>
-        <w:t xml:space="preserve">A user uploads an OpenAPI specification, the platform validates it, builds and deploys the API automatically, and lets them compose several published APIs into a single mashup — all without a developer writing a Boomi process.</w:t>
+        <w:t xml:space="preserve">A user uploads an OpenAPI specification, the platform validates it, and builds and deploys a live, secured, rate-limited API automatically — with no developer writing a Boomi process. Composition comes next, in Phase 3.</w:t>
       </w:r>
     </w:p>
     <w:p>
@@ -8306,7 +8630,7 @@
           <w:sz w:val="20"/>
           <w:szCs w:val="20"/>
         </w:rPr>
-        <w:t xml:space="preserve">Contract linting against the departmental API standards ruleset, with errors anchored to the offending line.</w:t>
+        <w:t xml:space="preserve">Contract linting against the departmental API standards ruleset, errors anchored to the offending line.</w:t>
       </w:r>
     </w:p>
     <w:p>
@@ -8363,7 +8687,7 @@
           <w:sz w:val="20"/>
           <w:szCs w:val="20"/>
         </w:rPr>
-        <w:t xml:space="preserve">Mashup / composite APIs: declaratively compose published APIs into a new one — sequence, parallel fan-out/fan-in, field mapping and response shaping.</w:t>
+        <w:t xml:space="preserve">Consumer self-service: browse the catalogue, subscribe to a published API, request credentials.</w:t>
       </w:r>
     </w:p>
     <w:p>
@@ -8382,7 +8706,19 @@
           <w:sz w:val="20"/>
           <w:szCs w:val="20"/>
         </w:rPr>
-        <w:t xml:space="preserve">Consumer self-service: browse the catalogue, subscribe to a published API, request credentials.</w:t>
+        <w:t xml:space="preserve">The guided pattern-selection wizard, including detection of async-disguised-as-sync.</w:t>
+      </w:r>
+    </w:p>
+    <w:p>
+      <w:pPr>
+        <w:pStyle w:val="Heading2"/>
+        <w:spacing w:after="120" w:before="240"/>
+      </w:pPr>
+      <w:r>
+        <w:rPr>
+          <w:rFonts w:ascii="Calibri" w:cs="Calibri" w:eastAsia="Calibri" w:hAnsi="Calibri"/>
+        </w:rPr>
+        <w:t xml:space="preserve">Explicitly not in this phase</w:t>
       </w:r>
     </w:p>
     <w:p>
@@ -8401,7 +8737,7 @@
           <w:sz w:val="20"/>
           <w:szCs w:val="20"/>
         </w:rPr>
-        <w:t xml:space="preserve">Versioning, deprecation and retirement of a published API.</w:t>
+        <w:t xml:space="preserve">Mashup / composite APIs — Phase 3.</w:t>
       </w:r>
     </w:p>
     <w:p>
@@ -8420,19 +8756,7 @@
           <w:sz w:val="20"/>
           <w:szCs w:val="20"/>
         </w:rPr>
-        <w:t xml:space="preserve">The guided pattern-selection wizard, including detection of async-disguised-as-sync.</w:t>
-      </w:r>
-    </w:p>
-    <w:p>
-      <w:pPr>
-        <w:pStyle w:val="Heading2"/>
-        <w:spacing w:after="120" w:before="240"/>
-      </w:pPr>
-      <w:r>
-        <w:rPr>
-          <w:rFonts w:ascii="Calibri" w:cs="Calibri" w:eastAsia="Calibri" w:hAnsi="Calibri"/>
-        </w:rPr>
-        <w:t xml:space="preserve">Explicitly not in this phase</w:t>
+        <w:t xml:space="preserve">AsyncAPI and event-driven onboarding — Phase 5.</w:t>
       </w:r>
     </w:p>
     <w:p>
@@ -8451,7 +8775,35 @@
           <w:sz w:val="20"/>
           <w:szCs w:val="20"/>
         </w:rPr>
-        <w:t xml:space="preserve">AsyncAPI and event-driven onboarding — Phase 4.</w:t>
+        <w:t xml:space="preserve">Enterprise SSO — Phase 4.</w:t>
+      </w:r>
+    </w:p>
+    <w:p>
+      <w:pPr>
+        <w:pStyle w:val="Heading2"/>
+        <w:spacing w:after="120" w:before="240"/>
+      </w:pPr>
+      <w:r>
+        <w:rPr>
+          <w:rFonts w:ascii="Calibri" w:cs="Calibri" w:eastAsia="Calibri" w:hAnsi="Calibri"/>
+        </w:rPr>
+        <w:t xml:space="preserve">The automation that builds it</w:t>
+      </w:r>
+    </w:p>
+    <w:p>
+      <w:pPr>
+        <w:spacing w:after="120" w:line="276"/>
+      </w:pPr>
+      <w:r>
+        <w:rPr>
+          <w:rFonts w:ascii="Calibri" w:cs="Calibri" w:eastAsia="Calibri" w:hAnsi="Calibri"/>
+          <w:i/>
+          <w:iCs/>
+          <w:color w:val="7A8493"/>
+          <w:sz w:val="19"/>
+          <w:szCs w:val="19"/>
+        </w:rPr>
+        <w:t xml:space="preserve">This is the part that makes Intelligrator a product rather than a form. Everything below happens without a human opening Boomi.</w:t>
       </w:r>
     </w:p>
     <w:p>
@@ -8470,35 +8822,7 @@
           <w:sz w:val="20"/>
           <w:szCs w:val="20"/>
         </w:rPr>
-        <w:t xml:space="preserve">SSO — Phase 3.</w:t>
-      </w:r>
-    </w:p>
-    <w:p>
-      <w:pPr>
-        <w:pStyle w:val="Heading2"/>
-        <w:spacing w:after="120" w:before="240"/>
-      </w:pPr>
-      <w:r>
-        <w:rPr>
-          <w:rFonts w:ascii="Calibri" w:cs="Calibri" w:eastAsia="Calibri" w:hAnsi="Calibri"/>
-        </w:rPr>
-        <w:t xml:space="preserve">The automation that builds it</w:t>
-      </w:r>
-    </w:p>
-    <w:p>
-      <w:pPr>
-        <w:spacing w:after="120" w:line="276"/>
-      </w:pPr>
-      <w:r>
-        <w:rPr>
-          <w:rFonts w:ascii="Calibri" w:cs="Calibri" w:eastAsia="Calibri" w:hAnsi="Calibri"/>
-          <w:i/>
-          <w:iCs/>
-          <w:color w:val="7A8493"/>
-          <w:sz w:val="19"/>
-          <w:szCs w:val="19"/>
-        </w:rPr>
-        <w:t xml:space="preserve">This is the part that makes Intelligrator a product rather than a form. Everything below happens without a human opening Boomi.</w:t>
+        <w:t xml:space="preserve">OpenAPI document → API proxy definition → gateway deployment, per environment, from one named policy bundle.</w:t>
       </w:r>
     </w:p>
     <w:p>
@@ -8517,7 +8841,7 @@
           <w:sz w:val="20"/>
           <w:szCs w:val="20"/>
         </w:rPr>
-        <w:t xml:space="preserve">OpenAPI document → API proxy definition → gateway deployment, per environment, from one named policy bundle.</w:t>
+        <w:t xml:space="preserve">Mock service generated from the same contract for the sandbox.</w:t>
       </w:r>
     </w:p>
     <w:p>
@@ -8536,7 +8860,7 @@
           <w:sz w:val="20"/>
           <w:szCs w:val="20"/>
         </w:rPr>
-        <w:t xml:space="preserve">Mock service generated from the same contract for the sandbox.</w:t>
+        <w:t xml:space="preserve">Contract diff on republish: a breaking change blocks the deploy.</w:t>
       </w:r>
     </w:p>
     <w:p>
@@ -8555,7 +8879,19 @@
           <w:sz w:val="20"/>
           <w:szCs w:val="20"/>
         </w:rPr>
-        <w:t xml:space="preserve">Mashup composition spec (a declarative document, not code) executed by ONE generic orchestration engine — the same discipline as MFT.</w:t>
+        <w:t xml:space="preserve">Consumer credentials issued into the vault and delivered by one-time reveal.</w:t>
+      </w:r>
+    </w:p>
+    <w:p>
+      <w:pPr>
+        <w:pStyle w:val="Heading2"/>
+        <w:spacing w:after="120" w:before="240"/>
+      </w:pPr>
+      <w:r>
+        <w:rPr>
+          <w:rFonts w:ascii="Calibri" w:cs="Calibri" w:eastAsia="Calibri" w:hAnsi="Calibri"/>
+        </w:rPr>
+        <w:t xml:space="preserve">Exit criteria — how you know it is done</w:t>
       </w:r>
     </w:p>
     <w:p>
@@ -8574,7 +8910,7 @@
           <w:sz w:val="20"/>
           <w:szCs w:val="20"/>
         </w:rPr>
-        <w:t xml:space="preserve">Contract diff on republish: breaking-change detection blocks the deploy.</w:t>
+        <w:t xml:space="preserve">An OpenAPI file uploaded by a non-developer becomes a live, secured, rate-limited API in the sandbox with no manual Boomi work.</w:t>
       </w:r>
     </w:p>
     <w:p>
@@ -8593,19 +8929,7 @@
           <w:sz w:val="20"/>
           <w:szCs w:val="20"/>
         </w:rPr>
-        <w:t xml:space="preserve">Consumer credentials issued into the vault and delivered by one-time reveal.</w:t>
-      </w:r>
-    </w:p>
-    <w:p>
-      <w:pPr>
-        <w:pStyle w:val="Heading2"/>
-        <w:spacing w:after="120" w:before="240"/>
-      </w:pPr>
-      <w:r>
-        <w:rPr>
-          <w:rFonts w:ascii="Calibri" w:cs="Calibri" w:eastAsia="Calibri" w:hAnsi="Calibri"/>
-        </w:rPr>
-        <w:t xml:space="preserve">Exit criteria — how you know it is done</w:t>
+        <w:t xml:space="preserve">A breaking change to a published contract is detected and blocked before deployment.</w:t>
       </w:r>
     </w:p>
     <w:p>
@@ -8624,45 +8948,7 @@
           <w:sz w:val="20"/>
           <w:szCs w:val="20"/>
         </w:rPr>
-        <w:t xml:space="preserve">An OpenAPI file uploaded by a non-developer becomes a live, secured, rate-limited API in the sandbox with no manual Boomi work.</w:t>
-      </w:r>
-    </w:p>
-    <w:p>
-      <w:pPr>
-        <w:pStyle w:val="ListParagraph"/>
-        <w:numPr>
-          <w:ilvl w:val="0"/>
-          <w:numId w:val="2"/>
-        </w:numPr>
-        <w:spacing w:after="60" w:line="276"/>
-      </w:pPr>
-      <w:r>
-        <w:rPr>
-          <w:rFonts w:ascii="Calibri" w:cs="Calibri" w:eastAsia="Calibri" w:hAnsi="Calibri"/>
-          <w:color w:val="3D4653"/>
-          <w:sz w:val="20"/>
-          <w:szCs w:val="20"/>
-        </w:rPr>
-        <w:t xml:space="preserve">A mashup of three published APIs is composed, tested and published — and inspection of Boomi shows no new per-mashup process.</w:t>
-      </w:r>
-    </w:p>
-    <w:p>
-      <w:pPr>
-        <w:pStyle w:val="ListParagraph"/>
-        <w:numPr>
-          <w:ilvl w:val="0"/>
-          <w:numId w:val="2"/>
-        </w:numPr>
-        <w:spacing w:after="60" w:line="276"/>
-      </w:pPr>
-      <w:r>
-        <w:rPr>
-          <w:rFonts w:ascii="Calibri" w:cs="Calibri" w:eastAsia="Calibri" w:hAnsi="Calibri"/>
-          <w:color w:val="3D4653"/>
-          <w:sz w:val="20"/>
-          <w:szCs w:val="20"/>
-        </w:rPr>
-        <w:t xml:space="preserve">A breaking change to a published contract is detected and blocked before deployment.</w:t>
+        <w:t xml:space="preserve">No per-API bespoke component is created — the build is contract plus named policy bundle.</w:t>
       </w:r>
     </w:p>
     <w:p>
@@ -8703,7 +8989,7 @@
         <w:tc>
           <w:tcPr>
             <w:tcW w:type="dxa" w:w="900"/>
-            <w:shd w:fill="7A3DB8" w:color="auto" w:val="clear"/>
+            <w:shd w:fill="0F7A5A" w:color="auto" w:val="clear"/>
             <w:tcMar>
               <w:top w:type="dxa" w:w="80"/>
               <w:left w:type="dxa" w:w="110"/>
@@ -8731,7 +9017,7 @@
         <w:tc>
           <w:tcPr>
             <w:tcW w:type="dxa" w:w="5300"/>
-            <w:shd w:fill="7A3DB8" w:color="auto" w:val="clear"/>
+            <w:shd w:fill="0F7A5A" w:color="auto" w:val="clear"/>
             <w:tcMar>
               <w:top w:type="dxa" w:w="80"/>
               <w:left w:type="dxa" w:w="110"/>
@@ -8759,7 +9045,7 @@
         <w:tc>
           <w:tcPr>
             <w:tcW w:type="dxa" w:w="1560"/>
-            <w:shd w:fill="7A3DB8" w:color="auto" w:val="clear"/>
+            <w:shd w:fill="0F7A5A" w:color="auto" w:val="clear"/>
             <w:tcMar>
               <w:top w:type="dxa" w:w="80"/>
               <w:left w:type="dxa" w:w="110"/>
@@ -8787,7 +9073,7 @@
         <w:tc>
           <w:tcPr>
             <w:tcW w:type="dxa" w:w="900"/>
-            <w:shd w:fill="7A3DB8" w:color="auto" w:val="clear"/>
+            <w:shd w:fill="0F7A5A" w:color="auto" w:val="clear"/>
             <w:tcMar>
               <w:top w:type="dxa" w:w="80"/>
               <w:left w:type="dxa" w:w="110"/>
@@ -8815,7 +9101,7 @@
         <w:tc>
           <w:tcPr>
             <w:tcW w:type="dxa" w:w="700"/>
-            <w:shd w:fill="7A3DB8" w:color="auto" w:val="clear"/>
+            <w:shd w:fill="0F7A5A" w:color="auto" w:val="clear"/>
             <w:tcMar>
               <w:top w:type="dxa" w:w="80"/>
               <w:left w:type="dxa" w:w="110"/>
@@ -10155,393 +10441,6 @@
                 <w:sz w:val="19"/>
                 <w:szCs w:val="19"/>
               </w:rPr>
-              <w:t xml:space="preserve">API-10</w:t>
-            </w:r>
-          </w:p>
-        </w:tc>
-        <w:tc>
-          <w:tcPr>
-            <w:tcW w:type="dxa" w:w="5300"/>
-            <w:tcMar>
-              <w:top w:type="dxa" w:w="80"/>
-              <w:left w:type="dxa" w:w="110"/>
-              <w:bottom w:type="dxa" w:w="80"/>
-              <w:right w:type="dxa" w:w="110"/>
-            </w:tcMar>
-          </w:tcPr>
-          <w:p>
-            <w:pPr>
-              <w:spacing w:after="0"/>
-            </w:pPr>
-            <w:r>
-              <w:rPr>
-                <w:rFonts w:ascii="Calibri" w:cs="Calibri" w:eastAsia="Calibri" w:hAnsi="Calibri"/>
-                <w:color w:val="3D4653"/>
-                <w:sz w:val="19"/>
-                <w:szCs w:val="19"/>
-              </w:rPr>
-              <w:t xml:space="preserve">Compose a mashup of published APIs</w:t>
-            </w:r>
-          </w:p>
-        </w:tc>
-        <w:tc>
-          <w:tcPr>
-            <w:tcW w:type="dxa" w:w="1560"/>
-            <w:tcMar>
-              <w:top w:type="dxa" w:w="80"/>
-              <w:left w:type="dxa" w:w="110"/>
-              <w:bottom w:type="dxa" w:w="80"/>
-              <w:right w:type="dxa" w:w="110"/>
-            </w:tcMar>
-          </w:tcPr>
-          <w:p>
-            <w:pPr>
-              <w:spacing w:after="0"/>
-            </w:pPr>
-            <w:r>
-              <w:rPr>
-                <w:rFonts w:ascii="Calibri" w:cs="Calibri" w:eastAsia="Calibri" w:hAnsi="Calibri"/>
-                <w:color w:val="3D4653"/>
-                <w:sz w:val="19"/>
-                <w:szCs w:val="19"/>
-              </w:rPr>
-              <w:t xml:space="preserve">Standard User</w:t>
-            </w:r>
-          </w:p>
-        </w:tc>
-        <w:tc>
-          <w:tcPr>
-            <w:tcW w:type="dxa" w:w="900"/>
-            <w:tcMar>
-              <w:top w:type="dxa" w:w="80"/>
-              <w:left w:type="dxa" w:w="110"/>
-              <w:bottom w:type="dxa" w:w="80"/>
-              <w:right w:type="dxa" w:w="110"/>
-            </w:tcMar>
-          </w:tcPr>
-          <w:p>
-            <w:pPr>
-              <w:spacing w:after="0"/>
-            </w:pPr>
-            <w:r>
-              <w:rPr>
-                <w:rFonts w:ascii="Calibri" w:cs="Calibri" w:eastAsia="Calibri" w:hAnsi="Calibri"/>
-                <w:color w:val="3D4653"/>
-                <w:sz w:val="19"/>
-                <w:szCs w:val="19"/>
-              </w:rPr>
-              <w:t xml:space="preserve">Must</w:t>
-            </w:r>
-          </w:p>
-        </w:tc>
-        <w:tc>
-          <w:tcPr>
-            <w:tcW w:type="dxa" w:w="700"/>
-            <w:tcMar>
-              <w:top w:type="dxa" w:w="80"/>
-              <w:left w:type="dxa" w:w="110"/>
-              <w:bottom w:type="dxa" w:w="80"/>
-              <w:right w:type="dxa" w:w="110"/>
-            </w:tcMar>
-          </w:tcPr>
-          <w:p>
-            <w:pPr>
-              <w:spacing w:after="0"/>
-            </w:pPr>
-            <w:r>
-              <w:rPr>
-                <w:rFonts w:ascii="Calibri" w:cs="Calibri" w:eastAsia="Calibri" w:hAnsi="Calibri"/>
-                <w:color w:val="3D4653"/>
-                <w:sz w:val="19"/>
-                <w:szCs w:val="19"/>
-              </w:rPr>
-              <w:t xml:space="preserve">13</w:t>
-            </w:r>
-          </w:p>
-        </w:tc>
-      </w:tr>
-      <w:tr>
-        <w:tc>
-          <w:tcPr>
-            <w:tcW w:type="dxa" w:w="900"/>
-            <w:tcMar>
-              <w:top w:type="dxa" w:w="80"/>
-              <w:left w:type="dxa" w:w="110"/>
-              <w:bottom w:type="dxa" w:w="80"/>
-              <w:right w:type="dxa" w:w="110"/>
-            </w:tcMar>
-          </w:tcPr>
-          <w:p>
-            <w:pPr>
-              <w:spacing w:after="0"/>
-            </w:pPr>
-            <w:r>
-              <w:rPr>
-                <w:rFonts w:ascii="Calibri" w:cs="Calibri" w:eastAsia="Calibri" w:hAnsi="Calibri"/>
-                <w:b/>
-                <w:bCs/>
-                <w:color w:val="003D9E"/>
-                <w:sz w:val="19"/>
-                <w:szCs w:val="19"/>
-              </w:rPr>
-              <w:t xml:space="preserve">API-11</w:t>
-            </w:r>
-          </w:p>
-        </w:tc>
-        <w:tc>
-          <w:tcPr>
-            <w:tcW w:type="dxa" w:w="5300"/>
-            <w:tcMar>
-              <w:top w:type="dxa" w:w="80"/>
-              <w:left w:type="dxa" w:w="110"/>
-              <w:bottom w:type="dxa" w:w="80"/>
-              <w:right w:type="dxa" w:w="110"/>
-            </w:tcMar>
-          </w:tcPr>
-          <w:p>
-            <w:pPr>
-              <w:spacing w:after="0"/>
-            </w:pPr>
-            <w:r>
-              <w:rPr>
-                <w:rFonts w:ascii="Calibri" w:cs="Calibri" w:eastAsia="Calibri" w:hAnsi="Calibri"/>
-                <w:color w:val="3D4653"/>
-                <w:sz w:val="19"/>
-                <w:szCs w:val="19"/>
-              </w:rPr>
-              <w:t xml:space="preserve">Map and shape the composite response</w:t>
-            </w:r>
-          </w:p>
-        </w:tc>
-        <w:tc>
-          <w:tcPr>
-            <w:tcW w:type="dxa" w:w="1560"/>
-            <w:tcMar>
-              <w:top w:type="dxa" w:w="80"/>
-              <w:left w:type="dxa" w:w="110"/>
-              <w:bottom w:type="dxa" w:w="80"/>
-              <w:right w:type="dxa" w:w="110"/>
-            </w:tcMar>
-          </w:tcPr>
-          <w:p>
-            <w:pPr>
-              <w:spacing w:after="0"/>
-            </w:pPr>
-            <w:r>
-              <w:rPr>
-                <w:rFonts w:ascii="Calibri" w:cs="Calibri" w:eastAsia="Calibri" w:hAnsi="Calibri"/>
-                <w:color w:val="3D4653"/>
-                <w:sz w:val="19"/>
-                <w:szCs w:val="19"/>
-              </w:rPr>
-              <w:t xml:space="preserve">Standard User</w:t>
-            </w:r>
-          </w:p>
-        </w:tc>
-        <w:tc>
-          <w:tcPr>
-            <w:tcW w:type="dxa" w:w="900"/>
-            <w:tcMar>
-              <w:top w:type="dxa" w:w="80"/>
-              <w:left w:type="dxa" w:w="110"/>
-              <w:bottom w:type="dxa" w:w="80"/>
-              <w:right w:type="dxa" w:w="110"/>
-            </w:tcMar>
-          </w:tcPr>
-          <w:p>
-            <w:pPr>
-              <w:spacing w:after="0"/>
-            </w:pPr>
-            <w:r>
-              <w:rPr>
-                <w:rFonts w:ascii="Calibri" w:cs="Calibri" w:eastAsia="Calibri" w:hAnsi="Calibri"/>
-                <w:color w:val="3D4653"/>
-                <w:sz w:val="19"/>
-                <w:szCs w:val="19"/>
-              </w:rPr>
-              <w:t xml:space="preserve">Should</w:t>
-            </w:r>
-          </w:p>
-        </w:tc>
-        <w:tc>
-          <w:tcPr>
-            <w:tcW w:type="dxa" w:w="700"/>
-            <w:tcMar>
-              <w:top w:type="dxa" w:w="80"/>
-              <w:left w:type="dxa" w:w="110"/>
-              <w:bottom w:type="dxa" w:w="80"/>
-              <w:right w:type="dxa" w:w="110"/>
-            </w:tcMar>
-          </w:tcPr>
-          <w:p>
-            <w:pPr>
-              <w:spacing w:after="0"/>
-            </w:pPr>
-            <w:r>
-              <w:rPr>
-                <w:rFonts w:ascii="Calibri" w:cs="Calibri" w:eastAsia="Calibri" w:hAnsi="Calibri"/>
-                <w:color w:val="3D4653"/>
-                <w:sz w:val="19"/>
-                <w:szCs w:val="19"/>
-              </w:rPr>
-              <w:t xml:space="preserve">8</w:t>
-            </w:r>
-          </w:p>
-        </w:tc>
-      </w:tr>
-      <w:tr>
-        <w:tc>
-          <w:tcPr>
-            <w:tcW w:type="dxa" w:w="900"/>
-            <w:tcMar>
-              <w:top w:type="dxa" w:w="80"/>
-              <w:left w:type="dxa" w:w="110"/>
-              <w:bottom w:type="dxa" w:w="80"/>
-              <w:right w:type="dxa" w:w="110"/>
-            </w:tcMar>
-          </w:tcPr>
-          <w:p>
-            <w:pPr>
-              <w:spacing w:after="0"/>
-            </w:pPr>
-            <w:r>
-              <w:rPr>
-                <w:rFonts w:ascii="Calibri" w:cs="Calibri" w:eastAsia="Calibri" w:hAnsi="Calibri"/>
-                <w:b/>
-                <w:bCs/>
-                <w:color w:val="003D9E"/>
-                <w:sz w:val="19"/>
-                <w:szCs w:val="19"/>
-              </w:rPr>
-              <w:t xml:space="preserve">API-12</w:t>
-            </w:r>
-          </w:p>
-        </w:tc>
-        <w:tc>
-          <w:tcPr>
-            <w:tcW w:type="dxa" w:w="5300"/>
-            <w:tcMar>
-              <w:top w:type="dxa" w:w="80"/>
-              <w:left w:type="dxa" w:w="110"/>
-              <w:bottom w:type="dxa" w:w="80"/>
-              <w:right w:type="dxa" w:w="110"/>
-            </w:tcMar>
-          </w:tcPr>
-          <w:p>
-            <w:pPr>
-              <w:spacing w:after="0"/>
-            </w:pPr>
-            <w:r>
-              <w:rPr>
-                <w:rFonts w:ascii="Calibri" w:cs="Calibri" w:eastAsia="Calibri" w:hAnsi="Calibri"/>
-                <w:color w:val="3D4653"/>
-                <w:sz w:val="19"/>
-                <w:szCs w:val="19"/>
-              </w:rPr>
-              <w:t xml:space="preserve">Version, deprecate and retire a published API</w:t>
-            </w:r>
-          </w:p>
-        </w:tc>
-        <w:tc>
-          <w:tcPr>
-            <w:tcW w:type="dxa" w:w="1560"/>
-            <w:tcMar>
-              <w:top w:type="dxa" w:w="80"/>
-              <w:left w:type="dxa" w:w="110"/>
-              <w:bottom w:type="dxa" w:w="80"/>
-              <w:right w:type="dxa" w:w="110"/>
-            </w:tcMar>
-          </w:tcPr>
-          <w:p>
-            <w:pPr>
-              <w:spacing w:after="0"/>
-            </w:pPr>
-            <w:r>
-              <w:rPr>
-                <w:rFonts w:ascii="Calibri" w:cs="Calibri" w:eastAsia="Calibri" w:hAnsi="Calibri"/>
-                <w:color w:val="3D4653"/>
-                <w:sz w:val="19"/>
-                <w:szCs w:val="19"/>
-              </w:rPr>
-              <w:t xml:space="preserve">Standard User</w:t>
-            </w:r>
-          </w:p>
-        </w:tc>
-        <w:tc>
-          <w:tcPr>
-            <w:tcW w:type="dxa" w:w="900"/>
-            <w:tcMar>
-              <w:top w:type="dxa" w:w="80"/>
-              <w:left w:type="dxa" w:w="110"/>
-              <w:bottom w:type="dxa" w:w="80"/>
-              <w:right w:type="dxa" w:w="110"/>
-            </w:tcMar>
-          </w:tcPr>
-          <w:p>
-            <w:pPr>
-              <w:spacing w:after="0"/>
-            </w:pPr>
-            <w:r>
-              <w:rPr>
-                <w:rFonts w:ascii="Calibri" w:cs="Calibri" w:eastAsia="Calibri" w:hAnsi="Calibri"/>
-                <w:color w:val="3D4653"/>
-                <w:sz w:val="19"/>
-                <w:szCs w:val="19"/>
-              </w:rPr>
-              <w:t xml:space="preserve">Should</w:t>
-            </w:r>
-          </w:p>
-        </w:tc>
-        <w:tc>
-          <w:tcPr>
-            <w:tcW w:type="dxa" w:w="700"/>
-            <w:tcMar>
-              <w:top w:type="dxa" w:w="80"/>
-              <w:left w:type="dxa" w:w="110"/>
-              <w:bottom w:type="dxa" w:w="80"/>
-              <w:right w:type="dxa" w:w="110"/>
-            </w:tcMar>
-          </w:tcPr>
-          <w:p>
-            <w:pPr>
-              <w:spacing w:after="0"/>
-            </w:pPr>
-            <w:r>
-              <w:rPr>
-                <w:rFonts w:ascii="Calibri" w:cs="Calibri" w:eastAsia="Calibri" w:hAnsi="Calibri"/>
-                <w:color w:val="3D4653"/>
-                <w:sz w:val="19"/>
-                <w:szCs w:val="19"/>
-              </w:rPr>
-              <w:t xml:space="preserve">8</w:t>
-            </w:r>
-          </w:p>
-        </w:tc>
-      </w:tr>
-      <w:tr>
-        <w:tc>
-          <w:tcPr>
-            <w:tcW w:type="dxa" w:w="900"/>
-            <w:tcMar>
-              <w:top w:type="dxa" w:w="80"/>
-              <w:left w:type="dxa" w:w="110"/>
-              <w:bottom w:type="dxa" w:w="80"/>
-              <w:right w:type="dxa" w:w="110"/>
-            </w:tcMar>
-          </w:tcPr>
-          <w:p>
-            <w:pPr>
-              <w:spacing w:after="0"/>
-            </w:pPr>
-            <w:r>
-              <w:rPr>
-                <w:rFonts w:ascii="Calibri" w:cs="Calibri" w:eastAsia="Calibri" w:hAnsi="Calibri"/>
-                <w:b/>
-                <w:bCs/>
-                <w:color w:val="003D9E"/>
-                <w:sz w:val="19"/>
-                <w:szCs w:val="19"/>
-              </w:rPr>
               <w:t xml:space="preserve">API-13</w:t>
             </w:r>
           </w:p>
@@ -10662,7 +10561,7 @@
         <w:rPr>
           <w:rFonts w:ascii="Calibri" w:cs="Calibri" w:eastAsia="Calibri" w:hAnsi="Calibri"/>
         </w:rPr>
-        <w:t xml:space="preserve">8. P3 — Enterprise Identity, Governance &amp; Scale</w:t>
+        <w:t xml:space="preserve">8. P3 — API Mashup &amp; Composition</w:t>
       </w:r>
     </w:p>
     <w:tbl>
@@ -10735,7 +10634,7 @@
                 <w:sz w:val="19"/>
                 <w:szCs w:val="19"/>
               </w:rPr>
-              <w:t xml:space="preserve">Weeks 29–38</w:t>
+              <w:t xml:space="preserve">W10–W15</w:t>
             </w:r>
           </w:p>
         </w:tc>
@@ -10788,7 +10687,7 @@
                 <w:sz w:val="19"/>
                 <w:szCs w:val="19"/>
               </w:rPr>
-              <w:t xml:space="preserve">Production-grade</w:t>
+              <w:t xml:space="preserve">Where the principle is tested · 6 weeks</w:t>
             </w:r>
           </w:p>
         </w:tc>
@@ -10841,7 +10740,7 @@
                 <w:sz w:val="19"/>
                 <w:szCs w:val="19"/>
               </w:rPr>
-              <w:t xml:space="preserve">9  (44 pts)</w:t>
+              <w:t xml:space="preserve">3  (29 pts)</w:t>
             </w:r>
           </w:p>
         </w:tc>
@@ -10850,7 +10749,7 @@
     <w:p>
       <w:pPr>
         <w:pBdr>
-          <w:left w:val="single" w:color="0F7A5A" w:sz="12" w:space="8"/>
+          <w:left w:val="single" w:color="7A3DB8" w:sz="12" w:space="8"/>
         </w:pBdr>
         <w:spacing w:after="140" w:before="160"/>
         <w:ind w:left="220"/>
@@ -10875,7 +10774,7 @@
           <w:sz w:val="21"/>
           <w:szCs w:val="21"/>
         </w:rPr>
-        <w:t xml:space="preserve">Replace the MVP's local login with enterprise SSO, add the controls an auditor will actually test, and take the service to production at scale.</w:t>
+        <w:t xml:space="preserve">A user composes several published APIs into a single composite API — sequence, parallel fan-out/fan-in, field mapping and response shaping — executed by one generic orchestration engine, with no bespoke Boomi process per mashup.</w:t>
       </w:r>
     </w:p>
     <w:p>
@@ -10906,7 +10805,7 @@
           <w:sz w:val="20"/>
           <w:szCs w:val="20"/>
         </w:rPr>
-        <w:t xml:space="preserve">Enterprise SSO (OIDC/SAML) via the pluggable auth layer built in Phase 0. Local accounts migrated and retired.</w:t>
+        <w:t xml:space="preserve">Mashup / composite composer: select two or more published APIs the user is entitled to consume.</w:t>
       </w:r>
     </w:p>
     <w:p>
@@ -10925,7 +10824,7 @@
           <w:sz w:val="20"/>
           <w:szCs w:val="20"/>
         </w:rPr>
-        <w:t xml:space="preserve">Step-up multi-factor authentication at the moment of decision — not merely at sign-in.</w:t>
+        <w:t xml:space="preserve">Declarative composition: arrange calls in sequence, in parallel (fan-out / fan-in), or conditionally — no code.</w:t>
       </w:r>
     </w:p>
     <w:p>
@@ -10944,7 +10843,7 @@
           <w:sz w:val="20"/>
           <w:szCs w:val="20"/>
         </w:rPr>
-        <w:t xml:space="preserve">The full automated pre-check engine: credential strength and expiry, classification-versus-protocol compatibility, capacity thresholds, IP allow-list validity, contract lint, anti-pattern flags.</w:t>
+        <w:t xml:space="preserve">Field binding: pass a field from an earlier response into a later call.</w:t>
       </w:r>
     </w:p>
     <w:p>
@@ -10963,7 +10862,7 @@
           <w:sz w:val="20"/>
           <w:szCs w:val="20"/>
         </w:rPr>
-        <w:t xml:space="preserve">Conditional approval with tracked conditions, delegation and reassignment, fast-path batch approval for low-risk non-production requests.</w:t>
+        <w:t xml:space="preserve">Per-step failure behaviour: fail the composite, return a documented degraded response, or apply a fallback.</w:t>
       </w:r>
     </w:p>
     <w:p>
@@ -10982,7 +10881,7 @@
           <w:sz w:val="20"/>
           <w:szCs w:val="20"/>
         </w:rPr>
-        <w:t xml:space="preserve">Reporting: throughput, time-to-decision against SLA, rejection reason codes ranked by frequency.</w:t>
+        <w:t xml:space="preserve">Response mapping and shaping from a governed transformation library — no arbitrary scripting.</w:t>
       </w:r>
     </w:p>
     <w:p>
@@ -11001,19 +10900,7 @@
           <w:sz w:val="20"/>
           <w:szCs w:val="20"/>
         </w:rPr>
-        <w:t xml:space="preserve">Accessibility to WCAG 2.2 AA. Performance and availability against the agreed SLO.</w:t>
-      </w:r>
-    </w:p>
-    <w:p>
-      <w:pPr>
-        <w:pStyle w:val="Heading2"/>
-        <w:spacing w:after="120" w:before="240"/>
-      </w:pPr>
-      <w:r>
-        <w:rPr>
-          <w:rFonts w:ascii="Calibri" w:cs="Calibri" w:eastAsia="Calibri" w:hAnsi="Calibri"/>
-        </w:rPr>
-        <w:t xml:space="preserve">Explicitly not in this phase</w:t>
+        <w:t xml:space="preserve">The composite OpenAPI contract generated automatically and linted like any other.</w:t>
       </w:r>
     </w:p>
     <w:p>
@@ -11032,7 +10919,7 @@
           <w:sz w:val="20"/>
           <w:szCs w:val="20"/>
         </w:rPr>
-        <w:t xml:space="preserve">Event-driven onboarding — Phase 4.</w:t>
+        <w:t xml:space="preserve">API versioning, deprecation and retirement without breaking existing consumers.</w:t>
       </w:r>
     </w:p>
     <w:p>
@@ -11044,23 +10931,7 @@
         <w:rPr>
           <w:rFonts w:ascii="Calibri" w:cs="Calibri" w:eastAsia="Calibri" w:hAnsi="Calibri"/>
         </w:rPr>
-        <w:t xml:space="preserve">The automation that builds it</w:t>
-      </w:r>
-    </w:p>
-    <w:p>
-      <w:pPr>
-        <w:spacing w:after="120" w:line="276"/>
-      </w:pPr>
-      <w:r>
-        <w:rPr>
-          <w:rFonts w:ascii="Calibri" w:cs="Calibri" w:eastAsia="Calibri" w:hAnsi="Calibri"/>
-          <w:i/>
-          <w:iCs/>
-          <w:color w:val="7A8493"/>
-          <w:sz w:val="19"/>
-          <w:szCs w:val="19"/>
-        </w:rPr>
-        <w:t xml:space="preserve">This is the part that makes Intelligrator a product rather than a form. Everything below happens without a human opening Boomi.</w:t>
+        <w:t xml:space="preserve">Explicitly not in this phase</w:t>
       </w:r>
     </w:p>
     <w:p>
@@ -11079,7 +10950,7 @@
           <w:sz w:val="20"/>
           <w:szCs w:val="20"/>
         </w:rPr>
-        <w:t xml:space="preserve">Automated migration of local accounts to SSO identities with no re-registration.</w:t>
+        <w:t xml:space="preserve">Event-driven onboarding — Phase 5.</w:t>
       </w:r>
     </w:p>
     <w:p>
@@ -11098,7 +10969,35 @@
           <w:sz w:val="20"/>
           <w:szCs w:val="20"/>
         </w:rPr>
-        <w:t xml:space="preserve">Pre-check engine runs on submission; the approver sees a pass/warn/fail panel before they open the request.</w:t>
+        <w:t xml:space="preserve">Enterprise SSO — Phase 4.</w:t>
+      </w:r>
+    </w:p>
+    <w:p>
+      <w:pPr>
+        <w:pStyle w:val="Heading2"/>
+        <w:spacing w:after="120" w:before="240"/>
+      </w:pPr>
+      <w:r>
+        <w:rPr>
+          <w:rFonts w:ascii="Calibri" w:cs="Calibri" w:eastAsia="Calibri" w:hAnsi="Calibri"/>
+        </w:rPr>
+        <w:t xml:space="preserve">The automation that builds it</w:t>
+      </w:r>
+    </w:p>
+    <w:p>
+      <w:pPr>
+        <w:spacing w:after="120" w:line="276"/>
+      </w:pPr>
+      <w:r>
+        <w:rPr>
+          <w:rFonts w:ascii="Calibri" w:cs="Calibri" w:eastAsia="Calibri" w:hAnsi="Calibri"/>
+          <w:i/>
+          <w:iCs/>
+          <w:color w:val="7A8493"/>
+          <w:sz w:val="19"/>
+          <w:szCs w:val="19"/>
+        </w:rPr>
+        <w:t xml:space="preserve">This is the part that makes Intelligrator a product rather than a form. Everything below happens without a human opening Boomi.</w:t>
       </w:r>
     </w:p>
     <w:p>
@@ -11117,19 +11016,7 @@
           <w:sz w:val="20"/>
           <w:szCs w:val="20"/>
         </w:rPr>
-        <w:t xml:space="preserve">Condition-monitoring job escalates a conditional approval whose condition passes its due date unmet.</w:t>
-      </w:r>
-    </w:p>
-    <w:p>
-      <w:pPr>
-        <w:pStyle w:val="Heading2"/>
-        <w:spacing w:after="120" w:before="240"/>
-      </w:pPr>
-      <w:r>
-        <w:rPr>
-          <w:rFonts w:ascii="Calibri" w:cs="Calibri" w:eastAsia="Calibri" w:hAnsi="Calibri"/>
-        </w:rPr>
-        <w:t xml:space="preserve">Exit criteria — how you know it is done</w:t>
+        <w:t xml:space="preserve">Composition specification (a declarative document, not code) executed by ONE generic orchestration engine — the same discipline as the MFT engine.</w:t>
       </w:r>
     </w:p>
     <w:p>
@@ -11148,7 +11035,7 @@
           <w:sz w:val="20"/>
           <w:szCs w:val="20"/>
         </w:rPr>
-        <w:t xml:space="preserve">Local username-and-password authentication is switched off entirely.</w:t>
+        <w:t xml:space="preserve">Composite OpenAPI generated from the composition and linted automatically.</w:t>
       </w:r>
     </w:p>
     <w:p>
@@ -11167,7 +11054,19 @@
           <w:sz w:val="20"/>
           <w:szCs w:val="20"/>
         </w:rPr>
-        <w:t xml:space="preserve">An auditor can be shown, for any live interface, who approved it, when, on what basis, and the state of every pre-check at that moment.</w:t>
+        <w:t xml:space="preserve">Version diff and breaking-change detection on every republish.</w:t>
+      </w:r>
+    </w:p>
+    <w:p>
+      <w:pPr>
+        <w:pStyle w:val="Heading2"/>
+        <w:spacing w:after="120" w:before="240"/>
+      </w:pPr>
+      <w:r>
+        <w:rPr>
+          <w:rFonts w:ascii="Calibri" w:cs="Calibri" w:eastAsia="Calibri" w:hAnsi="Calibri"/>
+        </w:rPr>
+        <w:t xml:space="preserve">Exit criteria — how you know it is done</w:t>
       </w:r>
     </w:p>
     <w:p>
@@ -11186,7 +11085,45 @@
           <w:sz w:val="20"/>
           <w:szCs w:val="20"/>
         </w:rPr>
-        <w:t xml:space="preserve">The service passes an independent WCAG 2.2 AA assessment.</w:t>
+        <w:t xml:space="preserve">A mashup of three published APIs is composed, tested and published — and inspection of Boomi shows no new per-mashup process.</w:t>
+      </w:r>
+    </w:p>
+    <w:p>
+      <w:pPr>
+        <w:pStyle w:val="ListParagraph"/>
+        <w:numPr>
+          <w:ilvl w:val="0"/>
+          <w:numId w:val="2"/>
+        </w:numPr>
+        <w:spacing w:after="60" w:line="276"/>
+      </w:pPr>
+      <w:r>
+        <w:rPr>
+          <w:rFonts w:ascii="Calibri" w:cs="Calibri" w:eastAsia="Calibri" w:hAnsi="Calibri"/>
+          <w:color w:val="3D4653"/>
+          <w:sz w:val="20"/>
+          <w:szCs w:val="20"/>
+        </w:rPr>
+        <w:t xml:space="preserve">A request for an arbitrary script inside a mashup is refused and routed to extend the governed transform library instead.</w:t>
+      </w:r>
+    </w:p>
+    <w:p>
+      <w:pPr>
+        <w:pStyle w:val="ListParagraph"/>
+        <w:numPr>
+          <w:ilvl w:val="0"/>
+          <w:numId w:val="2"/>
+        </w:numPr>
+        <w:spacing w:after="60" w:line="276"/>
+      </w:pPr>
+      <w:r>
+        <w:rPr>
+          <w:rFonts w:ascii="Calibri" w:cs="Calibri" w:eastAsia="Calibri" w:hAnsi="Calibri"/>
+          <w:color w:val="3D4653"/>
+          <w:sz w:val="20"/>
+          <w:szCs w:val="20"/>
+        </w:rPr>
+        <w:t xml:space="preserve">A breaking change to a published contract forces a new major version rather than an overwrite.</w:t>
       </w:r>
     </w:p>
     <w:p>
@@ -11227,7 +11164,7 @@
         <w:tc>
           <w:tcPr>
             <w:tcW w:type="dxa" w:w="900"/>
-            <w:shd w:fill="0F7A5A" w:color="auto" w:val="clear"/>
+            <w:shd w:fill="7A3DB8" w:color="auto" w:val="clear"/>
             <w:tcMar>
               <w:top w:type="dxa" w:w="80"/>
               <w:left w:type="dxa" w:w="110"/>
@@ -11255,7 +11192,7 @@
         <w:tc>
           <w:tcPr>
             <w:tcW w:type="dxa" w:w="5300"/>
-            <w:shd w:fill="0F7A5A" w:color="auto" w:val="clear"/>
+            <w:shd w:fill="7A3DB8" w:color="auto" w:val="clear"/>
             <w:tcMar>
               <w:top w:type="dxa" w:w="80"/>
               <w:left w:type="dxa" w:w="110"/>
@@ -11283,7 +11220,7 @@
         <w:tc>
           <w:tcPr>
             <w:tcW w:type="dxa" w:w="1560"/>
-            <w:shd w:fill="0F7A5A" w:color="auto" w:val="clear"/>
+            <w:shd w:fill="7A3DB8" w:color="auto" w:val="clear"/>
             <w:tcMar>
               <w:top w:type="dxa" w:w="80"/>
               <w:left w:type="dxa" w:w="110"/>
@@ -11311,7 +11248,7 @@
         <w:tc>
           <w:tcPr>
             <w:tcW w:type="dxa" w:w="900"/>
-            <w:shd w:fill="0F7A5A" w:color="auto" w:val="clear"/>
+            <w:shd w:fill="7A3DB8" w:color="auto" w:val="clear"/>
             <w:tcMar>
               <w:top w:type="dxa" w:w="80"/>
               <w:left w:type="dxa" w:w="110"/>
@@ -11339,7 +11276,7 @@
         <w:tc>
           <w:tcPr>
             <w:tcW w:type="dxa" w:w="700"/>
-            <w:shd w:fill="0F7A5A" w:color="auto" w:val="clear"/>
+            <w:shd w:fill="7A3DB8" w:color="auto" w:val="clear"/>
             <w:tcMar>
               <w:top w:type="dxa" w:w="80"/>
               <w:left w:type="dxa" w:w="110"/>
@@ -11389,7 +11326,7 @@
                 <w:sz w:val="19"/>
                 <w:szCs w:val="19"/>
               </w:rPr>
-              <w:t xml:space="preserve">ACC-02</w:t>
+              <w:t xml:space="preserve">API-10</w:t>
             </w:r>
           </w:p>
         </w:tc>
@@ -11414,7 +11351,7 @@
                 <w:sz w:val="19"/>
                 <w:szCs w:val="19"/>
               </w:rPr>
-              <w:t xml:space="preserve">Sign in with departmental single sign-on</w:t>
+              <w:t xml:space="preserve">Compose a mashup of published APIs</w:t>
             </w:r>
           </w:p>
         </w:tc>
@@ -11489,7 +11426,7 @@
                 <w:sz w:val="19"/>
                 <w:szCs w:val="19"/>
               </w:rPr>
-              <w:t xml:space="preserve">5</w:t>
+              <w:t xml:space="preserve">13</w:t>
             </w:r>
           </w:p>
         </w:tc>
@@ -11518,7 +11455,7 @@
                 <w:sz w:val="19"/>
                 <w:szCs w:val="19"/>
               </w:rPr>
-              <w:t xml:space="preserve">ADM-01</w:t>
+              <w:t xml:space="preserve">API-11</w:t>
             </w:r>
           </w:p>
         </w:tc>
@@ -11543,7 +11480,7 @@
                 <w:sz w:val="19"/>
                 <w:szCs w:val="19"/>
               </w:rPr>
-              <w:t xml:space="preserve">Sign in as an administrator with step-up authentication</w:t>
+              <w:t xml:space="preserve">Map and shape the composite response</w:t>
             </w:r>
           </w:p>
         </w:tc>
@@ -11568,7 +11505,7 @@
                 <w:sz w:val="19"/>
                 <w:szCs w:val="19"/>
               </w:rPr>
-              <w:t xml:space="preserve">MFT Admin</w:t>
+              <w:t xml:space="preserve">Standard User</w:t>
             </w:r>
           </w:p>
         </w:tc>
@@ -11593,7 +11530,7 @@
                 <w:sz w:val="19"/>
                 <w:szCs w:val="19"/>
               </w:rPr>
-              <w:t xml:space="preserve">Must</w:t>
+              <w:t xml:space="preserve">Should</w:t>
             </w:r>
           </w:p>
         </w:tc>
@@ -11618,7 +11555,7 @@
                 <w:sz w:val="19"/>
                 <w:szCs w:val="19"/>
               </w:rPr>
-              <w:t xml:space="preserve">5</w:t>
+              <w:t xml:space="preserve">8</w:t>
             </w:r>
           </w:p>
         </w:tc>
@@ -11647,7 +11584,7 @@
                 <w:sz w:val="19"/>
                 <w:szCs w:val="19"/>
               </w:rPr>
-              <w:t xml:space="preserve">ADM-04</w:t>
+              <w:t xml:space="preserve">API-12</w:t>
             </w:r>
           </w:p>
         </w:tc>
@@ -11672,7 +11609,7 @@
                 <w:sz w:val="19"/>
                 <w:szCs w:val="19"/>
               </w:rPr>
-              <w:t xml:space="preserve">See the automated pre-check results before deciding</w:t>
+              <w:t xml:space="preserve">Version, deprecate and retire a published API</w:t>
             </w:r>
           </w:p>
         </w:tc>
@@ -11697,7 +11634,7 @@
                 <w:sz w:val="19"/>
                 <w:szCs w:val="19"/>
               </w:rPr>
-              <w:t xml:space="preserve">MFT Admin</w:t>
+              <w:t xml:space="preserve">Standard User</w:t>
             </w:r>
           </w:p>
         </w:tc>
@@ -11722,7 +11659,7 @@
                 <w:sz w:val="19"/>
                 <w:szCs w:val="19"/>
               </w:rPr>
-              <w:t xml:space="preserve">Must</w:t>
+              <w:t xml:space="preserve">Should</w:t>
             </w:r>
           </w:p>
         </w:tc>
@@ -11748,780 +11685,6 @@
                 <w:szCs w:val="19"/>
               </w:rPr>
               <w:t xml:space="preserve">8</w:t>
-            </w:r>
-          </w:p>
-        </w:tc>
-      </w:tr>
-      <w:tr>
-        <w:tc>
-          <w:tcPr>
-            <w:tcW w:type="dxa" w:w="900"/>
-            <w:tcMar>
-              <w:top w:type="dxa" w:w="80"/>
-              <w:left w:type="dxa" w:w="110"/>
-              <w:bottom w:type="dxa" w:w="80"/>
-              <w:right w:type="dxa" w:w="110"/>
-            </w:tcMar>
-          </w:tcPr>
-          <w:p>
-            <w:pPr>
-              <w:spacing w:after="0"/>
-            </w:pPr>
-            <w:r>
-              <w:rPr>
-                <w:rFonts w:ascii="Calibri" w:cs="Calibri" w:eastAsia="Calibri" w:hAnsi="Calibri"/>
-                <w:b/>
-                <w:bCs/>
-                <w:color w:val="003D9E"/>
-                <w:sz w:val="19"/>
-                <w:szCs w:val="19"/>
-              </w:rPr>
-              <w:t xml:space="preserve">DEC-04</w:t>
-            </w:r>
-          </w:p>
-        </w:tc>
-        <w:tc>
-          <w:tcPr>
-            <w:tcW w:type="dxa" w:w="5300"/>
-            <w:tcMar>
-              <w:top w:type="dxa" w:w="80"/>
-              <w:left w:type="dxa" w:w="110"/>
-              <w:bottom w:type="dxa" w:w="80"/>
-              <w:right w:type="dxa" w:w="110"/>
-            </w:tcMar>
-          </w:tcPr>
-          <w:p>
-            <w:pPr>
-              <w:spacing w:after="0"/>
-            </w:pPr>
-            <w:r>
-              <w:rPr>
-                <w:rFonts w:ascii="Calibri" w:cs="Calibri" w:eastAsia="Calibri" w:hAnsi="Calibri"/>
-                <w:color w:val="3D4653"/>
-                <w:sz w:val="19"/>
-                <w:szCs w:val="19"/>
-              </w:rPr>
-              <w:t xml:space="preserve">Approve conditionally, with binding conditions</w:t>
-            </w:r>
-          </w:p>
-        </w:tc>
-        <w:tc>
-          <w:tcPr>
-            <w:tcW w:type="dxa" w:w="1560"/>
-            <w:tcMar>
-              <w:top w:type="dxa" w:w="80"/>
-              <w:left w:type="dxa" w:w="110"/>
-              <w:bottom w:type="dxa" w:w="80"/>
-              <w:right w:type="dxa" w:w="110"/>
-            </w:tcMar>
-          </w:tcPr>
-          <w:p>
-            <w:pPr>
-              <w:spacing w:after="0"/>
-            </w:pPr>
-            <w:r>
-              <w:rPr>
-                <w:rFonts w:ascii="Calibri" w:cs="Calibri" w:eastAsia="Calibri" w:hAnsi="Calibri"/>
-                <w:color w:val="3D4653"/>
-                <w:sz w:val="19"/>
-                <w:szCs w:val="19"/>
-              </w:rPr>
-              <w:t xml:space="preserve">MFT Admin</w:t>
-            </w:r>
-          </w:p>
-        </w:tc>
-        <w:tc>
-          <w:tcPr>
-            <w:tcW w:type="dxa" w:w="900"/>
-            <w:tcMar>
-              <w:top w:type="dxa" w:w="80"/>
-              <w:left w:type="dxa" w:w="110"/>
-              <w:bottom w:type="dxa" w:w="80"/>
-              <w:right w:type="dxa" w:w="110"/>
-            </w:tcMar>
-          </w:tcPr>
-          <w:p>
-            <w:pPr>
-              <w:spacing w:after="0"/>
-            </w:pPr>
-            <w:r>
-              <w:rPr>
-                <w:rFonts w:ascii="Calibri" w:cs="Calibri" w:eastAsia="Calibri" w:hAnsi="Calibri"/>
-                <w:color w:val="3D4653"/>
-                <w:sz w:val="19"/>
-                <w:szCs w:val="19"/>
-              </w:rPr>
-              <w:t xml:space="preserve">Should</w:t>
-            </w:r>
-          </w:p>
-        </w:tc>
-        <w:tc>
-          <w:tcPr>
-            <w:tcW w:type="dxa" w:w="700"/>
-            <w:tcMar>
-              <w:top w:type="dxa" w:w="80"/>
-              <w:left w:type="dxa" w:w="110"/>
-              <w:bottom w:type="dxa" w:w="80"/>
-              <w:right w:type="dxa" w:w="110"/>
-            </w:tcMar>
-          </w:tcPr>
-          <w:p>
-            <w:pPr>
-              <w:spacing w:after="0"/>
-            </w:pPr>
-            <w:r>
-              <w:rPr>
-                <w:rFonts w:ascii="Calibri" w:cs="Calibri" w:eastAsia="Calibri" w:hAnsi="Calibri"/>
-                <w:color w:val="3D4653"/>
-                <w:sz w:val="19"/>
-                <w:szCs w:val="19"/>
-              </w:rPr>
-              <w:t xml:space="preserve">5</w:t>
-            </w:r>
-          </w:p>
-        </w:tc>
-      </w:tr>
-      <w:tr>
-        <w:tc>
-          <w:tcPr>
-            <w:tcW w:type="dxa" w:w="900"/>
-            <w:tcMar>
-              <w:top w:type="dxa" w:w="80"/>
-              <w:left w:type="dxa" w:w="110"/>
-              <w:bottom w:type="dxa" w:w="80"/>
-              <w:right w:type="dxa" w:w="110"/>
-            </w:tcMar>
-          </w:tcPr>
-          <w:p>
-            <w:pPr>
-              <w:spacing w:after="0"/>
-            </w:pPr>
-            <w:r>
-              <w:rPr>
-                <w:rFonts w:ascii="Calibri" w:cs="Calibri" w:eastAsia="Calibri" w:hAnsi="Calibri"/>
-                <w:b/>
-                <w:bCs/>
-                <w:color w:val="003D9E"/>
-                <w:sz w:val="19"/>
-                <w:szCs w:val="19"/>
-              </w:rPr>
-              <w:t xml:space="preserve">DEC-05</w:t>
-            </w:r>
-          </w:p>
-        </w:tc>
-        <w:tc>
-          <w:tcPr>
-            <w:tcW w:type="dxa" w:w="5300"/>
-            <w:tcMar>
-              <w:top w:type="dxa" w:w="80"/>
-              <w:left w:type="dxa" w:w="110"/>
-              <w:bottom w:type="dxa" w:w="80"/>
-              <w:right w:type="dxa" w:w="110"/>
-            </w:tcMar>
-          </w:tcPr>
-          <w:p>
-            <w:pPr>
-              <w:spacing w:after="0"/>
-            </w:pPr>
-            <w:r>
-              <w:rPr>
-                <w:rFonts w:ascii="Calibri" w:cs="Calibri" w:eastAsia="Calibri" w:hAnsi="Calibri"/>
-                <w:color w:val="3D4653"/>
-                <w:sz w:val="19"/>
-                <w:szCs w:val="19"/>
-              </w:rPr>
-              <w:t xml:space="preserve">Reassign or delegate a request to another approver</w:t>
-            </w:r>
-          </w:p>
-        </w:tc>
-        <w:tc>
-          <w:tcPr>
-            <w:tcW w:type="dxa" w:w="1560"/>
-            <w:tcMar>
-              <w:top w:type="dxa" w:w="80"/>
-              <w:left w:type="dxa" w:w="110"/>
-              <w:bottom w:type="dxa" w:w="80"/>
-              <w:right w:type="dxa" w:w="110"/>
-            </w:tcMar>
-          </w:tcPr>
-          <w:p>
-            <w:pPr>
-              <w:spacing w:after="0"/>
-            </w:pPr>
-            <w:r>
-              <w:rPr>
-                <w:rFonts w:ascii="Calibri" w:cs="Calibri" w:eastAsia="Calibri" w:hAnsi="Calibri"/>
-                <w:color w:val="3D4653"/>
-                <w:sz w:val="19"/>
-                <w:szCs w:val="19"/>
-              </w:rPr>
-              <w:t xml:space="preserve">MFT Admin</w:t>
-            </w:r>
-          </w:p>
-        </w:tc>
-        <w:tc>
-          <w:tcPr>
-            <w:tcW w:type="dxa" w:w="900"/>
-            <w:tcMar>
-              <w:top w:type="dxa" w:w="80"/>
-              <w:left w:type="dxa" w:w="110"/>
-              <w:bottom w:type="dxa" w:w="80"/>
-              <w:right w:type="dxa" w:w="110"/>
-            </w:tcMar>
-          </w:tcPr>
-          <w:p>
-            <w:pPr>
-              <w:spacing w:after="0"/>
-            </w:pPr>
-            <w:r>
-              <w:rPr>
-                <w:rFonts w:ascii="Calibri" w:cs="Calibri" w:eastAsia="Calibri" w:hAnsi="Calibri"/>
-                <w:color w:val="3D4653"/>
-                <w:sz w:val="19"/>
-                <w:szCs w:val="19"/>
-              </w:rPr>
-              <w:t xml:space="preserve">Should</w:t>
-            </w:r>
-          </w:p>
-        </w:tc>
-        <w:tc>
-          <w:tcPr>
-            <w:tcW w:type="dxa" w:w="700"/>
-            <w:tcMar>
-              <w:top w:type="dxa" w:w="80"/>
-              <w:left w:type="dxa" w:w="110"/>
-              <w:bottom w:type="dxa" w:w="80"/>
-              <w:right w:type="dxa" w:w="110"/>
-            </w:tcMar>
-          </w:tcPr>
-          <w:p>
-            <w:pPr>
-              <w:spacing w:after="0"/>
-            </w:pPr>
-            <w:r>
-              <w:rPr>
-                <w:rFonts w:ascii="Calibri" w:cs="Calibri" w:eastAsia="Calibri" w:hAnsi="Calibri"/>
-                <w:color w:val="3D4653"/>
-                <w:sz w:val="19"/>
-                <w:szCs w:val="19"/>
-              </w:rPr>
-              <w:t xml:space="preserve">3</w:t>
-            </w:r>
-          </w:p>
-        </w:tc>
-      </w:tr>
-      <w:tr>
-        <w:tc>
-          <w:tcPr>
-            <w:tcW w:type="dxa" w:w="900"/>
-            <w:tcMar>
-              <w:top w:type="dxa" w:w="80"/>
-              <w:left w:type="dxa" w:w="110"/>
-              <w:bottom w:type="dxa" w:w="80"/>
-              <w:right w:type="dxa" w:w="110"/>
-            </w:tcMar>
-          </w:tcPr>
-          <w:p>
-            <w:pPr>
-              <w:spacing w:after="0"/>
-            </w:pPr>
-            <w:r>
-              <w:rPr>
-                <w:rFonts w:ascii="Calibri" w:cs="Calibri" w:eastAsia="Calibri" w:hAnsi="Calibri"/>
-                <w:b/>
-                <w:bCs/>
-                <w:color w:val="003D9E"/>
-                <w:sz w:val="19"/>
-                <w:szCs w:val="19"/>
-              </w:rPr>
-              <w:t xml:space="preserve">DEC-07</w:t>
-            </w:r>
-          </w:p>
-        </w:tc>
-        <w:tc>
-          <w:tcPr>
-            <w:tcW w:type="dxa" w:w="5300"/>
-            <w:tcMar>
-              <w:top w:type="dxa" w:w="80"/>
-              <w:left w:type="dxa" w:w="110"/>
-              <w:bottom w:type="dxa" w:w="80"/>
-              <w:right w:type="dxa" w:w="110"/>
-            </w:tcMar>
-          </w:tcPr>
-          <w:p>
-            <w:pPr>
-              <w:spacing w:after="0"/>
-            </w:pPr>
-            <w:r>
-              <w:rPr>
-                <w:rFonts w:ascii="Calibri" w:cs="Calibri" w:eastAsia="Calibri" w:hAnsi="Calibri"/>
-                <w:color w:val="3D4653"/>
-                <w:sz w:val="19"/>
-                <w:szCs w:val="19"/>
-              </w:rPr>
-              <w:t xml:space="preserve">Fast-path approval for low-risk requests</w:t>
-            </w:r>
-          </w:p>
-        </w:tc>
-        <w:tc>
-          <w:tcPr>
-            <w:tcW w:type="dxa" w:w="1560"/>
-            <w:tcMar>
-              <w:top w:type="dxa" w:w="80"/>
-              <w:left w:type="dxa" w:w="110"/>
-              <w:bottom w:type="dxa" w:w="80"/>
-              <w:right w:type="dxa" w:w="110"/>
-            </w:tcMar>
-          </w:tcPr>
-          <w:p>
-            <w:pPr>
-              <w:spacing w:after="0"/>
-            </w:pPr>
-            <w:r>
-              <w:rPr>
-                <w:rFonts w:ascii="Calibri" w:cs="Calibri" w:eastAsia="Calibri" w:hAnsi="Calibri"/>
-                <w:color w:val="3D4653"/>
-                <w:sz w:val="19"/>
-                <w:szCs w:val="19"/>
-              </w:rPr>
-              <w:t xml:space="preserve">MFT Admin</w:t>
-            </w:r>
-          </w:p>
-        </w:tc>
-        <w:tc>
-          <w:tcPr>
-            <w:tcW w:type="dxa" w:w="900"/>
-            <w:tcMar>
-              <w:top w:type="dxa" w:w="80"/>
-              <w:left w:type="dxa" w:w="110"/>
-              <w:bottom w:type="dxa" w:w="80"/>
-              <w:right w:type="dxa" w:w="110"/>
-            </w:tcMar>
-          </w:tcPr>
-          <w:p>
-            <w:pPr>
-              <w:spacing w:after="0"/>
-            </w:pPr>
-            <w:r>
-              <w:rPr>
-                <w:rFonts w:ascii="Calibri" w:cs="Calibri" w:eastAsia="Calibri" w:hAnsi="Calibri"/>
-                <w:color w:val="3D4653"/>
-                <w:sz w:val="19"/>
-                <w:szCs w:val="19"/>
-              </w:rPr>
-              <w:t xml:space="preserve">Could</w:t>
-            </w:r>
-          </w:p>
-        </w:tc>
-        <w:tc>
-          <w:tcPr>
-            <w:tcW w:type="dxa" w:w="700"/>
-            <w:tcMar>
-              <w:top w:type="dxa" w:w="80"/>
-              <w:left w:type="dxa" w:w="110"/>
-              <w:bottom w:type="dxa" w:w="80"/>
-              <w:right w:type="dxa" w:w="110"/>
-            </w:tcMar>
-          </w:tcPr>
-          <w:p>
-            <w:pPr>
-              <w:spacing w:after="0"/>
-            </w:pPr>
-            <w:r>
-              <w:rPr>
-                <w:rFonts w:ascii="Calibri" w:cs="Calibri" w:eastAsia="Calibri" w:hAnsi="Calibri"/>
-                <w:color w:val="3D4653"/>
-                <w:sz w:val="19"/>
-                <w:szCs w:val="19"/>
-              </w:rPr>
-              <w:t xml:space="preserve">5</w:t>
-            </w:r>
-          </w:p>
-        </w:tc>
-      </w:tr>
-      <w:tr>
-        <w:tc>
-          <w:tcPr>
-            <w:tcW w:type="dxa" w:w="900"/>
-            <w:tcMar>
-              <w:top w:type="dxa" w:w="80"/>
-              <w:left w:type="dxa" w:w="110"/>
-              <w:bottom w:type="dxa" w:w="80"/>
-              <w:right w:type="dxa" w:w="110"/>
-            </w:tcMar>
-          </w:tcPr>
-          <w:p>
-            <w:pPr>
-              <w:spacing w:after="0"/>
-            </w:pPr>
-            <w:r>
-              <w:rPr>
-                <w:rFonts w:ascii="Calibri" w:cs="Calibri" w:eastAsia="Calibri" w:hAnsi="Calibri"/>
-                <w:b/>
-                <w:bCs/>
-                <w:color w:val="003D9E"/>
-                <w:sz w:val="19"/>
-                <w:szCs w:val="19"/>
-              </w:rPr>
-              <w:t xml:space="preserve">AUD-02</w:t>
-            </w:r>
-          </w:p>
-        </w:tc>
-        <w:tc>
-          <w:tcPr>
-            <w:tcW w:type="dxa" w:w="5300"/>
-            <w:tcMar>
-              <w:top w:type="dxa" w:w="80"/>
-              <w:left w:type="dxa" w:w="110"/>
-              <w:bottom w:type="dxa" w:w="80"/>
-              <w:right w:type="dxa" w:w="110"/>
-            </w:tcMar>
-          </w:tcPr>
-          <w:p>
-            <w:pPr>
-              <w:spacing w:after="0"/>
-            </w:pPr>
-            <w:r>
-              <w:rPr>
-                <w:rFonts w:ascii="Calibri" w:cs="Calibri" w:eastAsia="Calibri" w:hAnsi="Calibri"/>
-                <w:color w:val="3D4653"/>
-                <w:sz w:val="19"/>
-                <w:szCs w:val="19"/>
-              </w:rPr>
-              <w:t xml:space="preserve">Report on throughput, SLA and rejection reasons</w:t>
-            </w:r>
-          </w:p>
-        </w:tc>
-        <w:tc>
-          <w:tcPr>
-            <w:tcW w:type="dxa" w:w="1560"/>
-            <w:tcMar>
-              <w:top w:type="dxa" w:w="80"/>
-              <w:left w:type="dxa" w:w="110"/>
-              <w:bottom w:type="dxa" w:w="80"/>
-              <w:right w:type="dxa" w:w="110"/>
-            </w:tcMar>
-          </w:tcPr>
-          <w:p>
-            <w:pPr>
-              <w:spacing w:after="0"/>
-            </w:pPr>
-            <w:r>
-              <w:rPr>
-                <w:rFonts w:ascii="Calibri" w:cs="Calibri" w:eastAsia="Calibri" w:hAnsi="Calibri"/>
-                <w:color w:val="3D4653"/>
-                <w:sz w:val="19"/>
-                <w:szCs w:val="19"/>
-              </w:rPr>
-              <w:t xml:space="preserve">MFT Admin</w:t>
-            </w:r>
-          </w:p>
-        </w:tc>
-        <w:tc>
-          <w:tcPr>
-            <w:tcW w:type="dxa" w:w="900"/>
-            <w:tcMar>
-              <w:top w:type="dxa" w:w="80"/>
-              <w:left w:type="dxa" w:w="110"/>
-              <w:bottom w:type="dxa" w:w="80"/>
-              <w:right w:type="dxa" w:w="110"/>
-            </w:tcMar>
-          </w:tcPr>
-          <w:p>
-            <w:pPr>
-              <w:spacing w:after="0"/>
-            </w:pPr>
-            <w:r>
-              <w:rPr>
-                <w:rFonts w:ascii="Calibri" w:cs="Calibri" w:eastAsia="Calibri" w:hAnsi="Calibri"/>
-                <w:color w:val="3D4653"/>
-                <w:sz w:val="19"/>
-                <w:szCs w:val="19"/>
-              </w:rPr>
-              <w:t xml:space="preserve">Should</w:t>
-            </w:r>
-          </w:p>
-        </w:tc>
-        <w:tc>
-          <w:tcPr>
-            <w:tcW w:type="dxa" w:w="700"/>
-            <w:tcMar>
-              <w:top w:type="dxa" w:w="80"/>
-              <w:left w:type="dxa" w:w="110"/>
-              <w:bottom w:type="dxa" w:w="80"/>
-              <w:right w:type="dxa" w:w="110"/>
-            </w:tcMar>
-          </w:tcPr>
-          <w:p>
-            <w:pPr>
-              <w:spacing w:after="0"/>
-            </w:pPr>
-            <w:r>
-              <w:rPr>
-                <w:rFonts w:ascii="Calibri" w:cs="Calibri" w:eastAsia="Calibri" w:hAnsi="Calibri"/>
-                <w:color w:val="3D4653"/>
-                <w:sz w:val="19"/>
-                <w:szCs w:val="19"/>
-              </w:rPr>
-              <w:t xml:space="preserve">5</w:t>
-            </w:r>
-          </w:p>
-        </w:tc>
-      </w:tr>
-      <w:tr>
-        <w:tc>
-          <w:tcPr>
-            <w:tcW w:type="dxa" w:w="900"/>
-            <w:tcMar>
-              <w:top w:type="dxa" w:w="80"/>
-              <w:left w:type="dxa" w:w="110"/>
-              <w:bottom w:type="dxa" w:w="80"/>
-              <w:right w:type="dxa" w:w="110"/>
-            </w:tcMar>
-          </w:tcPr>
-          <w:p>
-            <w:pPr>
-              <w:spacing w:after="0"/>
-            </w:pPr>
-            <w:r>
-              <w:rPr>
-                <w:rFonts w:ascii="Calibri" w:cs="Calibri" w:eastAsia="Calibri" w:hAnsi="Calibri"/>
-                <w:b/>
-                <w:bCs/>
-                <w:color w:val="003D9E"/>
-                <w:sz w:val="19"/>
-                <w:szCs w:val="19"/>
-              </w:rPr>
-              <w:t xml:space="preserve">NFR-01</w:t>
-            </w:r>
-          </w:p>
-        </w:tc>
-        <w:tc>
-          <w:tcPr>
-            <w:tcW w:type="dxa" w:w="5300"/>
-            <w:tcMar>
-              <w:top w:type="dxa" w:w="80"/>
-              <w:left w:type="dxa" w:w="110"/>
-              <w:bottom w:type="dxa" w:w="80"/>
-              <w:right w:type="dxa" w:w="110"/>
-            </w:tcMar>
-          </w:tcPr>
-          <w:p>
-            <w:pPr>
-              <w:spacing w:after="0"/>
-            </w:pPr>
-            <w:r>
-              <w:rPr>
-                <w:rFonts w:ascii="Calibri" w:cs="Calibri" w:eastAsia="Calibri" w:hAnsi="Calibri"/>
-                <w:color w:val="3D4653"/>
-                <w:sz w:val="19"/>
-                <w:szCs w:val="19"/>
-              </w:rPr>
-              <w:t xml:space="preserve">Meet accessibility standards</w:t>
-            </w:r>
-          </w:p>
-        </w:tc>
-        <w:tc>
-          <w:tcPr>
-            <w:tcW w:type="dxa" w:w="1560"/>
-            <w:tcMar>
-              <w:top w:type="dxa" w:w="80"/>
-              <w:left w:type="dxa" w:w="110"/>
-              <w:bottom w:type="dxa" w:w="80"/>
-              <w:right w:type="dxa" w:w="110"/>
-            </w:tcMar>
-          </w:tcPr>
-          <w:p>
-            <w:pPr>
-              <w:spacing w:after="0"/>
-            </w:pPr>
-            <w:r>
-              <w:rPr>
-                <w:rFonts w:ascii="Calibri" w:cs="Calibri" w:eastAsia="Calibri" w:hAnsi="Calibri"/>
-                <w:color w:val="3D4653"/>
-                <w:sz w:val="19"/>
-                <w:szCs w:val="19"/>
-              </w:rPr>
-              <w:t xml:space="preserve">All</w:t>
-            </w:r>
-          </w:p>
-        </w:tc>
-        <w:tc>
-          <w:tcPr>
-            <w:tcW w:type="dxa" w:w="900"/>
-            <w:tcMar>
-              <w:top w:type="dxa" w:w="80"/>
-              <w:left w:type="dxa" w:w="110"/>
-              <w:bottom w:type="dxa" w:w="80"/>
-              <w:right w:type="dxa" w:w="110"/>
-            </w:tcMar>
-          </w:tcPr>
-          <w:p>
-            <w:pPr>
-              <w:spacing w:after="0"/>
-            </w:pPr>
-            <w:r>
-              <w:rPr>
-                <w:rFonts w:ascii="Calibri" w:cs="Calibri" w:eastAsia="Calibri" w:hAnsi="Calibri"/>
-                <w:color w:val="3D4653"/>
-                <w:sz w:val="19"/>
-                <w:szCs w:val="19"/>
-              </w:rPr>
-              <w:t xml:space="preserve">Must</w:t>
-            </w:r>
-          </w:p>
-        </w:tc>
-        <w:tc>
-          <w:tcPr>
-            <w:tcW w:type="dxa" w:w="700"/>
-            <w:tcMar>
-              <w:top w:type="dxa" w:w="80"/>
-              <w:left w:type="dxa" w:w="110"/>
-              <w:bottom w:type="dxa" w:w="80"/>
-              <w:right w:type="dxa" w:w="110"/>
-            </w:tcMar>
-          </w:tcPr>
-          <w:p>
-            <w:pPr>
-              <w:spacing w:after="0"/>
-            </w:pPr>
-            <w:r>
-              <w:rPr>
-                <w:rFonts w:ascii="Calibri" w:cs="Calibri" w:eastAsia="Calibri" w:hAnsi="Calibri"/>
-                <w:color w:val="3D4653"/>
-                <w:sz w:val="19"/>
-                <w:szCs w:val="19"/>
-              </w:rPr>
-              <w:t xml:space="preserve">5</w:t>
-            </w:r>
-          </w:p>
-        </w:tc>
-      </w:tr>
-      <w:tr>
-        <w:tc>
-          <w:tcPr>
-            <w:tcW w:type="dxa" w:w="900"/>
-            <w:tcMar>
-              <w:top w:type="dxa" w:w="80"/>
-              <w:left w:type="dxa" w:w="110"/>
-              <w:bottom w:type="dxa" w:w="80"/>
-              <w:right w:type="dxa" w:w="110"/>
-            </w:tcMar>
-          </w:tcPr>
-          <w:p>
-            <w:pPr>
-              <w:spacing w:after="0"/>
-            </w:pPr>
-            <w:r>
-              <w:rPr>
-                <w:rFonts w:ascii="Calibri" w:cs="Calibri" w:eastAsia="Calibri" w:hAnsi="Calibri"/>
-                <w:b/>
-                <w:bCs/>
-                <w:color w:val="003D9E"/>
-                <w:sz w:val="19"/>
-                <w:szCs w:val="19"/>
-              </w:rPr>
-              <w:t xml:space="preserve">NFR-02</w:t>
-            </w:r>
-          </w:p>
-        </w:tc>
-        <w:tc>
-          <w:tcPr>
-            <w:tcW w:type="dxa" w:w="5300"/>
-            <w:tcMar>
-              <w:top w:type="dxa" w:w="80"/>
-              <w:left w:type="dxa" w:w="110"/>
-              <w:bottom w:type="dxa" w:w="80"/>
-              <w:right w:type="dxa" w:w="110"/>
-            </w:tcMar>
-          </w:tcPr>
-          <w:p>
-            <w:pPr>
-              <w:spacing w:after="0"/>
-            </w:pPr>
-            <w:r>
-              <w:rPr>
-                <w:rFonts w:ascii="Calibri" w:cs="Calibri" w:eastAsia="Calibri" w:hAnsi="Calibri"/>
-                <w:color w:val="3D4653"/>
-                <w:sz w:val="19"/>
-                <w:szCs w:val="19"/>
-              </w:rPr>
-              <w:t xml:space="preserve">Meet performance and availability targets</w:t>
-            </w:r>
-          </w:p>
-        </w:tc>
-        <w:tc>
-          <w:tcPr>
-            <w:tcW w:type="dxa" w:w="1560"/>
-            <w:tcMar>
-              <w:top w:type="dxa" w:w="80"/>
-              <w:left w:type="dxa" w:w="110"/>
-              <w:bottom w:type="dxa" w:w="80"/>
-              <w:right w:type="dxa" w:w="110"/>
-            </w:tcMar>
-          </w:tcPr>
-          <w:p>
-            <w:pPr>
-              <w:spacing w:after="0"/>
-            </w:pPr>
-            <w:r>
-              <w:rPr>
-                <w:rFonts w:ascii="Calibri" w:cs="Calibri" w:eastAsia="Calibri" w:hAnsi="Calibri"/>
-                <w:color w:val="3D4653"/>
-                <w:sz w:val="19"/>
-                <w:szCs w:val="19"/>
-              </w:rPr>
-              <w:t xml:space="preserve">All</w:t>
-            </w:r>
-          </w:p>
-        </w:tc>
-        <w:tc>
-          <w:tcPr>
-            <w:tcW w:type="dxa" w:w="900"/>
-            <w:tcMar>
-              <w:top w:type="dxa" w:w="80"/>
-              <w:left w:type="dxa" w:w="110"/>
-              <w:bottom w:type="dxa" w:w="80"/>
-              <w:right w:type="dxa" w:w="110"/>
-            </w:tcMar>
-          </w:tcPr>
-          <w:p>
-            <w:pPr>
-              <w:spacing w:after="0"/>
-            </w:pPr>
-            <w:r>
-              <w:rPr>
-                <w:rFonts w:ascii="Calibri" w:cs="Calibri" w:eastAsia="Calibri" w:hAnsi="Calibri"/>
-                <w:color w:val="3D4653"/>
-                <w:sz w:val="19"/>
-                <w:szCs w:val="19"/>
-              </w:rPr>
-              <w:t xml:space="preserve">Should</w:t>
-            </w:r>
-          </w:p>
-        </w:tc>
-        <w:tc>
-          <w:tcPr>
-            <w:tcW w:type="dxa" w:w="700"/>
-            <w:tcMar>
-              <w:top w:type="dxa" w:w="80"/>
-              <w:left w:type="dxa" w:w="110"/>
-              <w:bottom w:type="dxa" w:w="80"/>
-              <w:right w:type="dxa" w:w="110"/>
-            </w:tcMar>
-          </w:tcPr>
-          <w:p>
-            <w:pPr>
-              <w:spacing w:after="0"/>
-            </w:pPr>
-            <w:r>
-              <w:rPr>
-                <w:rFonts w:ascii="Calibri" w:cs="Calibri" w:eastAsia="Calibri" w:hAnsi="Calibri"/>
-                <w:color w:val="3D4653"/>
-                <w:sz w:val="19"/>
-                <w:szCs w:val="19"/>
-              </w:rPr>
-              <w:t xml:space="preserve">3</w:t>
             </w:r>
           </w:p>
         </w:tc>
@@ -12541,7 +11704,7 @@
         <w:rPr>
           <w:rFonts w:ascii="Calibri" w:cs="Calibri" w:eastAsia="Calibri" w:hAnsi="Calibri"/>
         </w:rPr>
-        <w:t xml:space="preserve">9. P4 — Event-Driven Onboarding</w:t>
+        <w:t xml:space="preserve">9. P4 — Enterprise SSO, Governance &amp; Scale</w:t>
       </w:r>
     </w:p>
     <w:tbl>
@@ -12614,7 +11777,7 @@
                 <w:sz w:val="19"/>
                 <w:szCs w:val="19"/>
               </w:rPr>
-              <w:t xml:space="preserve">Weeks 39–48</w:t>
+              <w:t xml:space="preserve">W14–W19</w:t>
             </w:r>
           </w:p>
         </w:tc>
@@ -12667,7 +11830,7 @@
                 <w:sz w:val="19"/>
                 <w:szCs w:val="19"/>
               </w:rPr>
-              <w:t xml:space="preserve">The third pattern family</w:t>
+              <w:t xml:space="preserve">Production-grade · starts ~3 months out</w:t>
             </w:r>
           </w:p>
         </w:tc>
@@ -12720,7 +11883,7 @@
                 <w:sz w:val="19"/>
                 <w:szCs w:val="19"/>
               </w:rPr>
-              <w:t xml:space="preserve">4  (34 pts)</w:t>
+              <w:t xml:space="preserve">9  (44 pts)</w:t>
             </w:r>
           </w:p>
         </w:tc>
@@ -12754,7 +11917,7 @@
           <w:sz w:val="21"/>
           <w:szCs w:val="21"/>
         </w:rPr>
-        <w:t xml:space="preserve">Extend the same front door to event streaming: AsyncAPI contracts, a browsable event catalogue, and a schema registry that refuses an incompatible change.</w:t>
+        <w:t xml:space="preserve">Replace the MVP's local login with enterprise SSO, add step-up MFA at the moment of decision, and stand up the controls an auditor will actually test — running as a parallel identity-and-governance track from around the three-month mark, overlapping the tail of the mashup build.</w:t>
       </w:r>
     </w:p>
     <w:p>
@@ -12785,7 +11948,7 @@
           <w:sz w:val="20"/>
           <w:szCs w:val="20"/>
         </w:rPr>
-        <w:t xml:space="preserve">AsyncAPI contract upload, linting and publication.</w:t>
+        <w:t xml:space="preserve">Enterprise SSO (OIDC / SAML) via the pluggable auth layer built in Phase 0. Local accounts migrated and retired.</w:t>
       </w:r>
     </w:p>
     <w:p>
@@ -12804,7 +11967,7 @@
           <w:sz w:val="20"/>
           <w:szCs w:val="20"/>
         </w:rPr>
-        <w:t xml:space="preserve">Publisher onboarding: declare a topic, its event schema and its retention.</w:t>
+        <w:t xml:space="preserve">Step-up multi-factor authentication at the moment of decision — beyond the MVP's sign-in 2FA.</w:t>
       </w:r>
     </w:p>
     <w:p>
@@ -12823,7 +11986,7 @@
           <w:sz w:val="20"/>
           <w:szCs w:val="20"/>
         </w:rPr>
-        <w:t xml:space="preserve">Subscriber onboarding: browse the event catalogue, subscribe to a topic, receive credentials.</w:t>
+        <w:t xml:space="preserve">The full automated pre-check engine: credential strength and expiry, classification-versus-protocol, capacity thresholds, IP allow-list validity, contract lint, anti-pattern flags.</w:t>
       </w:r>
     </w:p>
     <w:p>
@@ -12842,19 +12005,7 @@
           <w:sz w:val="20"/>
           <w:szCs w:val="20"/>
         </w:rPr>
-        <w:t xml:space="preserve">Schema registry with forward and backward compatibility enforcement.</w:t>
-      </w:r>
-    </w:p>
-    <w:p>
-      <w:pPr>
-        <w:pStyle w:val="Heading2"/>
-        <w:spacing w:after="120" w:before="240"/>
-      </w:pPr>
-      <w:r>
-        <w:rPr>
-          <w:rFonts w:ascii="Calibri" w:cs="Calibri" w:eastAsia="Calibri" w:hAnsi="Calibri"/>
-        </w:rPr>
-        <w:t xml:space="preserve">Explicitly not in this phase</w:t>
+        <w:t xml:space="preserve">Conditional approval with tracked conditions, delegation and reassignment, and fast-path batch approval for low-risk non-production requests.</w:t>
       </w:r>
     </w:p>
     <w:p>
@@ -12873,35 +12024,7 @@
           <w:sz w:val="20"/>
           <w:szCs w:val="20"/>
         </w:rPr>
-        <w:t xml:space="preserve">Stream processing / transformation logic — that remains a build activity, not a self-service one.</w:t>
-      </w:r>
-    </w:p>
-    <w:p>
-      <w:pPr>
-        <w:pStyle w:val="Heading2"/>
-        <w:spacing w:after="120" w:before="240"/>
-      </w:pPr>
-      <w:r>
-        <w:rPr>
-          <w:rFonts w:ascii="Calibri" w:cs="Calibri" w:eastAsia="Calibri" w:hAnsi="Calibri"/>
-        </w:rPr>
-        <w:t xml:space="preserve">The automation that builds it</w:t>
-      </w:r>
-    </w:p>
-    <w:p>
-      <w:pPr>
-        <w:spacing w:after="120" w:line="276"/>
-      </w:pPr>
-      <w:r>
-        <w:rPr>
-          <w:rFonts w:ascii="Calibri" w:cs="Calibri" w:eastAsia="Calibri" w:hAnsi="Calibri"/>
-          <w:i/>
-          <w:iCs/>
-          <w:color w:val="7A8493"/>
-          <w:sz w:val="19"/>
-          <w:szCs w:val="19"/>
-        </w:rPr>
-        <w:t xml:space="preserve">This is the part that makes Intelligrator a product rather than a form. Everything below happens without a human opening Boomi.</w:t>
+        <w:t xml:space="preserve">Reporting: throughput, time-to-decision against SLA, rejection reason codes ranked by frequency.</w:t>
       </w:r>
     </w:p>
     <w:p>
@@ -12920,7 +12043,19 @@
           <w:sz w:val="20"/>
           <w:szCs w:val="20"/>
         </w:rPr>
-        <w:t xml:space="preserve">Topic, ACL and consumer group provisioned from the approved request as configuration.</w:t>
+        <w:t xml:space="preserve">Accessibility to WCAG 2.2 AA. Performance and availability against the agreed SLO.</w:t>
+      </w:r>
+    </w:p>
+    <w:p>
+      <w:pPr>
+        <w:pStyle w:val="Heading2"/>
+        <w:spacing w:after="120" w:before="240"/>
+      </w:pPr>
+      <w:r>
+        <w:rPr>
+          <w:rFonts w:ascii="Calibri" w:cs="Calibri" w:eastAsia="Calibri" w:hAnsi="Calibri"/>
+        </w:rPr>
+        <w:t xml:space="preserve">Explicitly not in this phase</w:t>
       </w:r>
     </w:p>
     <w:p>
@@ -12939,7 +12074,7 @@
           <w:sz w:val="20"/>
           <w:szCs w:val="20"/>
         </w:rPr>
-        <w:t xml:space="preserve">Schema registered and compatibility-checked automatically; an incompatible change is rejected at submission, not at runtime.</w:t>
+        <w:t xml:space="preserve">Event-driven onboarding — Phase 5.</w:t>
       </w:r>
     </w:p>
     <w:p>
@@ -12951,7 +12086,23 @@
         <w:rPr>
           <w:rFonts w:ascii="Calibri" w:cs="Calibri" w:eastAsia="Calibri" w:hAnsi="Calibri"/>
         </w:rPr>
-        <w:t xml:space="preserve">Exit criteria — how you know it is done</w:t>
+        <w:t xml:space="preserve">The automation that builds it</w:t>
+      </w:r>
+    </w:p>
+    <w:p>
+      <w:pPr>
+        <w:spacing w:after="120" w:line="276"/>
+      </w:pPr>
+      <w:r>
+        <w:rPr>
+          <w:rFonts w:ascii="Calibri" w:cs="Calibri" w:eastAsia="Calibri" w:hAnsi="Calibri"/>
+          <w:i/>
+          <w:iCs/>
+          <w:color w:val="7A8493"/>
+          <w:sz w:val="19"/>
+          <w:szCs w:val="19"/>
+        </w:rPr>
+        <w:t xml:space="preserve">This is the part that makes Intelligrator a product rather than a form. Everything below happens without a human opening Boomi.</w:t>
       </w:r>
     </w:p>
     <w:p>
@@ -12970,7 +12121,7 @@
           <w:sz w:val="20"/>
           <w:szCs w:val="20"/>
         </w:rPr>
-        <w:t xml:space="preserve">A publisher and a subscriber are onboarded to a new topic entirely through the portal.</w:t>
+        <w:t xml:space="preserve">Automated migration of local accounts to SSO identities with no re-registration.</w:t>
       </w:r>
     </w:p>
     <w:p>
@@ -12989,7 +12140,95 @@
           <w:sz w:val="20"/>
           <w:szCs w:val="20"/>
         </w:rPr>
-        <w:t xml:space="preserve">An incompatible schema change is rejected before it can reach an environment.</w:t>
+        <w:t xml:space="preserve">Pre-check engine runs on submission; the approver sees a pass/warn/fail panel before opening the request.</w:t>
+      </w:r>
+    </w:p>
+    <w:p>
+      <w:pPr>
+        <w:pStyle w:val="ListParagraph"/>
+        <w:numPr>
+          <w:ilvl w:val="0"/>
+          <w:numId w:val="2"/>
+        </w:numPr>
+        <w:spacing w:after="60" w:line="276"/>
+      </w:pPr>
+      <w:r>
+        <w:rPr>
+          <w:rFonts w:ascii="Calibri" w:cs="Calibri" w:eastAsia="Calibri" w:hAnsi="Calibri"/>
+          <w:color w:val="3D4653"/>
+          <w:sz w:val="20"/>
+          <w:szCs w:val="20"/>
+        </w:rPr>
+        <w:t xml:space="preserve">Condition-monitoring job escalates a conditional approval whose condition passes its due date unmet.</w:t>
+      </w:r>
+    </w:p>
+    <w:p>
+      <w:pPr>
+        <w:pStyle w:val="Heading2"/>
+        <w:spacing w:after="120" w:before="240"/>
+      </w:pPr>
+      <w:r>
+        <w:rPr>
+          <w:rFonts w:ascii="Calibri" w:cs="Calibri" w:eastAsia="Calibri" w:hAnsi="Calibri"/>
+        </w:rPr>
+        <w:t xml:space="preserve">Exit criteria — how you know it is done</w:t>
+      </w:r>
+    </w:p>
+    <w:p>
+      <w:pPr>
+        <w:pStyle w:val="ListParagraph"/>
+        <w:numPr>
+          <w:ilvl w:val="0"/>
+          <w:numId w:val="2"/>
+        </w:numPr>
+        <w:spacing w:after="60" w:line="276"/>
+      </w:pPr>
+      <w:r>
+        <w:rPr>
+          <w:rFonts w:ascii="Calibri" w:cs="Calibri" w:eastAsia="Calibri" w:hAnsi="Calibri"/>
+          <w:color w:val="3D4653"/>
+          <w:sz w:val="20"/>
+          <w:szCs w:val="20"/>
+        </w:rPr>
+        <w:t xml:space="preserve">Local username-and-password authentication is switched off entirely.</w:t>
+      </w:r>
+    </w:p>
+    <w:p>
+      <w:pPr>
+        <w:pStyle w:val="ListParagraph"/>
+        <w:numPr>
+          <w:ilvl w:val="0"/>
+          <w:numId w:val="2"/>
+        </w:numPr>
+        <w:spacing w:after="60" w:line="276"/>
+      </w:pPr>
+      <w:r>
+        <w:rPr>
+          <w:rFonts w:ascii="Calibri" w:cs="Calibri" w:eastAsia="Calibri" w:hAnsi="Calibri"/>
+          <w:color w:val="3D4653"/>
+          <w:sz w:val="20"/>
+          <w:szCs w:val="20"/>
+        </w:rPr>
+        <w:t xml:space="preserve">An auditor can be shown, for any live interface, who approved it, when, on what basis, and the state of every pre-check at that moment.</w:t>
+      </w:r>
+    </w:p>
+    <w:p>
+      <w:pPr>
+        <w:pStyle w:val="ListParagraph"/>
+        <w:numPr>
+          <w:ilvl w:val="0"/>
+          <w:numId w:val="2"/>
+        </w:numPr>
+        <w:spacing w:after="60" w:line="276"/>
+      </w:pPr>
+      <w:r>
+        <w:rPr>
+          <w:rFonts w:ascii="Calibri" w:cs="Calibri" w:eastAsia="Calibri" w:hAnsi="Calibri"/>
+          <w:color w:val="3D4653"/>
+          <w:sz w:val="20"/>
+          <w:szCs w:val="20"/>
+        </w:rPr>
+        <w:t xml:space="preserve">The service passes an independent WCAG 2.2 AA assessment.</w:t>
       </w:r>
     </w:p>
     <w:p>
@@ -13192,7 +12431,7 @@
                 <w:sz w:val="19"/>
                 <w:szCs w:val="19"/>
               </w:rPr>
-              <w:t xml:space="preserve">EVT-01</w:t>
+              <w:t xml:space="preserve">ACC-02</w:t>
             </w:r>
           </w:p>
         </w:tc>
@@ -13217,7 +12456,7 @@
                 <w:sz w:val="19"/>
                 <w:szCs w:val="19"/>
               </w:rPr>
-              <w:t xml:space="preserve">Onboard an event-driven interface with an AsyncAPI contract</w:t>
+              <w:t xml:space="preserve">Sign in with departmental single sign-on</w:t>
             </w:r>
           </w:p>
         </w:tc>
@@ -13267,7 +12506,7 @@
                 <w:sz w:val="19"/>
                 <w:szCs w:val="19"/>
               </w:rPr>
-              <w:t xml:space="preserve">Should</w:t>
+              <w:t xml:space="preserve">Must</w:t>
             </w:r>
           </w:p>
         </w:tc>
@@ -13292,7 +12531,7 @@
                 <w:sz w:val="19"/>
                 <w:szCs w:val="19"/>
               </w:rPr>
-              <w:t xml:space="preserve">13</w:t>
+              <w:t xml:space="preserve">5</w:t>
             </w:r>
           </w:p>
         </w:tc>
@@ -13321,7 +12560,7 @@
                 <w:sz w:val="19"/>
                 <w:szCs w:val="19"/>
               </w:rPr>
-              <w:t xml:space="preserve">EVT-02</w:t>
+              <w:t xml:space="preserve">ADM-01</w:t>
             </w:r>
           </w:p>
         </w:tc>
@@ -13346,7 +12585,7 @@
                 <w:sz w:val="19"/>
                 <w:szCs w:val="19"/>
               </w:rPr>
-              <w:t xml:space="preserve">Browse the event catalogue</w:t>
+              <w:t xml:space="preserve">Sign in as an administrator with step-up authentication</w:t>
             </w:r>
           </w:p>
         </w:tc>
@@ -13371,7 +12610,7 @@
                 <w:sz w:val="19"/>
                 <w:szCs w:val="19"/>
               </w:rPr>
-              <w:t xml:space="preserve">Standard User</w:t>
+              <w:t xml:space="preserve">MFT Admin</w:t>
             </w:r>
           </w:p>
         </w:tc>
@@ -13396,7 +12635,7 @@
                 <w:sz w:val="19"/>
                 <w:szCs w:val="19"/>
               </w:rPr>
-              <w:t xml:space="preserve">Should</w:t>
+              <w:t xml:space="preserve">Must</w:t>
             </w:r>
           </w:p>
         </w:tc>
@@ -13421,7 +12660,7 @@
                 <w:sz w:val="19"/>
                 <w:szCs w:val="19"/>
               </w:rPr>
-              <w:t xml:space="preserve">8</w:t>
+              <w:t xml:space="preserve">5</w:t>
             </w:r>
           </w:p>
         </w:tc>
@@ -13450,7 +12689,7 @@
                 <w:sz w:val="19"/>
                 <w:szCs w:val="19"/>
               </w:rPr>
-              <w:t xml:space="preserve">EVT-03</w:t>
+              <w:t xml:space="preserve">ADM-04</w:t>
             </w:r>
           </w:p>
         </w:tc>
@@ -13475,7 +12714,7 @@
                 <w:sz w:val="19"/>
                 <w:szCs w:val="19"/>
               </w:rPr>
-              <w:t xml:space="preserve">Enforce schema compatibility through a registry</w:t>
+              <w:t xml:space="preserve">See the automated pre-check results before deciding</w:t>
             </w:r>
           </w:p>
         </w:tc>
@@ -13500,7 +12739,7 @@
                 <w:sz w:val="19"/>
                 <w:szCs w:val="19"/>
               </w:rPr>
-              <w:t xml:space="preserve">Platform Engineer</w:t>
+              <w:t xml:space="preserve">MFT Admin</w:t>
             </w:r>
           </w:p>
         </w:tc>
@@ -13525,7 +12764,7 @@
                 <w:sz w:val="19"/>
                 <w:szCs w:val="19"/>
               </w:rPr>
-              <w:t xml:space="preserve">Should</w:t>
+              <w:t xml:space="preserve">Must</w:t>
             </w:r>
           </w:p>
         </w:tc>
@@ -13579,7 +12818,7 @@
                 <w:sz w:val="19"/>
                 <w:szCs w:val="19"/>
               </w:rPr>
-              <w:t xml:space="preserve">EVT-04</w:t>
+              <w:t xml:space="preserve">DEC-04</w:t>
             </w:r>
           </w:p>
         </w:tc>
@@ -13604,7 +12843,7 @@
                 <w:sz w:val="19"/>
                 <w:szCs w:val="19"/>
               </w:rPr>
-              <w:t xml:space="preserve">Approve event interfaces with event-specific pre-checks</w:t>
+              <w:t xml:space="preserve">Approve conditionally, with binding conditions</w:t>
             </w:r>
           </w:p>
         </w:tc>
@@ -13654,6 +12893,264 @@
                 <w:sz w:val="19"/>
                 <w:szCs w:val="19"/>
               </w:rPr>
+              <w:t xml:space="preserve">Should</w:t>
+            </w:r>
+          </w:p>
+        </w:tc>
+        <w:tc>
+          <w:tcPr>
+            <w:tcW w:type="dxa" w:w="700"/>
+            <w:tcMar>
+              <w:top w:type="dxa" w:w="80"/>
+              <w:left w:type="dxa" w:w="110"/>
+              <w:bottom w:type="dxa" w:w="80"/>
+              <w:right w:type="dxa" w:w="110"/>
+            </w:tcMar>
+          </w:tcPr>
+          <w:p>
+            <w:pPr>
+              <w:spacing w:after="0"/>
+            </w:pPr>
+            <w:r>
+              <w:rPr>
+                <w:rFonts w:ascii="Calibri" w:cs="Calibri" w:eastAsia="Calibri" w:hAnsi="Calibri"/>
+                <w:color w:val="3D4653"/>
+                <w:sz w:val="19"/>
+                <w:szCs w:val="19"/>
+              </w:rPr>
+              <w:t xml:space="preserve">5</w:t>
+            </w:r>
+          </w:p>
+        </w:tc>
+      </w:tr>
+      <w:tr>
+        <w:tc>
+          <w:tcPr>
+            <w:tcW w:type="dxa" w:w="900"/>
+            <w:tcMar>
+              <w:top w:type="dxa" w:w="80"/>
+              <w:left w:type="dxa" w:w="110"/>
+              <w:bottom w:type="dxa" w:w="80"/>
+              <w:right w:type="dxa" w:w="110"/>
+            </w:tcMar>
+          </w:tcPr>
+          <w:p>
+            <w:pPr>
+              <w:spacing w:after="0"/>
+            </w:pPr>
+            <w:r>
+              <w:rPr>
+                <w:rFonts w:ascii="Calibri" w:cs="Calibri" w:eastAsia="Calibri" w:hAnsi="Calibri"/>
+                <w:b/>
+                <w:bCs/>
+                <w:color w:val="003D9E"/>
+                <w:sz w:val="19"/>
+                <w:szCs w:val="19"/>
+              </w:rPr>
+              <w:t xml:space="preserve">DEC-05</w:t>
+            </w:r>
+          </w:p>
+        </w:tc>
+        <w:tc>
+          <w:tcPr>
+            <w:tcW w:type="dxa" w:w="5300"/>
+            <w:tcMar>
+              <w:top w:type="dxa" w:w="80"/>
+              <w:left w:type="dxa" w:w="110"/>
+              <w:bottom w:type="dxa" w:w="80"/>
+              <w:right w:type="dxa" w:w="110"/>
+            </w:tcMar>
+          </w:tcPr>
+          <w:p>
+            <w:pPr>
+              <w:spacing w:after="0"/>
+            </w:pPr>
+            <w:r>
+              <w:rPr>
+                <w:rFonts w:ascii="Calibri" w:cs="Calibri" w:eastAsia="Calibri" w:hAnsi="Calibri"/>
+                <w:color w:val="3D4653"/>
+                <w:sz w:val="19"/>
+                <w:szCs w:val="19"/>
+              </w:rPr>
+              <w:t xml:space="preserve">Reassign or delegate a request to another approver</w:t>
+            </w:r>
+          </w:p>
+        </w:tc>
+        <w:tc>
+          <w:tcPr>
+            <w:tcW w:type="dxa" w:w="1560"/>
+            <w:tcMar>
+              <w:top w:type="dxa" w:w="80"/>
+              <w:left w:type="dxa" w:w="110"/>
+              <w:bottom w:type="dxa" w:w="80"/>
+              <w:right w:type="dxa" w:w="110"/>
+            </w:tcMar>
+          </w:tcPr>
+          <w:p>
+            <w:pPr>
+              <w:spacing w:after="0"/>
+            </w:pPr>
+            <w:r>
+              <w:rPr>
+                <w:rFonts w:ascii="Calibri" w:cs="Calibri" w:eastAsia="Calibri" w:hAnsi="Calibri"/>
+                <w:color w:val="3D4653"/>
+                <w:sz w:val="19"/>
+                <w:szCs w:val="19"/>
+              </w:rPr>
+              <w:t xml:space="preserve">MFT Admin</w:t>
+            </w:r>
+          </w:p>
+        </w:tc>
+        <w:tc>
+          <w:tcPr>
+            <w:tcW w:type="dxa" w:w="900"/>
+            <w:tcMar>
+              <w:top w:type="dxa" w:w="80"/>
+              <w:left w:type="dxa" w:w="110"/>
+              <w:bottom w:type="dxa" w:w="80"/>
+              <w:right w:type="dxa" w:w="110"/>
+            </w:tcMar>
+          </w:tcPr>
+          <w:p>
+            <w:pPr>
+              <w:spacing w:after="0"/>
+            </w:pPr>
+            <w:r>
+              <w:rPr>
+                <w:rFonts w:ascii="Calibri" w:cs="Calibri" w:eastAsia="Calibri" w:hAnsi="Calibri"/>
+                <w:color w:val="3D4653"/>
+                <w:sz w:val="19"/>
+                <w:szCs w:val="19"/>
+              </w:rPr>
+              <w:t xml:space="preserve">Should</w:t>
+            </w:r>
+          </w:p>
+        </w:tc>
+        <w:tc>
+          <w:tcPr>
+            <w:tcW w:type="dxa" w:w="700"/>
+            <w:tcMar>
+              <w:top w:type="dxa" w:w="80"/>
+              <w:left w:type="dxa" w:w="110"/>
+              <w:bottom w:type="dxa" w:w="80"/>
+              <w:right w:type="dxa" w:w="110"/>
+            </w:tcMar>
+          </w:tcPr>
+          <w:p>
+            <w:pPr>
+              <w:spacing w:after="0"/>
+            </w:pPr>
+            <w:r>
+              <w:rPr>
+                <w:rFonts w:ascii="Calibri" w:cs="Calibri" w:eastAsia="Calibri" w:hAnsi="Calibri"/>
+                <w:color w:val="3D4653"/>
+                <w:sz w:val="19"/>
+                <w:szCs w:val="19"/>
+              </w:rPr>
+              <w:t xml:space="preserve">3</w:t>
+            </w:r>
+          </w:p>
+        </w:tc>
+      </w:tr>
+      <w:tr>
+        <w:tc>
+          <w:tcPr>
+            <w:tcW w:type="dxa" w:w="900"/>
+            <w:tcMar>
+              <w:top w:type="dxa" w:w="80"/>
+              <w:left w:type="dxa" w:w="110"/>
+              <w:bottom w:type="dxa" w:w="80"/>
+              <w:right w:type="dxa" w:w="110"/>
+            </w:tcMar>
+          </w:tcPr>
+          <w:p>
+            <w:pPr>
+              <w:spacing w:after="0"/>
+            </w:pPr>
+            <w:r>
+              <w:rPr>
+                <w:rFonts w:ascii="Calibri" w:cs="Calibri" w:eastAsia="Calibri" w:hAnsi="Calibri"/>
+                <w:b/>
+                <w:bCs/>
+                <w:color w:val="003D9E"/>
+                <w:sz w:val="19"/>
+                <w:szCs w:val="19"/>
+              </w:rPr>
+              <w:t xml:space="preserve">DEC-07</w:t>
+            </w:r>
+          </w:p>
+        </w:tc>
+        <w:tc>
+          <w:tcPr>
+            <w:tcW w:type="dxa" w:w="5300"/>
+            <w:tcMar>
+              <w:top w:type="dxa" w:w="80"/>
+              <w:left w:type="dxa" w:w="110"/>
+              <w:bottom w:type="dxa" w:w="80"/>
+              <w:right w:type="dxa" w:w="110"/>
+            </w:tcMar>
+          </w:tcPr>
+          <w:p>
+            <w:pPr>
+              <w:spacing w:after="0"/>
+            </w:pPr>
+            <w:r>
+              <w:rPr>
+                <w:rFonts w:ascii="Calibri" w:cs="Calibri" w:eastAsia="Calibri" w:hAnsi="Calibri"/>
+                <w:color w:val="3D4653"/>
+                <w:sz w:val="19"/>
+                <w:szCs w:val="19"/>
+              </w:rPr>
+              <w:t xml:space="preserve">Fast-path approval for low-risk requests</w:t>
+            </w:r>
+          </w:p>
+        </w:tc>
+        <w:tc>
+          <w:tcPr>
+            <w:tcW w:type="dxa" w:w="1560"/>
+            <w:tcMar>
+              <w:top w:type="dxa" w:w="80"/>
+              <w:left w:type="dxa" w:w="110"/>
+              <w:bottom w:type="dxa" w:w="80"/>
+              <w:right w:type="dxa" w:w="110"/>
+            </w:tcMar>
+          </w:tcPr>
+          <w:p>
+            <w:pPr>
+              <w:spacing w:after="0"/>
+            </w:pPr>
+            <w:r>
+              <w:rPr>
+                <w:rFonts w:ascii="Calibri" w:cs="Calibri" w:eastAsia="Calibri" w:hAnsi="Calibri"/>
+                <w:color w:val="3D4653"/>
+                <w:sz w:val="19"/>
+                <w:szCs w:val="19"/>
+              </w:rPr>
+              <w:t xml:space="preserve">MFT Admin</w:t>
+            </w:r>
+          </w:p>
+        </w:tc>
+        <w:tc>
+          <w:tcPr>
+            <w:tcW w:type="dxa" w:w="900"/>
+            <w:tcMar>
+              <w:top w:type="dxa" w:w="80"/>
+              <w:left w:type="dxa" w:w="110"/>
+              <w:bottom w:type="dxa" w:w="80"/>
+              <w:right w:type="dxa" w:w="110"/>
+            </w:tcMar>
+          </w:tcPr>
+          <w:p>
+            <w:pPr>
+              <w:spacing w:after="0"/>
+            </w:pPr>
+            <w:r>
+              <w:rPr>
+                <w:rFonts w:ascii="Calibri" w:cs="Calibri" w:eastAsia="Calibri" w:hAnsi="Calibri"/>
+                <w:color w:val="3D4653"/>
+                <w:sz w:val="19"/>
+                <w:szCs w:val="19"/>
+              </w:rPr>
               <w:t xml:space="preserve">Could</w:t>
             </w:r>
           </w:p>
@@ -13680,6 +13177,393 @@
                 <w:szCs w:val="19"/>
               </w:rPr>
               <w:t xml:space="preserve">5</w:t>
+            </w:r>
+          </w:p>
+        </w:tc>
+      </w:tr>
+      <w:tr>
+        <w:tc>
+          <w:tcPr>
+            <w:tcW w:type="dxa" w:w="900"/>
+            <w:tcMar>
+              <w:top w:type="dxa" w:w="80"/>
+              <w:left w:type="dxa" w:w="110"/>
+              <w:bottom w:type="dxa" w:w="80"/>
+              <w:right w:type="dxa" w:w="110"/>
+            </w:tcMar>
+          </w:tcPr>
+          <w:p>
+            <w:pPr>
+              <w:spacing w:after="0"/>
+            </w:pPr>
+            <w:r>
+              <w:rPr>
+                <w:rFonts w:ascii="Calibri" w:cs="Calibri" w:eastAsia="Calibri" w:hAnsi="Calibri"/>
+                <w:b/>
+                <w:bCs/>
+                <w:color w:val="003D9E"/>
+                <w:sz w:val="19"/>
+                <w:szCs w:val="19"/>
+              </w:rPr>
+              <w:t xml:space="preserve">AUD-02</w:t>
+            </w:r>
+          </w:p>
+        </w:tc>
+        <w:tc>
+          <w:tcPr>
+            <w:tcW w:type="dxa" w:w="5300"/>
+            <w:tcMar>
+              <w:top w:type="dxa" w:w="80"/>
+              <w:left w:type="dxa" w:w="110"/>
+              <w:bottom w:type="dxa" w:w="80"/>
+              <w:right w:type="dxa" w:w="110"/>
+            </w:tcMar>
+          </w:tcPr>
+          <w:p>
+            <w:pPr>
+              <w:spacing w:after="0"/>
+            </w:pPr>
+            <w:r>
+              <w:rPr>
+                <w:rFonts w:ascii="Calibri" w:cs="Calibri" w:eastAsia="Calibri" w:hAnsi="Calibri"/>
+                <w:color w:val="3D4653"/>
+                <w:sz w:val="19"/>
+                <w:szCs w:val="19"/>
+              </w:rPr>
+              <w:t xml:space="preserve">Report on throughput, SLA and rejection reasons</w:t>
+            </w:r>
+          </w:p>
+        </w:tc>
+        <w:tc>
+          <w:tcPr>
+            <w:tcW w:type="dxa" w:w="1560"/>
+            <w:tcMar>
+              <w:top w:type="dxa" w:w="80"/>
+              <w:left w:type="dxa" w:w="110"/>
+              <w:bottom w:type="dxa" w:w="80"/>
+              <w:right w:type="dxa" w:w="110"/>
+            </w:tcMar>
+          </w:tcPr>
+          <w:p>
+            <w:pPr>
+              <w:spacing w:after="0"/>
+            </w:pPr>
+            <w:r>
+              <w:rPr>
+                <w:rFonts w:ascii="Calibri" w:cs="Calibri" w:eastAsia="Calibri" w:hAnsi="Calibri"/>
+                <w:color w:val="3D4653"/>
+                <w:sz w:val="19"/>
+                <w:szCs w:val="19"/>
+              </w:rPr>
+              <w:t xml:space="preserve">MFT Admin</w:t>
+            </w:r>
+          </w:p>
+        </w:tc>
+        <w:tc>
+          <w:tcPr>
+            <w:tcW w:type="dxa" w:w="900"/>
+            <w:tcMar>
+              <w:top w:type="dxa" w:w="80"/>
+              <w:left w:type="dxa" w:w="110"/>
+              <w:bottom w:type="dxa" w:w="80"/>
+              <w:right w:type="dxa" w:w="110"/>
+            </w:tcMar>
+          </w:tcPr>
+          <w:p>
+            <w:pPr>
+              <w:spacing w:after="0"/>
+            </w:pPr>
+            <w:r>
+              <w:rPr>
+                <w:rFonts w:ascii="Calibri" w:cs="Calibri" w:eastAsia="Calibri" w:hAnsi="Calibri"/>
+                <w:color w:val="3D4653"/>
+                <w:sz w:val="19"/>
+                <w:szCs w:val="19"/>
+              </w:rPr>
+              <w:t xml:space="preserve">Should</w:t>
+            </w:r>
+          </w:p>
+        </w:tc>
+        <w:tc>
+          <w:tcPr>
+            <w:tcW w:type="dxa" w:w="700"/>
+            <w:tcMar>
+              <w:top w:type="dxa" w:w="80"/>
+              <w:left w:type="dxa" w:w="110"/>
+              <w:bottom w:type="dxa" w:w="80"/>
+              <w:right w:type="dxa" w:w="110"/>
+            </w:tcMar>
+          </w:tcPr>
+          <w:p>
+            <w:pPr>
+              <w:spacing w:after="0"/>
+            </w:pPr>
+            <w:r>
+              <w:rPr>
+                <w:rFonts w:ascii="Calibri" w:cs="Calibri" w:eastAsia="Calibri" w:hAnsi="Calibri"/>
+                <w:color w:val="3D4653"/>
+                <w:sz w:val="19"/>
+                <w:szCs w:val="19"/>
+              </w:rPr>
+              <w:t xml:space="preserve">5</w:t>
+            </w:r>
+          </w:p>
+        </w:tc>
+      </w:tr>
+      <w:tr>
+        <w:tc>
+          <w:tcPr>
+            <w:tcW w:type="dxa" w:w="900"/>
+            <w:tcMar>
+              <w:top w:type="dxa" w:w="80"/>
+              <w:left w:type="dxa" w:w="110"/>
+              <w:bottom w:type="dxa" w:w="80"/>
+              <w:right w:type="dxa" w:w="110"/>
+            </w:tcMar>
+          </w:tcPr>
+          <w:p>
+            <w:pPr>
+              <w:spacing w:after="0"/>
+            </w:pPr>
+            <w:r>
+              <w:rPr>
+                <w:rFonts w:ascii="Calibri" w:cs="Calibri" w:eastAsia="Calibri" w:hAnsi="Calibri"/>
+                <w:b/>
+                <w:bCs/>
+                <w:color w:val="003D9E"/>
+                <w:sz w:val="19"/>
+                <w:szCs w:val="19"/>
+              </w:rPr>
+              <w:t xml:space="preserve">NFR-01</w:t>
+            </w:r>
+          </w:p>
+        </w:tc>
+        <w:tc>
+          <w:tcPr>
+            <w:tcW w:type="dxa" w:w="5300"/>
+            <w:tcMar>
+              <w:top w:type="dxa" w:w="80"/>
+              <w:left w:type="dxa" w:w="110"/>
+              <w:bottom w:type="dxa" w:w="80"/>
+              <w:right w:type="dxa" w:w="110"/>
+            </w:tcMar>
+          </w:tcPr>
+          <w:p>
+            <w:pPr>
+              <w:spacing w:after="0"/>
+            </w:pPr>
+            <w:r>
+              <w:rPr>
+                <w:rFonts w:ascii="Calibri" w:cs="Calibri" w:eastAsia="Calibri" w:hAnsi="Calibri"/>
+                <w:color w:val="3D4653"/>
+                <w:sz w:val="19"/>
+                <w:szCs w:val="19"/>
+              </w:rPr>
+              <w:t xml:space="preserve">Meet accessibility standards</w:t>
+            </w:r>
+          </w:p>
+        </w:tc>
+        <w:tc>
+          <w:tcPr>
+            <w:tcW w:type="dxa" w:w="1560"/>
+            <w:tcMar>
+              <w:top w:type="dxa" w:w="80"/>
+              <w:left w:type="dxa" w:w="110"/>
+              <w:bottom w:type="dxa" w:w="80"/>
+              <w:right w:type="dxa" w:w="110"/>
+            </w:tcMar>
+          </w:tcPr>
+          <w:p>
+            <w:pPr>
+              <w:spacing w:after="0"/>
+            </w:pPr>
+            <w:r>
+              <w:rPr>
+                <w:rFonts w:ascii="Calibri" w:cs="Calibri" w:eastAsia="Calibri" w:hAnsi="Calibri"/>
+                <w:color w:val="3D4653"/>
+                <w:sz w:val="19"/>
+                <w:szCs w:val="19"/>
+              </w:rPr>
+              <w:t xml:space="preserve">All</w:t>
+            </w:r>
+          </w:p>
+        </w:tc>
+        <w:tc>
+          <w:tcPr>
+            <w:tcW w:type="dxa" w:w="900"/>
+            <w:tcMar>
+              <w:top w:type="dxa" w:w="80"/>
+              <w:left w:type="dxa" w:w="110"/>
+              <w:bottom w:type="dxa" w:w="80"/>
+              <w:right w:type="dxa" w:w="110"/>
+            </w:tcMar>
+          </w:tcPr>
+          <w:p>
+            <w:pPr>
+              <w:spacing w:after="0"/>
+            </w:pPr>
+            <w:r>
+              <w:rPr>
+                <w:rFonts w:ascii="Calibri" w:cs="Calibri" w:eastAsia="Calibri" w:hAnsi="Calibri"/>
+                <w:color w:val="3D4653"/>
+                <w:sz w:val="19"/>
+                <w:szCs w:val="19"/>
+              </w:rPr>
+              <w:t xml:space="preserve">Must</w:t>
+            </w:r>
+          </w:p>
+        </w:tc>
+        <w:tc>
+          <w:tcPr>
+            <w:tcW w:type="dxa" w:w="700"/>
+            <w:tcMar>
+              <w:top w:type="dxa" w:w="80"/>
+              <w:left w:type="dxa" w:w="110"/>
+              <w:bottom w:type="dxa" w:w="80"/>
+              <w:right w:type="dxa" w:w="110"/>
+            </w:tcMar>
+          </w:tcPr>
+          <w:p>
+            <w:pPr>
+              <w:spacing w:after="0"/>
+            </w:pPr>
+            <w:r>
+              <w:rPr>
+                <w:rFonts w:ascii="Calibri" w:cs="Calibri" w:eastAsia="Calibri" w:hAnsi="Calibri"/>
+                <w:color w:val="3D4653"/>
+                <w:sz w:val="19"/>
+                <w:szCs w:val="19"/>
+              </w:rPr>
+              <w:t xml:space="preserve">5</w:t>
+            </w:r>
+          </w:p>
+        </w:tc>
+      </w:tr>
+      <w:tr>
+        <w:tc>
+          <w:tcPr>
+            <w:tcW w:type="dxa" w:w="900"/>
+            <w:tcMar>
+              <w:top w:type="dxa" w:w="80"/>
+              <w:left w:type="dxa" w:w="110"/>
+              <w:bottom w:type="dxa" w:w="80"/>
+              <w:right w:type="dxa" w:w="110"/>
+            </w:tcMar>
+          </w:tcPr>
+          <w:p>
+            <w:pPr>
+              <w:spacing w:after="0"/>
+            </w:pPr>
+            <w:r>
+              <w:rPr>
+                <w:rFonts w:ascii="Calibri" w:cs="Calibri" w:eastAsia="Calibri" w:hAnsi="Calibri"/>
+                <w:b/>
+                <w:bCs/>
+                <w:color w:val="003D9E"/>
+                <w:sz w:val="19"/>
+                <w:szCs w:val="19"/>
+              </w:rPr>
+              <w:t xml:space="preserve">NFR-02</w:t>
+            </w:r>
+          </w:p>
+        </w:tc>
+        <w:tc>
+          <w:tcPr>
+            <w:tcW w:type="dxa" w:w="5300"/>
+            <w:tcMar>
+              <w:top w:type="dxa" w:w="80"/>
+              <w:left w:type="dxa" w:w="110"/>
+              <w:bottom w:type="dxa" w:w="80"/>
+              <w:right w:type="dxa" w:w="110"/>
+            </w:tcMar>
+          </w:tcPr>
+          <w:p>
+            <w:pPr>
+              <w:spacing w:after="0"/>
+            </w:pPr>
+            <w:r>
+              <w:rPr>
+                <w:rFonts w:ascii="Calibri" w:cs="Calibri" w:eastAsia="Calibri" w:hAnsi="Calibri"/>
+                <w:color w:val="3D4653"/>
+                <w:sz w:val="19"/>
+                <w:szCs w:val="19"/>
+              </w:rPr>
+              <w:t xml:space="preserve">Meet performance and availability targets</w:t>
+            </w:r>
+          </w:p>
+        </w:tc>
+        <w:tc>
+          <w:tcPr>
+            <w:tcW w:type="dxa" w:w="1560"/>
+            <w:tcMar>
+              <w:top w:type="dxa" w:w="80"/>
+              <w:left w:type="dxa" w:w="110"/>
+              <w:bottom w:type="dxa" w:w="80"/>
+              <w:right w:type="dxa" w:w="110"/>
+            </w:tcMar>
+          </w:tcPr>
+          <w:p>
+            <w:pPr>
+              <w:spacing w:after="0"/>
+            </w:pPr>
+            <w:r>
+              <w:rPr>
+                <w:rFonts w:ascii="Calibri" w:cs="Calibri" w:eastAsia="Calibri" w:hAnsi="Calibri"/>
+                <w:color w:val="3D4653"/>
+                <w:sz w:val="19"/>
+                <w:szCs w:val="19"/>
+              </w:rPr>
+              <w:t xml:space="preserve">All</w:t>
+            </w:r>
+          </w:p>
+        </w:tc>
+        <w:tc>
+          <w:tcPr>
+            <w:tcW w:type="dxa" w:w="900"/>
+            <w:tcMar>
+              <w:top w:type="dxa" w:w="80"/>
+              <w:left w:type="dxa" w:w="110"/>
+              <w:bottom w:type="dxa" w:w="80"/>
+              <w:right w:type="dxa" w:w="110"/>
+            </w:tcMar>
+          </w:tcPr>
+          <w:p>
+            <w:pPr>
+              <w:spacing w:after="0"/>
+            </w:pPr>
+            <w:r>
+              <w:rPr>
+                <w:rFonts w:ascii="Calibri" w:cs="Calibri" w:eastAsia="Calibri" w:hAnsi="Calibri"/>
+                <w:color w:val="3D4653"/>
+                <w:sz w:val="19"/>
+                <w:szCs w:val="19"/>
+              </w:rPr>
+              <w:t xml:space="preserve">Should</w:t>
+            </w:r>
+          </w:p>
+        </w:tc>
+        <w:tc>
+          <w:tcPr>
+            <w:tcW w:type="dxa" w:w="700"/>
+            <w:tcMar>
+              <w:top w:type="dxa" w:w="80"/>
+              <w:left w:type="dxa" w:w="110"/>
+              <w:bottom w:type="dxa" w:w="80"/>
+              <w:right w:type="dxa" w:w="110"/>
+            </w:tcMar>
+          </w:tcPr>
+          <w:p>
+            <w:pPr>
+              <w:spacing w:after="0"/>
+            </w:pPr>
+            <w:r>
+              <w:rPr>
+                <w:rFonts w:ascii="Calibri" w:cs="Calibri" w:eastAsia="Calibri" w:hAnsi="Calibri"/>
+                <w:color w:val="3D4653"/>
+                <w:sz w:val="19"/>
+                <w:szCs w:val="19"/>
+              </w:rPr>
+              <w:t xml:space="preserve">3</w:t>
             </w:r>
           </w:p>
         </w:tc>
@@ -13699,7 +13583,7 @@
         <w:rPr>
           <w:rFonts w:ascii="Calibri" w:cs="Calibri" w:eastAsia="Calibri" w:hAnsi="Calibri"/>
         </w:rPr>
-        <w:t xml:space="preserve">10. P5 — Optimise, Automate &amp; Retire</w:t>
+        <w:t xml:space="preserve">10. P5 — Event-Driven Onboarding</w:t>
       </w:r>
     </w:p>
     <w:tbl>
@@ -13772,7 +13656,7 @@
                 <w:sz w:val="19"/>
                 <w:szCs w:val="19"/>
               </w:rPr>
-              <w:t xml:space="preserve">Weeks 49–60</w:t>
+              <w:t xml:space="preserve">W20–W24</w:t>
             </w:r>
           </w:p>
         </w:tc>
@@ -13825,7 +13709,7 @@
                 <w:sz w:val="19"/>
                 <w:szCs w:val="19"/>
               </w:rPr>
-              <w:t xml:space="preserve">Retire the legacy tail</w:t>
+              <w:t xml:space="preserve">The third pattern family · 5 weeks</w:t>
             </w:r>
           </w:p>
         </w:tc>
@@ -13878,7 +13762,7 @@
                 <w:sz w:val="19"/>
                 <w:szCs w:val="19"/>
               </w:rPr>
-              <w:t xml:space="preserve">6  (45 pts)</w:t>
+              <w:t xml:space="preserve">4  (34 pts)</w:t>
             </w:r>
           </w:p>
         </w:tc>
@@ -13887,7 +13771,7 @@
     <w:p>
       <w:pPr>
         <w:pBdr>
-          <w:left w:val="single" w:color="B3261E" w:sz="12" w:space="8"/>
+          <w:left w:val="single" w:color="C2410C" w:sz="12" w:space="8"/>
         </w:pBdr>
         <w:spacing w:after="140" w:before="160"/>
         <w:ind w:left="220"/>
@@ -13912,7 +13796,7 @@
           <w:sz w:val="21"/>
           <w:szCs w:val="21"/>
         </w:rPr>
-        <w:t xml:space="preserve">Make the estate self-maintaining, make its cost visible, and use the portal to industrialise the migration off the legacy integration estate.</w:t>
+        <w:t xml:space="preserve">Extend the same front door to event streaming: AsyncAPI contracts, a browsable event catalogue, and a schema registry that refuses an incompatible change.</w:t>
       </w:r>
     </w:p>
     <w:p>
@@ -13943,7 +13827,7 @@
           <w:sz w:val="20"/>
           <w:szCs w:val="20"/>
         </w:rPr>
-        <w:t xml:space="preserve">Interface health and usage dashboards for owners — not just for the platform team.</w:t>
+        <w:t xml:space="preserve">AsyncAPI contract upload, linting and publication.</w:t>
       </w:r>
     </w:p>
     <w:p>
@@ -13962,7 +13846,7 @@
           <w:sz w:val="20"/>
           <w:szCs w:val="20"/>
         </w:rPr>
-        <w:t xml:space="preserve">Cost transparency and chargeback by service line, so that volume has an owner.</w:t>
+        <w:t xml:space="preserve">Publisher onboarding: declare a topic, its event schema and its retention.</w:t>
       </w:r>
     </w:p>
     <w:p>
@@ -13981,7 +13865,7 @@
           <w:sz w:val="20"/>
           <w:szCs w:val="20"/>
         </w:rPr>
-        <w:t xml:space="preserve">Dormancy detection and automated recertification: an interface nobody has used and nobody will vouch for is retired.</w:t>
+        <w:t xml:space="preserve">Subscriber onboarding: browse the event catalogue, subscribe to a topic, receive credentials.</w:t>
       </w:r>
     </w:p>
     <w:p>
@@ -14000,7 +13884,19 @@
           <w:sz w:val="20"/>
           <w:szCs w:val="20"/>
         </w:rPr>
-        <w:t xml:space="preserve">Bulk onboarding: import a set of legacy interfaces and generate config rows in batch, for the migration off the legacy estate.</w:t>
+        <w:t xml:space="preserve">Schema registry with forward and backward compatibility enforcement.</w:t>
+      </w:r>
+    </w:p>
+    <w:p>
+      <w:pPr>
+        <w:pStyle w:val="Heading2"/>
+        <w:spacing w:after="120" w:before="240"/>
+      </w:pPr>
+      <w:r>
+        <w:rPr>
+          <w:rFonts w:ascii="Calibri" w:cs="Calibri" w:eastAsia="Calibri" w:hAnsi="Calibri"/>
+        </w:rPr>
+        <w:t xml:space="preserve">Explicitly not in this phase</w:t>
       </w:r>
     </w:p>
     <w:p>
@@ -14019,7 +13915,7 @@
           <w:sz w:val="20"/>
           <w:szCs w:val="20"/>
         </w:rPr>
-        <w:t xml:space="preserve">Change and decommission requests against live interfaces, with field-level diff for the approver.</w:t>
+        <w:t xml:space="preserve">Stream processing / transformation logic — that remains a build activity, not a self-service one.</w:t>
       </w:r>
     </w:p>
     <w:p>
@@ -14031,7 +13927,23 @@
         <w:rPr>
           <w:rFonts w:ascii="Calibri" w:cs="Calibri" w:eastAsia="Calibri" w:hAnsi="Calibri"/>
         </w:rPr>
-        <w:t xml:space="preserve">Explicitly not in this phase</w:t>
+        <w:t xml:space="preserve">The automation that builds it</w:t>
+      </w:r>
+    </w:p>
+    <w:p>
+      <w:pPr>
+        <w:spacing w:after="120" w:line="276"/>
+      </w:pPr>
+      <w:r>
+        <w:rPr>
+          <w:rFonts w:ascii="Calibri" w:cs="Calibri" w:eastAsia="Calibri" w:hAnsi="Calibri"/>
+          <w:i/>
+          <w:iCs/>
+          <w:color w:val="7A8493"/>
+          <w:sz w:val="19"/>
+          <w:szCs w:val="19"/>
+        </w:rPr>
+        <w:t xml:space="preserve">This is the part that makes Intelligrator a product rather than a form. Everything below happens without a human opening Boomi.</w:t>
       </w:r>
     </w:p>
     <w:p>
@@ -14050,35 +13962,7 @@
           <w:sz w:val="20"/>
           <w:szCs w:val="20"/>
         </w:rPr>
-        <w:t xml:space="preserve">Retirement of the legacy platform itself — a programme activity that this phase enables but does not own.</w:t>
-      </w:r>
-    </w:p>
-    <w:p>
-      <w:pPr>
-        <w:pStyle w:val="Heading2"/>
-        <w:spacing w:after="120" w:before="240"/>
-      </w:pPr>
-      <w:r>
-        <w:rPr>
-          <w:rFonts w:ascii="Calibri" w:cs="Calibri" w:eastAsia="Calibri" w:hAnsi="Calibri"/>
-        </w:rPr>
-        <w:t xml:space="preserve">The automation that builds it</w:t>
-      </w:r>
-    </w:p>
-    <w:p>
-      <w:pPr>
-        <w:spacing w:after="120" w:line="276"/>
-      </w:pPr>
-      <w:r>
-        <w:rPr>
-          <w:rFonts w:ascii="Calibri" w:cs="Calibri" w:eastAsia="Calibri" w:hAnsi="Calibri"/>
-          <w:i/>
-          <w:iCs/>
-          <w:color w:val="7A8493"/>
-          <w:sz w:val="19"/>
-          <w:szCs w:val="19"/>
-        </w:rPr>
-        <w:t xml:space="preserve">This is the part that makes Intelligrator a product rather than a form. Everything below happens without a human opening Boomi.</w:t>
+        <w:t xml:space="preserve">Topic, ACL and consumer group provisioned from the approved request as configuration.</w:t>
       </w:r>
     </w:p>
     <w:p>
@@ -14097,7 +13981,19 @@
           <w:sz w:val="20"/>
           <w:szCs w:val="20"/>
         </w:rPr>
-        <w:t xml:space="preserve">Dormancy job flags an unused interface, prompts the owner, and retires it on non-response — config row disabled, never deleted.</w:t>
+        <w:t xml:space="preserve">Schema registered and compatibility-checked automatically; an incompatible change is rejected at submission, not at runtime.</w:t>
+      </w:r>
+    </w:p>
+    <w:p>
+      <w:pPr>
+        <w:pStyle w:val="Heading2"/>
+        <w:spacing w:after="120" w:before="240"/>
+      </w:pPr>
+      <w:r>
+        <w:rPr>
+          <w:rFonts w:ascii="Calibri" w:cs="Calibri" w:eastAsia="Calibri" w:hAnsi="Calibri"/>
+        </w:rPr>
+        <w:t xml:space="preserve">Exit criteria — how you know it is done</w:t>
       </w:r>
     </w:p>
     <w:p>
@@ -14116,7 +14012,7 @@
           <w:sz w:val="20"/>
           <w:szCs w:val="20"/>
         </w:rPr>
-        <w:t xml:space="preserve">Bulk import validates a legacy interface inventory and generates config rows for approval in batch rather than one at a time.</w:t>
+        <w:t xml:space="preserve">A publisher and a subscriber are onboarded to a new topic entirely through the portal.</w:t>
       </w:r>
     </w:p>
     <w:p>
@@ -14135,76 +14031,7 @@
           <w:sz w:val="20"/>
           <w:szCs w:val="20"/>
         </w:rPr>
-        <w:t xml:space="preserve">Chargeback report generated automatically from actual transfer and call volumes.</w:t>
-      </w:r>
-    </w:p>
-    <w:p>
-      <w:pPr>
-        <w:pStyle w:val="Heading2"/>
-        <w:spacing w:after="120" w:before="240"/>
-      </w:pPr>
-      <w:r>
-        <w:rPr>
-          <w:rFonts w:ascii="Calibri" w:cs="Calibri" w:eastAsia="Calibri" w:hAnsi="Calibri"/>
-        </w:rPr>
-        <w:t xml:space="preserve">Exit criteria — how you know it is done</w:t>
-      </w:r>
-    </w:p>
-    <w:p>
-      <w:pPr>
-        <w:pStyle w:val="ListParagraph"/>
-        <w:numPr>
-          <w:ilvl w:val="0"/>
-          <w:numId w:val="2"/>
-        </w:numPr>
-        <w:spacing w:after="60" w:line="276"/>
-      </w:pPr>
-      <w:r>
-        <w:rPr>
-          <w:rFonts w:ascii="Calibri" w:cs="Calibri" w:eastAsia="Calibri" w:hAnsi="Calibri"/>
-          <w:color w:val="3D4653"/>
-          <w:sz w:val="20"/>
-          <w:szCs w:val="20"/>
-        </w:rPr>
-        <w:t xml:space="preserve">Every live interface has a named, currently-verified owner.</w:t>
-      </w:r>
-    </w:p>
-    <w:p>
-      <w:pPr>
-        <w:pStyle w:val="ListParagraph"/>
-        <w:numPr>
-          <w:ilvl w:val="0"/>
-          <w:numId w:val="2"/>
-        </w:numPr>
-        <w:spacing w:after="60" w:line="276"/>
-      </w:pPr>
-      <w:r>
-        <w:rPr>
-          <w:rFonts w:ascii="Calibri" w:cs="Calibri" w:eastAsia="Calibri" w:hAnsi="Calibri"/>
-          <w:color w:val="3D4653"/>
-          <w:sz w:val="20"/>
-          <w:szCs w:val="20"/>
-        </w:rPr>
-        <w:t xml:space="preserve">A legacy interface inventory can be migrated in batch, through the same approval controls as a single request.</w:t>
-      </w:r>
-    </w:p>
-    <w:p>
-      <w:pPr>
-        <w:pStyle w:val="ListParagraph"/>
-        <w:numPr>
-          <w:ilvl w:val="0"/>
-          <w:numId w:val="2"/>
-        </w:numPr>
-        <w:spacing w:after="60" w:line="276"/>
-      </w:pPr>
-      <w:r>
-        <w:rPr>
-          <w:rFonts w:ascii="Calibri" w:cs="Calibri" w:eastAsia="Calibri" w:hAnsi="Calibri"/>
-          <w:color w:val="3D4653"/>
-          <w:sz w:val="20"/>
-          <w:szCs w:val="20"/>
-        </w:rPr>
-        <w:t xml:space="preserve">The dormant tail of the estate is measurably shrinking, not growing.</w:t>
+        <w:t xml:space="preserve">An incompatible schema change is rejected before it can reach an environment.</w:t>
       </w:r>
     </w:p>
     <w:p>
@@ -14245,7 +14072,7 @@
         <w:tc>
           <w:tcPr>
             <w:tcW w:type="dxa" w:w="900"/>
-            <w:shd w:fill="B3261E" w:color="auto" w:val="clear"/>
+            <w:shd w:fill="C2410C" w:color="auto" w:val="clear"/>
             <w:tcMar>
               <w:top w:type="dxa" w:w="80"/>
               <w:left w:type="dxa" w:w="110"/>
@@ -14273,7 +14100,7 @@
         <w:tc>
           <w:tcPr>
             <w:tcW w:type="dxa" w:w="5300"/>
-            <w:shd w:fill="B3261E" w:color="auto" w:val="clear"/>
+            <w:shd w:fill="C2410C" w:color="auto" w:val="clear"/>
             <w:tcMar>
               <w:top w:type="dxa" w:w="80"/>
               <w:left w:type="dxa" w:w="110"/>
@@ -14301,7 +14128,7 @@
         <w:tc>
           <w:tcPr>
             <w:tcW w:type="dxa" w:w="1560"/>
-            <w:shd w:fill="B3261E" w:color="auto" w:val="clear"/>
+            <w:shd w:fill="C2410C" w:color="auto" w:val="clear"/>
             <w:tcMar>
               <w:top w:type="dxa" w:w="80"/>
               <w:left w:type="dxa" w:w="110"/>
@@ -14329,7 +14156,7 @@
         <w:tc>
           <w:tcPr>
             <w:tcW w:type="dxa" w:w="900"/>
-            <w:shd w:fill="B3261E" w:color="auto" w:val="clear"/>
+            <w:shd w:fill="C2410C" w:color="auto" w:val="clear"/>
             <w:tcMar>
               <w:top w:type="dxa" w:w="80"/>
               <w:left w:type="dxa" w:w="110"/>
@@ -14357,7 +14184,7 @@
         <w:tc>
           <w:tcPr>
             <w:tcW w:type="dxa" w:w="700"/>
-            <w:shd w:fill="B3261E" w:color="auto" w:val="clear"/>
+            <w:shd w:fill="C2410C" w:color="auto" w:val="clear"/>
             <w:tcMar>
               <w:top w:type="dxa" w:w="80"/>
               <w:left w:type="dxa" w:w="110"/>
@@ -14407,7 +14234,7 @@
                 <w:sz w:val="19"/>
                 <w:szCs w:val="19"/>
               </w:rPr>
-              <w:t xml:space="preserve">TRK-04</w:t>
+              <w:t xml:space="preserve">EVT-01</w:t>
             </w:r>
           </w:p>
         </w:tc>
@@ -14432,7 +14259,7 @@
                 <w:sz w:val="19"/>
                 <w:szCs w:val="19"/>
               </w:rPr>
-              <w:t xml:space="preserve">Amend a rejected request and resubmit</w:t>
+              <w:t xml:space="preserve">Onboard an event-driven interface with an AsyncAPI contract</w:t>
             </w:r>
           </w:p>
         </w:tc>
@@ -14507,7 +14334,7 @@
                 <w:sz w:val="19"/>
                 <w:szCs w:val="19"/>
               </w:rPr>
-              <w:t xml:space="preserve">3</w:t>
+              <w:t xml:space="preserve">13</w:t>
             </w:r>
           </w:p>
         </w:tc>
@@ -14536,7 +14363,7 @@
                 <w:sz w:val="19"/>
                 <w:szCs w:val="19"/>
               </w:rPr>
-              <w:t xml:space="preserve">TRK-06</w:t>
+              <w:t xml:space="preserve">EVT-02</w:t>
             </w:r>
           </w:p>
         </w:tc>
@@ -14561,7 +14388,7 @@
                 <w:sz w:val="19"/>
                 <w:szCs w:val="19"/>
               </w:rPr>
-              <w:t xml:space="preserve">Request a change or decommission of a live interface</w:t>
+              <w:t xml:space="preserve">Browse the event catalogue</w:t>
             </w:r>
           </w:p>
         </w:tc>
@@ -14636,7 +14463,7 @@
                 <w:sz w:val="19"/>
                 <w:szCs w:val="19"/>
               </w:rPr>
-              <w:t xml:space="preserve">5</w:t>
+              <w:t xml:space="preserve">8</w:t>
             </w:r>
           </w:p>
         </w:tc>
@@ -14665,7 +14492,7 @@
                 <w:sz w:val="19"/>
                 <w:szCs w:val="19"/>
               </w:rPr>
-              <w:t xml:space="preserve">OPS-01</w:t>
+              <w:t xml:space="preserve">EVT-03</w:t>
             </w:r>
           </w:p>
         </w:tc>
@@ -14690,7 +14517,7 @@
                 <w:sz w:val="19"/>
                 <w:szCs w:val="19"/>
               </w:rPr>
-              <w:t xml:space="preserve">See the health and usage of the interfaces I own</w:t>
+              <w:t xml:space="preserve">Enforce schema compatibility through a registry</w:t>
             </w:r>
           </w:p>
         </w:tc>
@@ -14715,7 +14542,7 @@
                 <w:sz w:val="19"/>
                 <w:szCs w:val="19"/>
               </w:rPr>
-              <w:t xml:space="preserve">Standard User</w:t>
+              <w:t xml:space="preserve">Platform Engineer</w:t>
             </w:r>
           </w:p>
         </w:tc>
@@ -14794,7 +14621,7 @@
                 <w:sz w:val="19"/>
                 <w:szCs w:val="19"/>
               </w:rPr>
-              <w:t xml:space="preserve">OPS-02</w:t>
+              <w:t xml:space="preserve">EVT-04</w:t>
             </w:r>
           </w:p>
         </w:tc>
@@ -14819,7 +14646,7 @@
                 <w:sz w:val="19"/>
                 <w:szCs w:val="19"/>
               </w:rPr>
-              <w:t xml:space="preserve">Make the cost of the estate visible by service line</w:t>
+              <w:t xml:space="preserve">Approve event interfaces with event-specific pre-checks</w:t>
             </w:r>
           </w:p>
         </w:tc>
@@ -14894,7 +14721,706 @@
                 <w:sz w:val="19"/>
                 <w:szCs w:val="19"/>
               </w:rPr>
-              <w:t xml:space="preserve">8</w:t>
+              <w:t xml:space="preserve">5</w:t>
+            </w:r>
+          </w:p>
+        </w:tc>
+      </w:tr>
+    </w:tbl>
+    <w:p>
+      <w:r>
+        <w:br w:type="page"/>
+      </w:r>
+    </w:p>
+    <w:p>
+      <w:pPr>
+        <w:pStyle w:val="Heading1"/>
+        <w:spacing w:after="120" w:before="240"/>
+      </w:pPr>
+      <w:r>
+        <w:rPr>
+          <w:rFonts w:ascii="Calibri" w:cs="Calibri" w:eastAsia="Calibri" w:hAnsi="Calibri"/>
+        </w:rPr>
+        <w:t xml:space="preserve">11. P6 — Optimise, Automate &amp; Retire</w:t>
+      </w:r>
+    </w:p>
+    <w:tbl>
+      <w:tblPr>
+        <w:tblW w:type="dxa" w:w="9360"/>
+        <w:tblBorders>
+          <w:top w:val="single" w:color="DFE4EA" w:sz="2"/>
+          <w:left w:val="single" w:color="DFE4EA" w:sz="2"/>
+          <w:bottom w:val="single" w:color="DFE4EA" w:sz="2"/>
+          <w:right w:val="single" w:color="DFE4EA" w:sz="2"/>
+          <w:insideH w:val="single" w:color="DFE4EA" w:sz="2"/>
+          <w:insideV w:val="single" w:color="DFE4EA" w:sz="2"/>
+        </w:tblBorders>
+      </w:tblPr>
+      <w:tblGrid>
+        <w:gridCol w:w="1100"/>
+        <w:gridCol w:w="1900"/>
+        <w:gridCol w:w="1000"/>
+        <w:gridCol w:w="2360"/>
+        <w:gridCol w:w="1000"/>
+        <w:gridCol w:w="2000"/>
+      </w:tblGrid>
+      <w:tr>
+        <w:tc>
+          <w:tcPr>
+            <w:tcW w:type="dxa" w:w="1100"/>
+            <w:shd w:fill="EEF2F7" w:color="auto" w:val="clear"/>
+            <w:tcMar>
+              <w:top w:type="dxa" w:w="80"/>
+              <w:left w:type="dxa" w:w="110"/>
+              <w:bottom w:type="dxa" w:w="80"/>
+              <w:right w:type="dxa" w:w="110"/>
+            </w:tcMar>
+          </w:tcPr>
+          <w:p>
+            <w:pPr>
+              <w:spacing w:after="0"/>
+            </w:pPr>
+            <w:r>
+              <w:rPr>
+                <w:rFonts w:ascii="Calibri" w:cs="Calibri" w:eastAsia="Calibri" w:hAnsi="Calibri"/>
+                <w:b/>
+                <w:bCs/>
+                <w:color w:val="3D4653"/>
+                <w:sz w:val="19"/>
+                <w:szCs w:val="19"/>
+              </w:rPr>
+              <w:t xml:space="preserve">Timing</w:t>
+            </w:r>
+          </w:p>
+        </w:tc>
+        <w:tc>
+          <w:tcPr>
+            <w:tcW w:type="dxa" w:w="1900"/>
+            <w:tcMar>
+              <w:top w:type="dxa" w:w="80"/>
+              <w:left w:type="dxa" w:w="110"/>
+              <w:bottom w:type="dxa" w:w="80"/>
+              <w:right w:type="dxa" w:w="110"/>
+            </w:tcMar>
+          </w:tcPr>
+          <w:p>
+            <w:pPr>
+              <w:spacing w:after="0"/>
+            </w:pPr>
+            <w:r>
+              <w:rPr>
+                <w:rFonts w:ascii="Calibri" w:cs="Calibri" w:eastAsia="Calibri" w:hAnsi="Calibri"/>
+                <w:color w:val="3D4653"/>
+                <w:sz w:val="19"/>
+                <w:szCs w:val="19"/>
+              </w:rPr>
+              <w:t xml:space="preserve">W25–W30</w:t>
+            </w:r>
+          </w:p>
+        </w:tc>
+        <w:tc>
+          <w:tcPr>
+            <w:tcW w:type="dxa" w:w="1000"/>
+            <w:shd w:fill="EEF2F7" w:color="auto" w:val="clear"/>
+            <w:tcMar>
+              <w:top w:type="dxa" w:w="80"/>
+              <w:left w:type="dxa" w:w="110"/>
+              <w:bottom w:type="dxa" w:w="80"/>
+              <w:right w:type="dxa" w:w="110"/>
+            </w:tcMar>
+          </w:tcPr>
+          <w:p>
+            <w:pPr>
+              <w:spacing w:after="0"/>
+            </w:pPr>
+            <w:r>
+              <w:rPr>
+                <w:rFonts w:ascii="Calibri" w:cs="Calibri" w:eastAsia="Calibri" w:hAnsi="Calibri"/>
+                <w:b/>
+                <w:bCs/>
+                <w:color w:val="3D4653"/>
+                <w:sz w:val="19"/>
+                <w:szCs w:val="19"/>
+              </w:rPr>
+              <w:t xml:space="preserve">Theme</w:t>
+            </w:r>
+          </w:p>
+        </w:tc>
+        <w:tc>
+          <w:tcPr>
+            <w:tcW w:type="dxa" w:w="2360"/>
+            <w:tcMar>
+              <w:top w:type="dxa" w:w="80"/>
+              <w:left w:type="dxa" w:w="110"/>
+              <w:bottom w:type="dxa" w:w="80"/>
+              <w:right w:type="dxa" w:w="110"/>
+            </w:tcMar>
+          </w:tcPr>
+          <w:p>
+            <w:pPr>
+              <w:spacing w:after="0"/>
+            </w:pPr>
+            <w:r>
+              <w:rPr>
+                <w:rFonts w:ascii="Calibri" w:cs="Calibri" w:eastAsia="Calibri" w:hAnsi="Calibri"/>
+                <w:color w:val="3D4653"/>
+                <w:sz w:val="19"/>
+                <w:szCs w:val="19"/>
+              </w:rPr>
+              <w:t xml:space="preserve">Retire the legacy tail · 6 weeks</w:t>
+            </w:r>
+          </w:p>
+        </w:tc>
+        <w:tc>
+          <w:tcPr>
+            <w:tcW w:type="dxa" w:w="1000"/>
+            <w:shd w:fill="EEF2F7" w:color="auto" w:val="clear"/>
+            <w:tcMar>
+              <w:top w:type="dxa" w:w="80"/>
+              <w:left w:type="dxa" w:w="110"/>
+              <w:bottom w:type="dxa" w:w="80"/>
+              <w:right w:type="dxa" w:w="110"/>
+            </w:tcMar>
+          </w:tcPr>
+          <w:p>
+            <w:pPr>
+              <w:spacing w:after="0"/>
+            </w:pPr>
+            <w:r>
+              <w:rPr>
+                <w:rFonts w:ascii="Calibri" w:cs="Calibri" w:eastAsia="Calibri" w:hAnsi="Calibri"/>
+                <w:b/>
+                <w:bCs/>
+                <w:color w:val="3D4653"/>
+                <w:sz w:val="19"/>
+                <w:szCs w:val="19"/>
+              </w:rPr>
+              <w:t xml:space="preserve">Stories</w:t>
+            </w:r>
+          </w:p>
+        </w:tc>
+        <w:tc>
+          <w:tcPr>
+            <w:tcW w:type="dxa" w:w="2000"/>
+            <w:tcMar>
+              <w:top w:type="dxa" w:w="80"/>
+              <w:left w:type="dxa" w:w="110"/>
+              <w:bottom w:type="dxa" w:w="80"/>
+              <w:right w:type="dxa" w:w="110"/>
+            </w:tcMar>
+          </w:tcPr>
+          <w:p>
+            <w:pPr>
+              <w:spacing w:after="0"/>
+            </w:pPr>
+            <w:r>
+              <w:rPr>
+                <w:rFonts w:ascii="Calibri" w:cs="Calibri" w:eastAsia="Calibri" w:hAnsi="Calibri"/>
+                <w:color w:val="3D4653"/>
+                <w:sz w:val="19"/>
+                <w:szCs w:val="19"/>
+              </w:rPr>
+              <w:t xml:space="preserve">6  (45 pts)</w:t>
+            </w:r>
+          </w:p>
+        </w:tc>
+      </w:tr>
+    </w:tbl>
+    <w:p>
+      <w:pPr>
+        <w:pBdr>
+          <w:left w:val="single" w:color="B3261E" w:sz="12" w:space="8"/>
+        </w:pBdr>
+        <w:spacing w:after="140" w:before="160"/>
+        <w:ind w:left="220"/>
+      </w:pPr>
+      <w:r>
+        <w:rPr>
+          <w:rFonts w:ascii="Calibri" w:cs="Calibri" w:eastAsia="Calibri" w:hAnsi="Calibri"/>
+          <w:b/>
+          <w:bCs/>
+          <w:color w:val="0F1723"/>
+          <w:sz w:val="21"/>
+          <w:szCs w:val="21"/>
+        </w:rPr>
+        <w:t xml:space="preserve">Goal.  </w:t>
+      </w:r>
+      <w:r>
+        <w:rPr>
+          <w:rFonts w:ascii="Calibri" w:cs="Calibri" w:eastAsia="Calibri" w:hAnsi="Calibri"/>
+          <w:i/>
+          <w:iCs/>
+          <w:color w:val="1C2430"/>
+          <w:sz w:val="21"/>
+          <w:szCs w:val="21"/>
+        </w:rPr>
+        <w:t xml:space="preserve">Make the estate self-maintaining, make its cost visible, and use the portal to industrialise the migration off the legacy integration estate.</w:t>
+      </w:r>
+    </w:p>
+    <w:p>
+      <w:pPr>
+        <w:pStyle w:val="Heading2"/>
+        <w:spacing w:after="120" w:before="240"/>
+      </w:pPr>
+      <w:r>
+        <w:rPr>
+          <w:rFonts w:ascii="Calibri" w:cs="Calibri" w:eastAsia="Calibri" w:hAnsi="Calibri"/>
+        </w:rPr>
+        <w:t xml:space="preserve">In scope</w:t>
+      </w:r>
+    </w:p>
+    <w:p>
+      <w:pPr>
+        <w:pStyle w:val="ListParagraph"/>
+        <w:numPr>
+          <w:ilvl w:val="0"/>
+          <w:numId w:val="2"/>
+        </w:numPr>
+        <w:spacing w:after="60" w:line="276"/>
+      </w:pPr>
+      <w:r>
+        <w:rPr>
+          <w:rFonts w:ascii="Calibri" w:cs="Calibri" w:eastAsia="Calibri" w:hAnsi="Calibri"/>
+          <w:color w:val="3D4653"/>
+          <w:sz w:val="20"/>
+          <w:szCs w:val="20"/>
+        </w:rPr>
+        <w:t xml:space="preserve">Interface health and usage dashboards for owners — not just for the platform team.</w:t>
+      </w:r>
+    </w:p>
+    <w:p>
+      <w:pPr>
+        <w:pStyle w:val="ListParagraph"/>
+        <w:numPr>
+          <w:ilvl w:val="0"/>
+          <w:numId w:val="2"/>
+        </w:numPr>
+        <w:spacing w:after="60" w:line="276"/>
+      </w:pPr>
+      <w:r>
+        <w:rPr>
+          <w:rFonts w:ascii="Calibri" w:cs="Calibri" w:eastAsia="Calibri" w:hAnsi="Calibri"/>
+          <w:color w:val="3D4653"/>
+          <w:sz w:val="20"/>
+          <w:szCs w:val="20"/>
+        </w:rPr>
+        <w:t xml:space="preserve">Cost transparency and chargeback by service line, so that volume has an owner.</w:t>
+      </w:r>
+    </w:p>
+    <w:p>
+      <w:pPr>
+        <w:pStyle w:val="ListParagraph"/>
+        <w:numPr>
+          <w:ilvl w:val="0"/>
+          <w:numId w:val="2"/>
+        </w:numPr>
+        <w:spacing w:after="60" w:line="276"/>
+      </w:pPr>
+      <w:r>
+        <w:rPr>
+          <w:rFonts w:ascii="Calibri" w:cs="Calibri" w:eastAsia="Calibri" w:hAnsi="Calibri"/>
+          <w:color w:val="3D4653"/>
+          <w:sz w:val="20"/>
+          <w:szCs w:val="20"/>
+        </w:rPr>
+        <w:t xml:space="preserve">Dormancy detection and automated recertification: an interface nobody uses and nobody will vouch for is retired.</w:t>
+      </w:r>
+    </w:p>
+    <w:p>
+      <w:pPr>
+        <w:pStyle w:val="ListParagraph"/>
+        <w:numPr>
+          <w:ilvl w:val="0"/>
+          <w:numId w:val="2"/>
+        </w:numPr>
+        <w:spacing w:after="60" w:line="276"/>
+      </w:pPr>
+      <w:r>
+        <w:rPr>
+          <w:rFonts w:ascii="Calibri" w:cs="Calibri" w:eastAsia="Calibri" w:hAnsi="Calibri"/>
+          <w:color w:val="3D4653"/>
+          <w:sz w:val="20"/>
+          <w:szCs w:val="20"/>
+        </w:rPr>
+        <w:t xml:space="preserve">Bulk onboarding: import a legacy interface inventory and generate config rows in batch.</w:t>
+      </w:r>
+    </w:p>
+    <w:p>
+      <w:pPr>
+        <w:pStyle w:val="ListParagraph"/>
+        <w:numPr>
+          <w:ilvl w:val="0"/>
+          <w:numId w:val="2"/>
+        </w:numPr>
+        <w:spacing w:after="60" w:line="276"/>
+      </w:pPr>
+      <w:r>
+        <w:rPr>
+          <w:rFonts w:ascii="Calibri" w:cs="Calibri" w:eastAsia="Calibri" w:hAnsi="Calibri"/>
+          <w:color w:val="3D4653"/>
+          <w:sz w:val="20"/>
+          <w:szCs w:val="20"/>
+        </w:rPr>
+        <w:t xml:space="preserve">Change and decommission requests against live interfaces, with field-level diff for the approver.</w:t>
+      </w:r>
+    </w:p>
+    <w:p>
+      <w:pPr>
+        <w:pStyle w:val="Heading2"/>
+        <w:spacing w:after="120" w:before="240"/>
+      </w:pPr>
+      <w:r>
+        <w:rPr>
+          <w:rFonts w:ascii="Calibri" w:cs="Calibri" w:eastAsia="Calibri" w:hAnsi="Calibri"/>
+        </w:rPr>
+        <w:t xml:space="preserve">Explicitly not in this phase</w:t>
+      </w:r>
+    </w:p>
+    <w:p>
+      <w:pPr>
+        <w:pStyle w:val="ListParagraph"/>
+        <w:numPr>
+          <w:ilvl w:val="0"/>
+          <w:numId w:val="2"/>
+        </w:numPr>
+        <w:spacing w:after="60" w:line="276"/>
+      </w:pPr>
+      <w:r>
+        <w:rPr>
+          <w:rFonts w:ascii="Calibri" w:cs="Calibri" w:eastAsia="Calibri" w:hAnsi="Calibri"/>
+          <w:color w:val="3D4653"/>
+          <w:sz w:val="20"/>
+          <w:szCs w:val="20"/>
+        </w:rPr>
+        <w:t xml:space="preserve">Retirement of the legacy platform itself — a programme activity this phase enables but does not own.</w:t>
+      </w:r>
+    </w:p>
+    <w:p>
+      <w:pPr>
+        <w:pStyle w:val="Heading2"/>
+        <w:spacing w:after="120" w:before="240"/>
+      </w:pPr>
+      <w:r>
+        <w:rPr>
+          <w:rFonts w:ascii="Calibri" w:cs="Calibri" w:eastAsia="Calibri" w:hAnsi="Calibri"/>
+        </w:rPr>
+        <w:t xml:space="preserve">The automation that builds it</w:t>
+      </w:r>
+    </w:p>
+    <w:p>
+      <w:pPr>
+        <w:spacing w:after="120" w:line="276"/>
+      </w:pPr>
+      <w:r>
+        <w:rPr>
+          <w:rFonts w:ascii="Calibri" w:cs="Calibri" w:eastAsia="Calibri" w:hAnsi="Calibri"/>
+          <w:i/>
+          <w:iCs/>
+          <w:color w:val="7A8493"/>
+          <w:sz w:val="19"/>
+          <w:szCs w:val="19"/>
+        </w:rPr>
+        <w:t xml:space="preserve">This is the part that makes Intelligrator a product rather than a form. Everything below happens without a human opening Boomi.</w:t>
+      </w:r>
+    </w:p>
+    <w:p>
+      <w:pPr>
+        <w:pStyle w:val="ListParagraph"/>
+        <w:numPr>
+          <w:ilvl w:val="0"/>
+          <w:numId w:val="2"/>
+        </w:numPr>
+        <w:spacing w:after="60" w:line="276"/>
+      </w:pPr>
+      <w:r>
+        <w:rPr>
+          <w:rFonts w:ascii="Calibri" w:cs="Calibri" w:eastAsia="Calibri" w:hAnsi="Calibri"/>
+          <w:color w:val="3D4653"/>
+          <w:sz w:val="20"/>
+          <w:szCs w:val="20"/>
+        </w:rPr>
+        <w:t xml:space="preserve">Dormancy job flags an unused interface, prompts the owner, and retires it on non-response — config row disabled, never deleted.</w:t>
+      </w:r>
+    </w:p>
+    <w:p>
+      <w:pPr>
+        <w:pStyle w:val="ListParagraph"/>
+        <w:numPr>
+          <w:ilvl w:val="0"/>
+          <w:numId w:val="2"/>
+        </w:numPr>
+        <w:spacing w:after="60" w:line="276"/>
+      </w:pPr>
+      <w:r>
+        <w:rPr>
+          <w:rFonts w:ascii="Calibri" w:cs="Calibri" w:eastAsia="Calibri" w:hAnsi="Calibri"/>
+          <w:color w:val="3D4653"/>
+          <w:sz w:val="20"/>
+          <w:szCs w:val="20"/>
+        </w:rPr>
+        <w:t xml:space="preserve">Bulk import validates a legacy inventory and generates config rows for approval in batch rather than one at a time.</w:t>
+      </w:r>
+    </w:p>
+    <w:p>
+      <w:pPr>
+        <w:pStyle w:val="ListParagraph"/>
+        <w:numPr>
+          <w:ilvl w:val="0"/>
+          <w:numId w:val="2"/>
+        </w:numPr>
+        <w:spacing w:after="60" w:line="276"/>
+      </w:pPr>
+      <w:r>
+        <w:rPr>
+          <w:rFonts w:ascii="Calibri" w:cs="Calibri" w:eastAsia="Calibri" w:hAnsi="Calibri"/>
+          <w:color w:val="3D4653"/>
+          <w:sz w:val="20"/>
+          <w:szCs w:val="20"/>
+        </w:rPr>
+        <w:t xml:space="preserve">Chargeback report generated automatically from actual transfer and call volumes.</w:t>
+      </w:r>
+    </w:p>
+    <w:p>
+      <w:pPr>
+        <w:pStyle w:val="Heading2"/>
+        <w:spacing w:after="120" w:before="240"/>
+      </w:pPr>
+      <w:r>
+        <w:rPr>
+          <w:rFonts w:ascii="Calibri" w:cs="Calibri" w:eastAsia="Calibri" w:hAnsi="Calibri"/>
+        </w:rPr>
+        <w:t xml:space="preserve">Exit criteria — how you know it is done</w:t>
+      </w:r>
+    </w:p>
+    <w:p>
+      <w:pPr>
+        <w:pStyle w:val="ListParagraph"/>
+        <w:numPr>
+          <w:ilvl w:val="0"/>
+          <w:numId w:val="2"/>
+        </w:numPr>
+        <w:spacing w:after="60" w:line="276"/>
+      </w:pPr>
+      <w:r>
+        <w:rPr>
+          <w:rFonts w:ascii="Calibri" w:cs="Calibri" w:eastAsia="Calibri" w:hAnsi="Calibri"/>
+          <w:color w:val="3D4653"/>
+          <w:sz w:val="20"/>
+          <w:szCs w:val="20"/>
+        </w:rPr>
+        <w:t xml:space="preserve">Every live interface has a named, currently-verified owner.</w:t>
+      </w:r>
+    </w:p>
+    <w:p>
+      <w:pPr>
+        <w:pStyle w:val="ListParagraph"/>
+        <w:numPr>
+          <w:ilvl w:val="0"/>
+          <w:numId w:val="2"/>
+        </w:numPr>
+        <w:spacing w:after="60" w:line="276"/>
+      </w:pPr>
+      <w:r>
+        <w:rPr>
+          <w:rFonts w:ascii="Calibri" w:cs="Calibri" w:eastAsia="Calibri" w:hAnsi="Calibri"/>
+          <w:color w:val="3D4653"/>
+          <w:sz w:val="20"/>
+          <w:szCs w:val="20"/>
+        </w:rPr>
+        <w:t xml:space="preserve">A legacy inventory can be migrated in batch through the same approval controls as a single request.</w:t>
+      </w:r>
+    </w:p>
+    <w:p>
+      <w:pPr>
+        <w:pStyle w:val="ListParagraph"/>
+        <w:numPr>
+          <w:ilvl w:val="0"/>
+          <w:numId w:val="2"/>
+        </w:numPr>
+        <w:spacing w:after="60" w:line="276"/>
+      </w:pPr>
+      <w:r>
+        <w:rPr>
+          <w:rFonts w:ascii="Calibri" w:cs="Calibri" w:eastAsia="Calibri" w:hAnsi="Calibri"/>
+          <w:color w:val="3D4653"/>
+          <w:sz w:val="20"/>
+          <w:szCs w:val="20"/>
+        </w:rPr>
+        <w:t xml:space="preserve">The dormant tail of the estate is measurably shrinking, not growing.</w:t>
+      </w:r>
+    </w:p>
+    <w:p>
+      <w:pPr>
+        <w:pStyle w:val="Heading2"/>
+        <w:spacing w:after="120" w:before="240"/>
+      </w:pPr>
+      <w:r>
+        <w:rPr>
+          <w:rFonts w:ascii="Calibri" w:cs="Calibri" w:eastAsia="Calibri" w:hAnsi="Calibri"/>
+        </w:rPr>
+        <w:t xml:space="preserve">Backlog</w:t>
+      </w:r>
+    </w:p>
+    <w:tbl>
+      <w:tblPr>
+        <w:tblW w:type="dxa" w:w="9360"/>
+        <w:tblBorders>
+          <w:top w:val="single" w:color="DFE4EA" w:sz="2"/>
+          <w:left w:val="single" w:color="DFE4EA" w:sz="2"/>
+          <w:bottom w:val="single" w:color="DFE4EA" w:sz="2"/>
+          <w:right w:val="single" w:color="DFE4EA" w:sz="2"/>
+          <w:insideH w:val="single" w:color="DFE4EA" w:sz="2"/>
+          <w:insideV w:val="single" w:color="DFE4EA" w:sz="2"/>
+        </w:tblBorders>
+      </w:tblPr>
+      <w:tblGrid>
+        <w:gridCol w:w="900"/>
+        <w:gridCol w:w="5300"/>
+        <w:gridCol w:w="1560"/>
+        <w:gridCol w:w="900"/>
+        <w:gridCol w:w="700"/>
+      </w:tblGrid>
+      <w:tr>
+        <w:trPr>
+          <w:tblHeader/>
+        </w:trPr>
+        <w:tc>
+          <w:tcPr>
+            <w:tcW w:type="dxa" w:w="900"/>
+            <w:shd w:fill="B3261E" w:color="auto" w:val="clear"/>
+            <w:tcMar>
+              <w:top w:type="dxa" w:w="80"/>
+              <w:left w:type="dxa" w:w="110"/>
+              <w:bottom w:type="dxa" w:w="80"/>
+              <w:right w:type="dxa" w:w="110"/>
+            </w:tcMar>
+          </w:tcPr>
+          <w:p>
+            <w:pPr>
+              <w:spacing w:after="0"/>
+            </w:pPr>
+            <w:r>
+              <w:rPr>
+                <w:rFonts w:ascii="Calibri" w:cs="Calibri" w:eastAsia="Calibri" w:hAnsi="Calibri"/>
+                <w:b/>
+                <w:bCs/>
+                <w:color w:val="FFFFFF"/>
+                <w:sz w:val="18"/>
+                <w:szCs w:val="18"/>
+              </w:rPr>
+              <w:t xml:space="preserve">ID</w:t>
+            </w:r>
+          </w:p>
+        </w:tc>
+        <w:tc>
+          <w:tcPr>
+            <w:tcW w:type="dxa" w:w="5300"/>
+            <w:shd w:fill="B3261E" w:color="auto" w:val="clear"/>
+            <w:tcMar>
+              <w:top w:type="dxa" w:w="80"/>
+              <w:left w:type="dxa" w:w="110"/>
+              <w:bottom w:type="dxa" w:w="80"/>
+              <w:right w:type="dxa" w:w="110"/>
+            </w:tcMar>
+          </w:tcPr>
+          <w:p>
+            <w:pPr>
+              <w:spacing w:after="0"/>
+            </w:pPr>
+            <w:r>
+              <w:rPr>
+                <w:rFonts w:ascii="Calibri" w:cs="Calibri" w:eastAsia="Calibri" w:hAnsi="Calibri"/>
+                <w:b/>
+                <w:bCs/>
+                <w:color w:val="FFFFFF"/>
+                <w:sz w:val="18"/>
+                <w:szCs w:val="18"/>
+              </w:rPr>
+              <w:t xml:space="preserve">Story</w:t>
+            </w:r>
+          </w:p>
+        </w:tc>
+        <w:tc>
+          <w:tcPr>
+            <w:tcW w:type="dxa" w:w="1560"/>
+            <w:shd w:fill="B3261E" w:color="auto" w:val="clear"/>
+            <w:tcMar>
+              <w:top w:type="dxa" w:w="80"/>
+              <w:left w:type="dxa" w:w="110"/>
+              <w:bottom w:type="dxa" w:w="80"/>
+              <w:right w:type="dxa" w:w="110"/>
+            </w:tcMar>
+          </w:tcPr>
+          <w:p>
+            <w:pPr>
+              <w:spacing w:after="0"/>
+            </w:pPr>
+            <w:r>
+              <w:rPr>
+                <w:rFonts w:ascii="Calibri" w:cs="Calibri" w:eastAsia="Calibri" w:hAnsi="Calibri"/>
+                <w:b/>
+                <w:bCs/>
+                <w:color w:val="FFFFFF"/>
+                <w:sz w:val="18"/>
+                <w:szCs w:val="18"/>
+              </w:rPr>
+              <w:t xml:space="preserve">Persona</w:t>
+            </w:r>
+          </w:p>
+        </w:tc>
+        <w:tc>
+          <w:tcPr>
+            <w:tcW w:type="dxa" w:w="900"/>
+            <w:shd w:fill="B3261E" w:color="auto" w:val="clear"/>
+            <w:tcMar>
+              <w:top w:type="dxa" w:w="80"/>
+              <w:left w:type="dxa" w:w="110"/>
+              <w:bottom w:type="dxa" w:w="80"/>
+              <w:right w:type="dxa" w:w="110"/>
+            </w:tcMar>
+          </w:tcPr>
+          <w:p>
+            <w:pPr>
+              <w:spacing w:after="0"/>
+            </w:pPr>
+            <w:r>
+              <w:rPr>
+                <w:rFonts w:ascii="Calibri" w:cs="Calibri" w:eastAsia="Calibri" w:hAnsi="Calibri"/>
+                <w:b/>
+                <w:bCs/>
+                <w:color w:val="FFFFFF"/>
+                <w:sz w:val="18"/>
+                <w:szCs w:val="18"/>
+              </w:rPr>
+              <w:t xml:space="preserve">Pri</w:t>
+            </w:r>
+          </w:p>
+        </w:tc>
+        <w:tc>
+          <w:tcPr>
+            <w:tcW w:type="dxa" w:w="700"/>
+            <w:shd w:fill="B3261E" w:color="auto" w:val="clear"/>
+            <w:tcMar>
+              <w:top w:type="dxa" w:w="80"/>
+              <w:left w:type="dxa" w:w="110"/>
+              <w:bottom w:type="dxa" w:w="80"/>
+              <w:right w:type="dxa" w:w="110"/>
+            </w:tcMar>
+          </w:tcPr>
+          <w:p>
+            <w:pPr>
+              <w:spacing w:after="0"/>
+            </w:pPr>
+            <w:r>
+              <w:rPr>
+                <w:rFonts w:ascii="Calibri" w:cs="Calibri" w:eastAsia="Calibri" w:hAnsi="Calibri"/>
+                <w:b/>
+                <w:bCs/>
+                <w:color w:val="FFFFFF"/>
+                <w:sz w:val="18"/>
+                <w:szCs w:val="18"/>
+              </w:rPr>
+              <w:t xml:space="preserve">Pts</w:t>
             </w:r>
           </w:p>
         </w:tc>
@@ -14923,7 +15449,7 @@
                 <w:sz w:val="19"/>
                 <w:szCs w:val="19"/>
               </w:rPr>
-              <w:t xml:space="preserve">OPS-03</w:t>
+              <w:t xml:space="preserve">TRK-04</w:t>
             </w:r>
           </w:p>
         </w:tc>
@@ -14948,7 +15474,7 @@
                 <w:sz w:val="19"/>
                 <w:szCs w:val="19"/>
               </w:rPr>
-              <w:t xml:space="preserve">Detect dormancy and force recertification</w:t>
+              <w:t xml:space="preserve">Amend a rejected request and resubmit</w:t>
             </w:r>
           </w:p>
         </w:tc>
@@ -14973,7 +15499,7 @@
                 <w:sz w:val="19"/>
                 <w:szCs w:val="19"/>
               </w:rPr>
-              <w:t xml:space="preserve">MFT Admin</w:t>
+              <w:t xml:space="preserve">Standard User</w:t>
             </w:r>
           </w:p>
         </w:tc>
@@ -15023,7 +15549,7 @@
                 <w:sz w:val="19"/>
                 <w:szCs w:val="19"/>
               </w:rPr>
-              <w:t xml:space="preserve">8</w:t>
+              <w:t xml:space="preserve">3</w:t>
             </w:r>
           </w:p>
         </w:tc>
@@ -15052,6 +15578,522 @@
                 <w:sz w:val="19"/>
                 <w:szCs w:val="19"/>
               </w:rPr>
+              <w:t xml:space="preserve">TRK-06</w:t>
+            </w:r>
+          </w:p>
+        </w:tc>
+        <w:tc>
+          <w:tcPr>
+            <w:tcW w:type="dxa" w:w="5300"/>
+            <w:tcMar>
+              <w:top w:type="dxa" w:w="80"/>
+              <w:left w:type="dxa" w:w="110"/>
+              <w:bottom w:type="dxa" w:w="80"/>
+              <w:right w:type="dxa" w:w="110"/>
+            </w:tcMar>
+          </w:tcPr>
+          <w:p>
+            <w:pPr>
+              <w:spacing w:after="0"/>
+            </w:pPr>
+            <w:r>
+              <w:rPr>
+                <w:rFonts w:ascii="Calibri" w:cs="Calibri" w:eastAsia="Calibri" w:hAnsi="Calibri"/>
+                <w:color w:val="3D4653"/>
+                <w:sz w:val="19"/>
+                <w:szCs w:val="19"/>
+              </w:rPr>
+              <w:t xml:space="preserve">Request a change or decommission of a live interface</w:t>
+            </w:r>
+          </w:p>
+        </w:tc>
+        <w:tc>
+          <w:tcPr>
+            <w:tcW w:type="dxa" w:w="1560"/>
+            <w:tcMar>
+              <w:top w:type="dxa" w:w="80"/>
+              <w:left w:type="dxa" w:w="110"/>
+              <w:bottom w:type="dxa" w:w="80"/>
+              <w:right w:type="dxa" w:w="110"/>
+            </w:tcMar>
+          </w:tcPr>
+          <w:p>
+            <w:pPr>
+              <w:spacing w:after="0"/>
+            </w:pPr>
+            <w:r>
+              <w:rPr>
+                <w:rFonts w:ascii="Calibri" w:cs="Calibri" w:eastAsia="Calibri" w:hAnsi="Calibri"/>
+                <w:color w:val="3D4653"/>
+                <w:sz w:val="19"/>
+                <w:szCs w:val="19"/>
+              </w:rPr>
+              <w:t xml:space="preserve">Standard User</w:t>
+            </w:r>
+          </w:p>
+        </w:tc>
+        <w:tc>
+          <w:tcPr>
+            <w:tcW w:type="dxa" w:w="900"/>
+            <w:tcMar>
+              <w:top w:type="dxa" w:w="80"/>
+              <w:left w:type="dxa" w:w="110"/>
+              <w:bottom w:type="dxa" w:w="80"/>
+              <w:right w:type="dxa" w:w="110"/>
+            </w:tcMar>
+          </w:tcPr>
+          <w:p>
+            <w:pPr>
+              <w:spacing w:after="0"/>
+            </w:pPr>
+            <w:r>
+              <w:rPr>
+                <w:rFonts w:ascii="Calibri" w:cs="Calibri" w:eastAsia="Calibri" w:hAnsi="Calibri"/>
+                <w:color w:val="3D4653"/>
+                <w:sz w:val="19"/>
+                <w:szCs w:val="19"/>
+              </w:rPr>
+              <w:t xml:space="preserve">Should</w:t>
+            </w:r>
+          </w:p>
+        </w:tc>
+        <w:tc>
+          <w:tcPr>
+            <w:tcW w:type="dxa" w:w="700"/>
+            <w:tcMar>
+              <w:top w:type="dxa" w:w="80"/>
+              <w:left w:type="dxa" w:w="110"/>
+              <w:bottom w:type="dxa" w:w="80"/>
+              <w:right w:type="dxa" w:w="110"/>
+            </w:tcMar>
+          </w:tcPr>
+          <w:p>
+            <w:pPr>
+              <w:spacing w:after="0"/>
+            </w:pPr>
+            <w:r>
+              <w:rPr>
+                <w:rFonts w:ascii="Calibri" w:cs="Calibri" w:eastAsia="Calibri" w:hAnsi="Calibri"/>
+                <w:color w:val="3D4653"/>
+                <w:sz w:val="19"/>
+                <w:szCs w:val="19"/>
+              </w:rPr>
+              <w:t xml:space="preserve">5</w:t>
+            </w:r>
+          </w:p>
+        </w:tc>
+      </w:tr>
+      <w:tr>
+        <w:tc>
+          <w:tcPr>
+            <w:tcW w:type="dxa" w:w="900"/>
+            <w:tcMar>
+              <w:top w:type="dxa" w:w="80"/>
+              <w:left w:type="dxa" w:w="110"/>
+              <w:bottom w:type="dxa" w:w="80"/>
+              <w:right w:type="dxa" w:w="110"/>
+            </w:tcMar>
+          </w:tcPr>
+          <w:p>
+            <w:pPr>
+              <w:spacing w:after="0"/>
+            </w:pPr>
+            <w:r>
+              <w:rPr>
+                <w:rFonts w:ascii="Calibri" w:cs="Calibri" w:eastAsia="Calibri" w:hAnsi="Calibri"/>
+                <w:b/>
+                <w:bCs/>
+                <w:color w:val="003D9E"/>
+                <w:sz w:val="19"/>
+                <w:szCs w:val="19"/>
+              </w:rPr>
+              <w:t xml:space="preserve">OPS-01</w:t>
+            </w:r>
+          </w:p>
+        </w:tc>
+        <w:tc>
+          <w:tcPr>
+            <w:tcW w:type="dxa" w:w="5300"/>
+            <w:tcMar>
+              <w:top w:type="dxa" w:w="80"/>
+              <w:left w:type="dxa" w:w="110"/>
+              <w:bottom w:type="dxa" w:w="80"/>
+              <w:right w:type="dxa" w:w="110"/>
+            </w:tcMar>
+          </w:tcPr>
+          <w:p>
+            <w:pPr>
+              <w:spacing w:after="0"/>
+            </w:pPr>
+            <w:r>
+              <w:rPr>
+                <w:rFonts w:ascii="Calibri" w:cs="Calibri" w:eastAsia="Calibri" w:hAnsi="Calibri"/>
+                <w:color w:val="3D4653"/>
+                <w:sz w:val="19"/>
+                <w:szCs w:val="19"/>
+              </w:rPr>
+              <w:t xml:space="preserve">See the health and usage of the interfaces I own</w:t>
+            </w:r>
+          </w:p>
+        </w:tc>
+        <w:tc>
+          <w:tcPr>
+            <w:tcW w:type="dxa" w:w="1560"/>
+            <w:tcMar>
+              <w:top w:type="dxa" w:w="80"/>
+              <w:left w:type="dxa" w:w="110"/>
+              <w:bottom w:type="dxa" w:w="80"/>
+              <w:right w:type="dxa" w:w="110"/>
+            </w:tcMar>
+          </w:tcPr>
+          <w:p>
+            <w:pPr>
+              <w:spacing w:after="0"/>
+            </w:pPr>
+            <w:r>
+              <w:rPr>
+                <w:rFonts w:ascii="Calibri" w:cs="Calibri" w:eastAsia="Calibri" w:hAnsi="Calibri"/>
+                <w:color w:val="3D4653"/>
+                <w:sz w:val="19"/>
+                <w:szCs w:val="19"/>
+              </w:rPr>
+              <w:t xml:space="preserve">Standard User</w:t>
+            </w:r>
+          </w:p>
+        </w:tc>
+        <w:tc>
+          <w:tcPr>
+            <w:tcW w:type="dxa" w:w="900"/>
+            <w:tcMar>
+              <w:top w:type="dxa" w:w="80"/>
+              <w:left w:type="dxa" w:w="110"/>
+              <w:bottom w:type="dxa" w:w="80"/>
+              <w:right w:type="dxa" w:w="110"/>
+            </w:tcMar>
+          </w:tcPr>
+          <w:p>
+            <w:pPr>
+              <w:spacing w:after="0"/>
+            </w:pPr>
+            <w:r>
+              <w:rPr>
+                <w:rFonts w:ascii="Calibri" w:cs="Calibri" w:eastAsia="Calibri" w:hAnsi="Calibri"/>
+                <w:color w:val="3D4653"/>
+                <w:sz w:val="19"/>
+                <w:szCs w:val="19"/>
+              </w:rPr>
+              <w:t xml:space="preserve">Should</w:t>
+            </w:r>
+          </w:p>
+        </w:tc>
+        <w:tc>
+          <w:tcPr>
+            <w:tcW w:type="dxa" w:w="700"/>
+            <w:tcMar>
+              <w:top w:type="dxa" w:w="80"/>
+              <w:left w:type="dxa" w:w="110"/>
+              <w:bottom w:type="dxa" w:w="80"/>
+              <w:right w:type="dxa" w:w="110"/>
+            </w:tcMar>
+          </w:tcPr>
+          <w:p>
+            <w:pPr>
+              <w:spacing w:after="0"/>
+            </w:pPr>
+            <w:r>
+              <w:rPr>
+                <w:rFonts w:ascii="Calibri" w:cs="Calibri" w:eastAsia="Calibri" w:hAnsi="Calibri"/>
+                <w:color w:val="3D4653"/>
+                <w:sz w:val="19"/>
+                <w:szCs w:val="19"/>
+              </w:rPr>
+              <w:t xml:space="preserve">8</w:t>
+            </w:r>
+          </w:p>
+        </w:tc>
+      </w:tr>
+      <w:tr>
+        <w:tc>
+          <w:tcPr>
+            <w:tcW w:type="dxa" w:w="900"/>
+            <w:tcMar>
+              <w:top w:type="dxa" w:w="80"/>
+              <w:left w:type="dxa" w:w="110"/>
+              <w:bottom w:type="dxa" w:w="80"/>
+              <w:right w:type="dxa" w:w="110"/>
+            </w:tcMar>
+          </w:tcPr>
+          <w:p>
+            <w:pPr>
+              <w:spacing w:after="0"/>
+            </w:pPr>
+            <w:r>
+              <w:rPr>
+                <w:rFonts w:ascii="Calibri" w:cs="Calibri" w:eastAsia="Calibri" w:hAnsi="Calibri"/>
+                <w:b/>
+                <w:bCs/>
+                <w:color w:val="003D9E"/>
+                <w:sz w:val="19"/>
+                <w:szCs w:val="19"/>
+              </w:rPr>
+              <w:t xml:space="preserve">OPS-02</w:t>
+            </w:r>
+          </w:p>
+        </w:tc>
+        <w:tc>
+          <w:tcPr>
+            <w:tcW w:type="dxa" w:w="5300"/>
+            <w:tcMar>
+              <w:top w:type="dxa" w:w="80"/>
+              <w:left w:type="dxa" w:w="110"/>
+              <w:bottom w:type="dxa" w:w="80"/>
+              <w:right w:type="dxa" w:w="110"/>
+            </w:tcMar>
+          </w:tcPr>
+          <w:p>
+            <w:pPr>
+              <w:spacing w:after="0"/>
+            </w:pPr>
+            <w:r>
+              <w:rPr>
+                <w:rFonts w:ascii="Calibri" w:cs="Calibri" w:eastAsia="Calibri" w:hAnsi="Calibri"/>
+                <w:color w:val="3D4653"/>
+                <w:sz w:val="19"/>
+                <w:szCs w:val="19"/>
+              </w:rPr>
+              <w:t xml:space="preserve">Make the cost of the estate visible by service line</w:t>
+            </w:r>
+          </w:p>
+        </w:tc>
+        <w:tc>
+          <w:tcPr>
+            <w:tcW w:type="dxa" w:w="1560"/>
+            <w:tcMar>
+              <w:top w:type="dxa" w:w="80"/>
+              <w:left w:type="dxa" w:w="110"/>
+              <w:bottom w:type="dxa" w:w="80"/>
+              <w:right w:type="dxa" w:w="110"/>
+            </w:tcMar>
+          </w:tcPr>
+          <w:p>
+            <w:pPr>
+              <w:spacing w:after="0"/>
+            </w:pPr>
+            <w:r>
+              <w:rPr>
+                <w:rFonts w:ascii="Calibri" w:cs="Calibri" w:eastAsia="Calibri" w:hAnsi="Calibri"/>
+                <w:color w:val="3D4653"/>
+                <w:sz w:val="19"/>
+                <w:szCs w:val="19"/>
+              </w:rPr>
+              <w:t xml:space="preserve">MFT Admin</w:t>
+            </w:r>
+          </w:p>
+        </w:tc>
+        <w:tc>
+          <w:tcPr>
+            <w:tcW w:type="dxa" w:w="900"/>
+            <w:tcMar>
+              <w:top w:type="dxa" w:w="80"/>
+              <w:left w:type="dxa" w:w="110"/>
+              <w:bottom w:type="dxa" w:w="80"/>
+              <w:right w:type="dxa" w:w="110"/>
+            </w:tcMar>
+          </w:tcPr>
+          <w:p>
+            <w:pPr>
+              <w:spacing w:after="0"/>
+            </w:pPr>
+            <w:r>
+              <w:rPr>
+                <w:rFonts w:ascii="Calibri" w:cs="Calibri" w:eastAsia="Calibri" w:hAnsi="Calibri"/>
+                <w:color w:val="3D4653"/>
+                <w:sz w:val="19"/>
+                <w:szCs w:val="19"/>
+              </w:rPr>
+              <w:t xml:space="preserve">Could</w:t>
+            </w:r>
+          </w:p>
+        </w:tc>
+        <w:tc>
+          <w:tcPr>
+            <w:tcW w:type="dxa" w:w="700"/>
+            <w:tcMar>
+              <w:top w:type="dxa" w:w="80"/>
+              <w:left w:type="dxa" w:w="110"/>
+              <w:bottom w:type="dxa" w:w="80"/>
+              <w:right w:type="dxa" w:w="110"/>
+            </w:tcMar>
+          </w:tcPr>
+          <w:p>
+            <w:pPr>
+              <w:spacing w:after="0"/>
+            </w:pPr>
+            <w:r>
+              <w:rPr>
+                <w:rFonts w:ascii="Calibri" w:cs="Calibri" w:eastAsia="Calibri" w:hAnsi="Calibri"/>
+                <w:color w:val="3D4653"/>
+                <w:sz w:val="19"/>
+                <w:szCs w:val="19"/>
+              </w:rPr>
+              <w:t xml:space="preserve">8</w:t>
+            </w:r>
+          </w:p>
+        </w:tc>
+      </w:tr>
+      <w:tr>
+        <w:tc>
+          <w:tcPr>
+            <w:tcW w:type="dxa" w:w="900"/>
+            <w:tcMar>
+              <w:top w:type="dxa" w:w="80"/>
+              <w:left w:type="dxa" w:w="110"/>
+              <w:bottom w:type="dxa" w:w="80"/>
+              <w:right w:type="dxa" w:w="110"/>
+            </w:tcMar>
+          </w:tcPr>
+          <w:p>
+            <w:pPr>
+              <w:spacing w:after="0"/>
+            </w:pPr>
+            <w:r>
+              <w:rPr>
+                <w:rFonts w:ascii="Calibri" w:cs="Calibri" w:eastAsia="Calibri" w:hAnsi="Calibri"/>
+                <w:b/>
+                <w:bCs/>
+                <w:color w:val="003D9E"/>
+                <w:sz w:val="19"/>
+                <w:szCs w:val="19"/>
+              </w:rPr>
+              <w:t xml:space="preserve">OPS-03</w:t>
+            </w:r>
+          </w:p>
+        </w:tc>
+        <w:tc>
+          <w:tcPr>
+            <w:tcW w:type="dxa" w:w="5300"/>
+            <w:tcMar>
+              <w:top w:type="dxa" w:w="80"/>
+              <w:left w:type="dxa" w:w="110"/>
+              <w:bottom w:type="dxa" w:w="80"/>
+              <w:right w:type="dxa" w:w="110"/>
+            </w:tcMar>
+          </w:tcPr>
+          <w:p>
+            <w:pPr>
+              <w:spacing w:after="0"/>
+            </w:pPr>
+            <w:r>
+              <w:rPr>
+                <w:rFonts w:ascii="Calibri" w:cs="Calibri" w:eastAsia="Calibri" w:hAnsi="Calibri"/>
+                <w:color w:val="3D4653"/>
+                <w:sz w:val="19"/>
+                <w:szCs w:val="19"/>
+              </w:rPr>
+              <w:t xml:space="preserve">Detect dormancy and force recertification</w:t>
+            </w:r>
+          </w:p>
+        </w:tc>
+        <w:tc>
+          <w:tcPr>
+            <w:tcW w:type="dxa" w:w="1560"/>
+            <w:tcMar>
+              <w:top w:type="dxa" w:w="80"/>
+              <w:left w:type="dxa" w:w="110"/>
+              <w:bottom w:type="dxa" w:w="80"/>
+              <w:right w:type="dxa" w:w="110"/>
+            </w:tcMar>
+          </w:tcPr>
+          <w:p>
+            <w:pPr>
+              <w:spacing w:after="0"/>
+            </w:pPr>
+            <w:r>
+              <w:rPr>
+                <w:rFonts w:ascii="Calibri" w:cs="Calibri" w:eastAsia="Calibri" w:hAnsi="Calibri"/>
+                <w:color w:val="3D4653"/>
+                <w:sz w:val="19"/>
+                <w:szCs w:val="19"/>
+              </w:rPr>
+              <w:t xml:space="preserve">MFT Admin</w:t>
+            </w:r>
+          </w:p>
+        </w:tc>
+        <w:tc>
+          <w:tcPr>
+            <w:tcW w:type="dxa" w:w="900"/>
+            <w:tcMar>
+              <w:top w:type="dxa" w:w="80"/>
+              <w:left w:type="dxa" w:w="110"/>
+              <w:bottom w:type="dxa" w:w="80"/>
+              <w:right w:type="dxa" w:w="110"/>
+            </w:tcMar>
+          </w:tcPr>
+          <w:p>
+            <w:pPr>
+              <w:spacing w:after="0"/>
+            </w:pPr>
+            <w:r>
+              <w:rPr>
+                <w:rFonts w:ascii="Calibri" w:cs="Calibri" w:eastAsia="Calibri" w:hAnsi="Calibri"/>
+                <w:color w:val="3D4653"/>
+                <w:sz w:val="19"/>
+                <w:szCs w:val="19"/>
+              </w:rPr>
+              <w:t xml:space="preserve">Should</w:t>
+            </w:r>
+          </w:p>
+        </w:tc>
+        <w:tc>
+          <w:tcPr>
+            <w:tcW w:type="dxa" w:w="700"/>
+            <w:tcMar>
+              <w:top w:type="dxa" w:w="80"/>
+              <w:left w:type="dxa" w:w="110"/>
+              <w:bottom w:type="dxa" w:w="80"/>
+              <w:right w:type="dxa" w:w="110"/>
+            </w:tcMar>
+          </w:tcPr>
+          <w:p>
+            <w:pPr>
+              <w:spacing w:after="0"/>
+            </w:pPr>
+            <w:r>
+              <w:rPr>
+                <w:rFonts w:ascii="Calibri" w:cs="Calibri" w:eastAsia="Calibri" w:hAnsi="Calibri"/>
+                <w:color w:val="3D4653"/>
+                <w:sz w:val="19"/>
+                <w:szCs w:val="19"/>
+              </w:rPr>
+              <w:t xml:space="preserve">8</w:t>
+            </w:r>
+          </w:p>
+        </w:tc>
+      </w:tr>
+      <w:tr>
+        <w:tc>
+          <w:tcPr>
+            <w:tcW w:type="dxa" w:w="900"/>
+            <w:tcMar>
+              <w:top w:type="dxa" w:w="80"/>
+              <w:left w:type="dxa" w:w="110"/>
+              <w:bottom w:type="dxa" w:w="80"/>
+              <w:right w:type="dxa" w:w="110"/>
+            </w:tcMar>
+          </w:tcPr>
+          <w:p>
+            <w:pPr>
+              <w:spacing w:after="0"/>
+            </w:pPr>
+            <w:r>
+              <w:rPr>
+                <w:rFonts w:ascii="Calibri" w:cs="Calibri" w:eastAsia="Calibri" w:hAnsi="Calibri"/>
+                <w:b/>
+                <w:bCs/>
+                <w:color w:val="003D9E"/>
+                <w:sz w:val="19"/>
+                <w:szCs w:val="19"/>
+              </w:rPr>
               <w:t xml:space="preserve">OPS-04</w:t>
             </w:r>
           </w:p>
@@ -15172,7 +16214,7 @@
         <w:rPr>
           <w:rFonts w:ascii="Calibri" w:cs="Calibri" w:eastAsia="Calibri" w:hAnsi="Calibri"/>
         </w:rPr>
-        <w:t xml:space="preserve">11. Challenges and responses</w:t>
+        <w:t xml:space="preserve">12. Challenges and responses</w:t>
       </w:r>
     </w:p>
     <w:p>
@@ -15202,7 +16244,7 @@
           <w:sz w:val="21"/>
           <w:szCs w:val="21"/>
         </w:rPr>
-        <w:t xml:space="preserve">Challenge: Username and password in the MVP, for a tax authority. Is that acceptable?</w:t>
+        <w:t xml:space="preserve">Challenge: Username, password and 2FA in the MVP, for a tax authority. Is that acceptable?</w:t>
       </w:r>
     </w:p>
     <w:p>
@@ -15216,7 +16258,7 @@
           <w:sz w:val="21"/>
           <w:szCs w:val="21"/>
         </w:rPr>
-        <w:t xml:space="preserve">For an internal, invitation-only pilot onboarding non-production interfaces — yes, and it buys perhaps six to eight weeks of schedule. For production interfaces carrying real data — no. Two things make this safe rather than merely fast. First, Phase 0 builds a pluggable authentication abstraction (ACC-06 AC6), so Phase 3 swaps in SSO by configuration, not by rebuild; if that abstraction is dropped to save time, the whole argument collapses and you will rebuild. Second, local accounts are admin-approved, domain-restricted and never long-lived (ACC-07). Recommendation: gate the MVP so that it cannot provision a Production interface until Phase 3 lands. If the programme will not accept that gate, pull SSO forward into Phase 1 and accept the delay — do not simply hope.</w:t>
+        <w:t xml:space="preserve">For an internal, invitation-only pilot onboarding non-production interfaces — yes, and adding TOTP 2FA at sign-in (ACC-08) closes the biggest hole a password-only login would leave. Two things keep it safe rather than merely fast. First, Phase 0 builds a pluggable authentication abstraction, so Phase 4 swaps in enterprise SSO by configuration, not by rebuild; drop that abstraction to save time and the whole argument collapses. Second, local accounts are admin-approved, domain-restricted and never long-lived (ACC-07). Recommendation: gate the MVP so it cannot provision a Production interface until SSO and the full pre-check engine land in Phase 4. If the programme will not accept that gate, pull SSO forward and accept the schedule hit — do not simply hope.</w:t>
       </w:r>
     </w:p>
     <w:p>
@@ -15232,7 +16274,7 @@
           <w:sz w:val="21"/>
           <w:szCs w:val="21"/>
         </w:rPr>
-        <w:t xml:space="preserve">Challenge: The mashup capability is where "config over construction" goes to die. What stops it?</w:t>
+        <w:t xml:space="preserve">Challenge: Phase 3 (mashup) is where "config over construction" goes to die. What stops it?</w:t>
       </w:r>
     </w:p>
     <w:p>
@@ -15246,7 +16288,7 @@
           <w:sz w:val="21"/>
           <w:szCs w:val="21"/>
         </w:rPr>
-        <w:t xml:space="preserve">Nothing, unless it is designed in. A mashup is an orchestration, and the instinctive Boomi answer is a new process per mashup — at which point you have rebuilt the sprawl you are migrating away from, in a newer product. API-10 AC6 is the line: the composition is a declarative specification executed by ONE generic orchestration engine, exactly as an MFT config row is executed by one generic MFT engine. API-11 AC2 is the second line: transformations come from a governed library, not from arbitrary scripting. The moment someone is allowed to drop a Groovy step into a mashup, the principle is gone. Expect that request in month four and decide the answer now, not then.</w:t>
+        <w:t xml:space="preserve">Nothing, unless it is designed in. A mashup is an orchestration, and the instinctive Boomi answer is a new process per mashup — at which point you have rebuilt the sprawl you are migrating away from, in a newer product. API-10 AC6 is the line: the composition is a declarative specification executed by ONE generic orchestration engine, exactly as an MFT config row is executed by one generic MFT engine. API-11 AC2 is the second line: transformations come from a governed library, not arbitrary scripting. Expect the first request for a script step in the back half of Phase 3, and decide the answer now.</w:t>
       </w:r>
     </w:p>
     <w:p>
@@ -15262,7 +16304,7 @@
           <w:sz w:val="21"/>
           <w:szCs w:val="21"/>
         </w:rPr>
-        <w:t xml:space="preserve">Challenge: Should the MVP really include the build automation, or just the request form?</w:t>
+        <w:t xml:space="preserve">Challenge: SSO and governance (Phase 4) start around the three-month mark and overlap the mashup build. Is running the API estate on MVP-grade controls for that long acceptable?</w:t>
       </w:r>
     </w:p>
     <w:p>
@@ -15276,7 +16318,7 @@
           <w:sz w:val="21"/>
           <w:szCs w:val="21"/>
         </w:rPr>
-        <w:t xml:space="preserve">It must include the automation. A portal that captures a request and then hands a spreadsheet to the platform team is a nicer-looking ticket queue — and the business case for Intelligrator is not "prettier tickets", it is lead time and the removal of per-interface build. If Phase 1 ships without PRV-01, the MVP has not tested the hypothesis the product exists to test. Cut scope from the form (fewer protocols, SFTP only) before you cut it from the automation.</w:t>
+        <w:t xml:space="preserve">It is the real risk in this schedule. Phases 2 and 3 stand up an API and mashup estate that, until Phase 4 lands at week 19, is governed only by the MVP controls: admin-approved 2FA accounts, segregation of duties, the audit trail and basic pre-checks — not the full pre-check engine, not step-up MFA at the decision, not SSO. Running SSO as a parallel identity track from week 14 is realistic (identity is a different squad from API build), but the exposure is weeks 6–19. Recommendation: keep everything built in Phases 2 and 3 in non-production until Phase 4 completes, or pull the pre-check engine (ADM-04) forward into Phase 2. This is an SRO decision, taken now, not discovered at a gate review.</w:t>
       </w:r>
     </w:p>
     <w:p>
@@ -15292,7 +16334,7 @@
           <w:sz w:val="21"/>
           <w:szCs w:val="21"/>
         </w:rPr>
-        <w:t xml:space="preserve">Challenge: Six phases over sixty weeks. Is the sequence right?</w:t>
+        <w:t xml:space="preserve">Challenge: Should the MVP really include the build automation, or just the request form?</w:t>
       </w:r>
     </w:p>
     <w:p>
@@ -15306,7 +16348,7 @@
           <w:sz w:val="21"/>
           <w:szCs w:val="21"/>
         </w:rPr>
-        <w:t xml:space="preserve">The debatable one is Phase 3 sitting after Phase 2. It means the API build capability lands before enterprise SSO and the full pre-check engine — which is uncomfortable. The argument for it is that Phase 2 is where the value and the political capital are, and that the Phase 1 controls (admin-approved accounts, segregation of duties, audit trail, basic pre-checks) are adequate for a governed pilot. The argument against is that an API estate is harder to retrofit governance onto than an MFT estate. If the security assurance position will not tolerate it, swap Phases 2 and 3. That is a decision for the SRO, and it should be taken explicitly rather than discovered at a gate review.</w:t>
+        <w:t xml:space="preserve">It must include the automation. A portal that captures a request and then hands a spreadsheet to the platform team is a nicer-looking ticket queue — and the business case for Intelligrator is not "prettier tickets", it is lead time and the removal of per-interface build. If Phase 1 ships without PRV-01, the MVP has not tested the hypothesis the product exists to test. Cut scope from the form (SFTP only, fewer options) before you cut it from the automation.</w:t>
       </w:r>
     </w:p>
     <w:p>
@@ -15336,7 +16378,7 @@
           <w:sz w:val="21"/>
           <w:szCs w:val="21"/>
         </w:rPr>
-        <w:t xml:space="preserve">The config schema (Phase 0). Every later phase reads from it. If it is designed narrowly around SFTP because that is what the MVP needs, then Phase 2 will bolt an API table onto the side, Phase 4 will bolt an event table onto the side, and by Phase 5 you have three products sharing a login page. Design the schema for all three pattern families in Phase 0, even though only one is implemented. That is four weeks of thinking that saves a rewrite.</w:t>
+        <w:t xml:space="preserve">The config schema in Phase 0. Every later phase reads from it. If it is designed narrowly around SFTP because that is what the MVP needs, then Phase 2 bolts an API table onto the side, Phase 5 bolts an event table onto the side, and by Phase 6 you have three products sharing a login page. Design the schema for all three pattern families in Phase 0, even though only file transfer is implemented. Two weeks is tight for that; protect the thinking time.</w:t>
       </w:r>
     </w:p>
     <w:sectPr>
